--- a/docs/ПМИ_KeyKeep_Android.docx
+++ b/docs/ПМИ_KeyKeep_Android.docx
@@ -28,23 +28,24 @@
           <w:color w:val="555555"/>
           <w:sz w:val="17"/>
         </w:rPr>
-        <w:t>Версия для испытаний: 0.270826.01  |  Дата: 27.08.2026  |  Статусы: соответствует / частично / не соответствует</w:t>
+        <w:t>Версия для испытаний: 0.270826.02  |  Дата: 27.08.2026  |  Статусы: соответствует / частично / не соответствует</w:t>
       </w:r>
     </w:p>
     <w:tbl>
       <w:tblPr>
         <w:tblStyle w:val="TableGrid"/>
-        <w:tblW w:type="dxa" w:w="9360"/>
+        <w:tblW w:type="dxa" w:w="14500"/>
         <w:jc w:val="left"/>
         <w:tblLayout w:type="fixed"/>
         <w:tblLook w:firstColumn="1" w:firstRow="1" w:lastColumn="0" w:lastRow="0" w:noHBand="0" w:noVBand="1" w:val="04A0"/>
         <w:tblInd w:w="120" w:type="dxa"/>
       </w:tblPr>
       <w:tblGrid>
-        <w:gridCol w:w="420"/>
-        <w:gridCol w:w="2220"/>
-        <w:gridCol w:w="1130"/>
-        <w:gridCol w:w="5590"/>
+        <w:gridCol w:w="440"/>
+        <w:gridCol w:w="2560"/>
+        <w:gridCol w:w="1280"/>
+        <w:gridCol w:w="5300"/>
+        <w:gridCol w:w="4920"/>
       </w:tblGrid>
       <w:tr>
         <w:trPr>
@@ -52,7 +53,7 @@
         </w:trPr>
         <w:tc>
           <w:tcPr>
-            <w:tcW w:type="dxa" w:w="420"/>
+            <w:tcW w:type="dxa" w:w="440"/>
             <w:vAlign w:val="center"/>
             <w:tcMar>
               <w:top w:w="70" w:type="dxa"/>
@@ -81,7 +82,7 @@
         </w:tc>
         <w:tc>
           <w:tcPr>
-            <w:tcW w:type="dxa" w:w="2220"/>
+            <w:tcW w:type="dxa" w:w="2560"/>
             <w:vAlign w:val="center"/>
             <w:tcMar>
               <w:top w:w="70" w:type="dxa"/>
@@ -110,7 +111,7 @@
         </w:tc>
         <w:tc>
           <w:tcPr>
-            <w:tcW w:type="dxa" w:w="1130"/>
+            <w:tcW w:type="dxa" w:w="1280"/>
             <w:vAlign w:val="center"/>
             <w:tcMar>
               <w:top w:w="70" w:type="dxa"/>
@@ -139,7 +140,7 @@
         </w:tc>
         <w:tc>
           <w:tcPr>
-            <w:tcW w:type="dxa" w:w="5590"/>
+            <w:tcW w:type="dxa" w:w="5300"/>
             <w:vAlign w:val="center"/>
             <w:tcMar>
               <w:top w:w="70" w:type="dxa"/>
@@ -163,6 +164,35 @@
                 <w:sz w:val="17"/>
               </w:rPr>
               <w:t>Шаги проверки / ожидаемый результат</w:t>
+            </w:r>
+          </w:p>
+        </w:tc>
+        <w:tc>
+          <w:tcPr>
+            <w:tcW w:type="dxa" w:w="4920"/>
+            <w:vAlign w:val="center"/>
+            <w:tcMar>
+              <w:top w:w="70" w:type="dxa"/>
+              <w:start w:w="100" w:type="dxa"/>
+              <w:bottom w:w="70" w:type="dxa"/>
+              <w:end w:w="100" w:type="dxa"/>
+            </w:tcMar>
+            <w:shd w:fill="1F4D78"/>
+          </w:tcPr>
+          <w:p>
+            <w:pPr>
+              <w:spacing w:before="0" w:after="0" w:line="252" w:lineRule="auto"/>
+              <w:jc w:val="center"/>
+            </w:pPr>
+            <w:r/>
+            <w:r>
+              <w:rPr>
+                <w:rFonts w:ascii="Arial" w:hAnsi="Arial"/>
+                <w:b/>
+                <w:color w:val="FFFFFF"/>
+                <w:sz w:val="17"/>
+              </w:rPr>
+              <w:t>Предложение по закрытию</w:t>
             </w:r>
           </w:p>
         </w:tc>
@@ -173,8 +203,8 @@
         </w:trPr>
         <w:tc>
           <w:tcPr>
-            <w:tcW w:type="dxa" w:w="5590"/>
-            <w:gridSpan w:val="4"/>
+            <w:tcW w:type="dxa" w:w="4920"/>
+            <w:gridSpan w:val="5"/>
             <w:vAlign w:val="center"/>
             <w:tcMar>
               <w:top w:w="70" w:type="dxa"/>
@@ -208,7 +238,7 @@
         </w:trPr>
         <w:tc>
           <w:tcPr>
-            <w:tcW w:type="dxa" w:w="420"/>
+            <w:tcW w:type="dxa" w:w="440"/>
             <w:vAlign w:val="center"/>
             <w:tcMar>
               <w:top w:w="70" w:type="dxa"/>
@@ -235,7 +265,7 @@
         </w:tc>
         <w:tc>
           <w:tcPr>
-            <w:tcW w:type="dxa" w:w="2220"/>
+            <w:tcW w:type="dxa" w:w="2560"/>
             <w:vAlign w:val="center"/>
             <w:tcMar>
               <w:top w:w="70" w:type="dxa"/>
@@ -262,7 +292,7 @@
         </w:tc>
         <w:tc>
           <w:tcPr>
-            <w:tcW w:type="dxa" w:w="1130"/>
+            <w:tcW w:type="dxa" w:w="1280"/>
             <w:vAlign w:val="center"/>
             <w:tcMar>
               <w:top w:w="70" w:type="dxa"/>
@@ -290,7 +320,7 @@
         </w:tc>
         <w:tc>
           <w:tcPr>
-            <w:tcW w:type="dxa" w:w="5590"/>
+            <w:tcW w:type="dxa" w:w="5300"/>
             <w:vAlign w:val="center"/>
             <w:tcMar>
               <w:top w:w="70" w:type="dxa"/>
@@ -312,6 +342,33 @@
                 <w:sz w:val="17"/>
               </w:rPr>
               <w:t>Скачать APK из утверждённого канала, открыть его на Android и разрешить установку. Установка должна завершиться; текущая сборка debug-подписана, поэтому для публичного распространения нужен отдельный production-ключ.</w:t>
+            </w:r>
+          </w:p>
+        </w:tc>
+        <w:tc>
+          <w:tcPr>
+            <w:tcW w:type="dxa" w:w="4920"/>
+            <w:vAlign w:val="center"/>
+            <w:tcMar>
+              <w:top w:w="70" w:type="dxa"/>
+              <w:start w:w="100" w:type="dxa"/>
+              <w:bottom w:w="70" w:type="dxa"/>
+              <w:end w:w="100" w:type="dxa"/>
+            </w:tcMar>
+          </w:tcPr>
+          <w:p>
+            <w:pPr>
+              <w:spacing w:before="0" w:after="0" w:line="252" w:lineRule="auto"/>
+              <w:jc w:val="left"/>
+            </w:pPr>
+            <w:r/>
+            <w:r>
+              <w:rPr>
+                <w:rFonts w:ascii="Arial" w:hAnsi="Arial"/>
+                <w:b w:val="0"/>
+                <w:sz w:val="16"/>
+              </w:rPr>
+              <w:t>Создать отдельный production-keystore; хранить его вне Git и подключить через защищённые секреты CI.</w:t>
             </w:r>
           </w:p>
         </w:tc>
@@ -322,7 +379,7 @@
         </w:trPr>
         <w:tc>
           <w:tcPr>
-            <w:tcW w:type="dxa" w:w="420"/>
+            <w:tcW w:type="dxa" w:w="440"/>
             <w:vAlign w:val="center"/>
             <w:tcMar>
               <w:top w:w="70" w:type="dxa"/>
@@ -349,7 +406,7 @@
         </w:tc>
         <w:tc>
           <w:tcPr>
-            <w:tcW w:type="dxa" w:w="2220"/>
+            <w:tcW w:type="dxa" w:w="2560"/>
             <w:vAlign w:val="center"/>
             <w:tcMar>
               <w:top w:w="70" w:type="dxa"/>
@@ -376,7 +433,7 @@
         </w:tc>
         <w:tc>
           <w:tcPr>
-            <w:tcW w:type="dxa" w:w="1130"/>
+            <w:tcW w:type="dxa" w:w="1280"/>
             <w:vAlign w:val="center"/>
             <w:tcMar>
               <w:top w:w="70" w:type="dxa"/>
@@ -404,7 +461,7 @@
         </w:tc>
         <w:tc>
           <w:tcPr>
-            <w:tcW w:type="dxa" w:w="5590"/>
+            <w:tcW w:type="dxa" w:w="5300"/>
             <w:vAlign w:val="center"/>
             <w:tcMar>
               <w:top w:w="70" w:type="dxa"/>
@@ -426,6 +483,34 @@
                 <w:sz w:val="17"/>
               </w:rPr>
               <w:t>Открыть KeyKeep на чистом устройстве. Должны появиться поля «Новый мастер-PIN», «Повторите PIN» и действия создания или импорта.</w:t>
+            </w:r>
+          </w:p>
+        </w:tc>
+        <w:tc>
+          <w:tcPr>
+            <w:tcW w:type="dxa" w:w="4920"/>
+            <w:vAlign w:val="center"/>
+            <w:tcMar>
+              <w:top w:w="70" w:type="dxa"/>
+              <w:start w:w="100" w:type="dxa"/>
+              <w:bottom w:w="70" w:type="dxa"/>
+              <w:end w:w="100" w:type="dxa"/>
+            </w:tcMar>
+          </w:tcPr>
+          <w:p>
+            <w:pPr>
+              <w:spacing w:before="0" w:after="0" w:line="252" w:lineRule="auto"/>
+              <w:jc w:val="left"/>
+            </w:pPr>
+            <w:r/>
+            <w:r>
+              <w:rPr>
+                <w:rFonts w:ascii="Arial" w:hAnsi="Arial"/>
+                <w:b w:val="0"/>
+                <w:color w:val="555555"/>
+                <w:sz w:val="16"/>
+              </w:rPr>
+              <w:t>—</w:t>
             </w:r>
           </w:p>
         </w:tc>
@@ -436,7 +521,7 @@
         </w:trPr>
         <w:tc>
           <w:tcPr>
-            <w:tcW w:type="dxa" w:w="420"/>
+            <w:tcW w:type="dxa" w:w="440"/>
             <w:vAlign w:val="center"/>
             <w:tcMar>
               <w:top w:w="70" w:type="dxa"/>
@@ -463,7 +548,7 @@
         </w:tc>
         <w:tc>
           <w:tcPr>
-            <w:tcW w:type="dxa" w:w="2220"/>
+            <w:tcW w:type="dxa" w:w="2560"/>
             <w:vAlign w:val="center"/>
             <w:tcMar>
               <w:top w:w="70" w:type="dxa"/>
@@ -490,7 +575,7 @@
         </w:tc>
         <w:tc>
           <w:tcPr>
-            <w:tcW w:type="dxa" w:w="1130"/>
+            <w:tcW w:type="dxa" w:w="1280"/>
             <w:vAlign w:val="center"/>
             <w:tcMar>
               <w:top w:w="70" w:type="dxa"/>
@@ -518,7 +603,7 @@
         </w:tc>
         <w:tc>
           <w:tcPr>
-            <w:tcW w:type="dxa" w:w="5590"/>
+            <w:tcW w:type="dxa" w:w="5300"/>
             <w:vAlign w:val="center"/>
             <w:tcMar>
               <w:top w:w="70" w:type="dxa"/>
@@ -540,6 +625,34 @@
                 <w:sz w:val="17"/>
               </w:rPr>
               <w:t>Ввести PIN короче 6 символов либо разные значения в двух полях и нажать создание. Должно появиться сообщение об ошибке; хранилище не создаётся.</w:t>
+            </w:r>
+          </w:p>
+        </w:tc>
+        <w:tc>
+          <w:tcPr>
+            <w:tcW w:type="dxa" w:w="4920"/>
+            <w:vAlign w:val="center"/>
+            <w:tcMar>
+              <w:top w:w="70" w:type="dxa"/>
+              <w:start w:w="100" w:type="dxa"/>
+              <w:bottom w:w="70" w:type="dxa"/>
+              <w:end w:w="100" w:type="dxa"/>
+            </w:tcMar>
+          </w:tcPr>
+          <w:p>
+            <w:pPr>
+              <w:spacing w:before="0" w:after="0" w:line="252" w:lineRule="auto"/>
+              <w:jc w:val="left"/>
+            </w:pPr>
+            <w:r/>
+            <w:r>
+              <w:rPr>
+                <w:rFonts w:ascii="Arial" w:hAnsi="Arial"/>
+                <w:b w:val="0"/>
+                <w:color w:val="555555"/>
+                <w:sz w:val="16"/>
+              </w:rPr>
+              <w:t>—</w:t>
             </w:r>
           </w:p>
         </w:tc>
@@ -550,7 +663,7 @@
         </w:trPr>
         <w:tc>
           <w:tcPr>
-            <w:tcW w:type="dxa" w:w="420"/>
+            <w:tcW w:type="dxa" w:w="440"/>
             <w:vAlign w:val="center"/>
             <w:tcMar>
               <w:top w:w="70" w:type="dxa"/>
@@ -577,7 +690,7 @@
         </w:tc>
         <w:tc>
           <w:tcPr>
-            <w:tcW w:type="dxa" w:w="2220"/>
+            <w:tcW w:type="dxa" w:w="2560"/>
             <w:vAlign w:val="center"/>
             <w:tcMar>
               <w:top w:w="70" w:type="dxa"/>
@@ -604,7 +717,7 @@
         </w:tc>
         <w:tc>
           <w:tcPr>
-            <w:tcW w:type="dxa" w:w="1130"/>
+            <w:tcW w:type="dxa" w:w="1280"/>
             <w:vAlign w:val="center"/>
             <w:tcMar>
               <w:top w:w="70" w:type="dxa"/>
@@ -632,7 +745,7 @@
         </w:tc>
         <w:tc>
           <w:tcPr>
-            <w:tcW w:type="dxa" w:w="5590"/>
+            <w:tcW w:type="dxa" w:w="5300"/>
             <w:vAlign w:val="center"/>
             <w:tcMar>
               <w:top w:w="70" w:type="dxa"/>
@@ -654,6 +767,34 @@
                 <w:sz w:val="17"/>
               </w:rPr>
               <w:t>Ввести одинаковый PIN из 6+ символов → «Создать пустое хранилище». Приложение сразу открывает пустое хранилище.</w:t>
+            </w:r>
+          </w:p>
+        </w:tc>
+        <w:tc>
+          <w:tcPr>
+            <w:tcW w:type="dxa" w:w="4920"/>
+            <w:vAlign w:val="center"/>
+            <w:tcMar>
+              <w:top w:w="70" w:type="dxa"/>
+              <w:start w:w="100" w:type="dxa"/>
+              <w:bottom w:w="70" w:type="dxa"/>
+              <w:end w:w="100" w:type="dxa"/>
+            </w:tcMar>
+          </w:tcPr>
+          <w:p>
+            <w:pPr>
+              <w:spacing w:before="0" w:after="0" w:line="252" w:lineRule="auto"/>
+              <w:jc w:val="left"/>
+            </w:pPr>
+            <w:r/>
+            <w:r>
+              <w:rPr>
+                <w:rFonts w:ascii="Arial" w:hAnsi="Arial"/>
+                <w:b w:val="0"/>
+                <w:color w:val="555555"/>
+                <w:sz w:val="16"/>
+              </w:rPr>
+              <w:t>—</w:t>
             </w:r>
           </w:p>
         </w:tc>
@@ -664,7 +805,7 @@
         </w:trPr>
         <w:tc>
           <w:tcPr>
-            <w:tcW w:type="dxa" w:w="420"/>
+            <w:tcW w:type="dxa" w:w="440"/>
             <w:vAlign w:val="center"/>
             <w:tcMar>
               <w:top w:w="70" w:type="dxa"/>
@@ -691,7 +832,7 @@
         </w:tc>
         <w:tc>
           <w:tcPr>
-            <w:tcW w:type="dxa" w:w="2220"/>
+            <w:tcW w:type="dxa" w:w="2560"/>
             <w:vAlign w:val="center"/>
             <w:tcMar>
               <w:top w:w="70" w:type="dxa"/>
@@ -718,7 +859,7 @@
         </w:tc>
         <w:tc>
           <w:tcPr>
-            <w:tcW w:type="dxa" w:w="1130"/>
+            <w:tcW w:type="dxa" w:w="1280"/>
             <w:vAlign w:val="center"/>
             <w:tcMar>
               <w:top w:w="70" w:type="dxa"/>
@@ -746,7 +887,7 @@
         </w:tc>
         <w:tc>
           <w:tcPr>
-            <w:tcW w:type="dxa" w:w="5590"/>
+            <w:tcW w:type="dxa" w:w="5300"/>
             <w:vAlign w:val="center"/>
             <w:tcMar>
               <w:top w:w="70" w:type="dxa"/>
@@ -768,6 +909,34 @@
                 <w:sz w:val="17"/>
               </w:rPr>
               <w:t>Ввести и подтвердить новый локальный PIN → «Импортировать KeePass (.kdbx)» → выбрать файл → ввести пароль KDBX. Папки и записи должны сразу появиться в KeyKeep.</w:t>
+            </w:r>
+          </w:p>
+        </w:tc>
+        <w:tc>
+          <w:tcPr>
+            <w:tcW w:type="dxa" w:w="4920"/>
+            <w:vAlign w:val="center"/>
+            <w:tcMar>
+              <w:top w:w="70" w:type="dxa"/>
+              <w:start w:w="100" w:type="dxa"/>
+              <w:bottom w:w="70" w:type="dxa"/>
+              <w:end w:w="100" w:type="dxa"/>
+            </w:tcMar>
+          </w:tcPr>
+          <w:p>
+            <w:pPr>
+              <w:spacing w:before="0" w:after="0" w:line="252" w:lineRule="auto"/>
+              <w:jc w:val="left"/>
+            </w:pPr>
+            <w:r/>
+            <w:r>
+              <w:rPr>
+                <w:rFonts w:ascii="Arial" w:hAnsi="Arial"/>
+                <w:b w:val="0"/>
+                <w:color w:val="555555"/>
+                <w:sz w:val="16"/>
+              </w:rPr>
+              <w:t>—</w:t>
             </w:r>
           </w:p>
         </w:tc>
@@ -778,7 +947,7 @@
         </w:trPr>
         <w:tc>
           <w:tcPr>
-            <w:tcW w:type="dxa" w:w="420"/>
+            <w:tcW w:type="dxa" w:w="440"/>
             <w:vAlign w:val="center"/>
             <w:tcMar>
               <w:top w:w="70" w:type="dxa"/>
@@ -805,7 +974,7 @@
         </w:tc>
         <w:tc>
           <w:tcPr>
-            <w:tcW w:type="dxa" w:w="2220"/>
+            <w:tcW w:type="dxa" w:w="2560"/>
             <w:vAlign w:val="center"/>
             <w:tcMar>
               <w:top w:w="70" w:type="dxa"/>
@@ -832,7 +1001,7 @@
         </w:tc>
         <w:tc>
           <w:tcPr>
-            <w:tcW w:type="dxa" w:w="1130"/>
+            <w:tcW w:type="dxa" w:w="1280"/>
             <w:vAlign w:val="center"/>
             <w:tcMar>
               <w:top w:w="70" w:type="dxa"/>
@@ -860,7 +1029,7 @@
         </w:tc>
         <w:tc>
           <w:tcPr>
-            <w:tcW w:type="dxa" w:w="5590"/>
+            <w:tcW w:type="dxa" w:w="5300"/>
             <w:vAlign w:val="center"/>
             <w:tcMar>
               <w:top w:w="70" w:type="dxa"/>
@@ -882,6 +1051,34 @@
                 <w:sz w:val="17"/>
               </w:rPr>
               <w:t>На первом экране отменить выбор файла или диалог пароля KDBX. Приложение остаётся на экране создания; локальное хранилище не создаётся.</w:t>
+            </w:r>
+          </w:p>
+        </w:tc>
+        <w:tc>
+          <w:tcPr>
+            <w:tcW w:type="dxa" w:w="4920"/>
+            <w:vAlign w:val="center"/>
+            <w:tcMar>
+              <w:top w:w="70" w:type="dxa"/>
+              <w:start w:w="100" w:type="dxa"/>
+              <w:bottom w:w="70" w:type="dxa"/>
+              <w:end w:w="100" w:type="dxa"/>
+            </w:tcMar>
+          </w:tcPr>
+          <w:p>
+            <w:pPr>
+              <w:spacing w:before="0" w:after="0" w:line="252" w:lineRule="auto"/>
+              <w:jc w:val="left"/>
+            </w:pPr>
+            <w:r/>
+            <w:r>
+              <w:rPr>
+                <w:rFonts w:ascii="Arial" w:hAnsi="Arial"/>
+                <w:b w:val="0"/>
+                <w:color w:val="555555"/>
+                <w:sz w:val="16"/>
+              </w:rPr>
+              <w:t>—</w:t>
             </w:r>
           </w:p>
         </w:tc>
@@ -892,7 +1089,7 @@
         </w:trPr>
         <w:tc>
           <w:tcPr>
-            <w:tcW w:type="dxa" w:w="420"/>
+            <w:tcW w:type="dxa" w:w="440"/>
             <w:vAlign w:val="center"/>
             <w:tcMar>
               <w:top w:w="70" w:type="dxa"/>
@@ -919,7 +1116,7 @@
         </w:tc>
         <w:tc>
           <w:tcPr>
-            <w:tcW w:type="dxa" w:w="2220"/>
+            <w:tcW w:type="dxa" w:w="2560"/>
             <w:vAlign w:val="center"/>
             <w:tcMar>
               <w:top w:w="70" w:type="dxa"/>
@@ -946,7 +1143,7 @@
         </w:tc>
         <w:tc>
           <w:tcPr>
-            <w:tcW w:type="dxa" w:w="1130"/>
+            <w:tcW w:type="dxa" w:w="1280"/>
             <w:vAlign w:val="center"/>
             <w:tcMar>
               <w:top w:w="70" w:type="dxa"/>
@@ -974,7 +1171,7 @@
         </w:tc>
         <w:tc>
           <w:tcPr>
-            <w:tcW w:type="dxa" w:w="5590"/>
+            <w:tcW w:type="dxa" w:w="5300"/>
             <w:vAlign w:val="center"/>
             <w:tcMar>
               <w:top w:w="70" w:type="dxa"/>
@@ -996,6 +1193,34 @@
                 <w:sz w:val="17"/>
               </w:rPr>
               <w:t>Выбрать KDBX → ввести неверный пароль. Должно появиться «Не удалось открыть KDBX»; локальные данные не создаются и не заменяются.</w:t>
+            </w:r>
+          </w:p>
+        </w:tc>
+        <w:tc>
+          <w:tcPr>
+            <w:tcW w:type="dxa" w:w="4920"/>
+            <w:vAlign w:val="center"/>
+            <w:tcMar>
+              <w:top w:w="70" w:type="dxa"/>
+              <w:start w:w="100" w:type="dxa"/>
+              <w:bottom w:w="70" w:type="dxa"/>
+              <w:end w:w="100" w:type="dxa"/>
+            </w:tcMar>
+          </w:tcPr>
+          <w:p>
+            <w:pPr>
+              <w:spacing w:before="0" w:after="0" w:line="252" w:lineRule="auto"/>
+              <w:jc w:val="left"/>
+            </w:pPr>
+            <w:r/>
+            <w:r>
+              <w:rPr>
+                <w:rFonts w:ascii="Arial" w:hAnsi="Arial"/>
+                <w:b w:val="0"/>
+                <w:color w:val="555555"/>
+                <w:sz w:val="16"/>
+              </w:rPr>
+              <w:t>—</w:t>
             </w:r>
           </w:p>
         </w:tc>
@@ -1006,8 +1231,8 @@
         </w:trPr>
         <w:tc>
           <w:tcPr>
-            <w:tcW w:type="dxa" w:w="5590"/>
-            <w:gridSpan w:val="4"/>
+            <w:tcW w:type="dxa" w:w="4920"/>
+            <w:gridSpan w:val="5"/>
             <w:vAlign w:val="center"/>
             <w:tcMar>
               <w:top w:w="70" w:type="dxa"/>
@@ -1041,7 +1266,7 @@
         </w:trPr>
         <w:tc>
           <w:tcPr>
-            <w:tcW w:type="dxa" w:w="420"/>
+            <w:tcW w:type="dxa" w:w="440"/>
             <w:vAlign w:val="center"/>
             <w:tcMar>
               <w:top w:w="70" w:type="dxa"/>
@@ -1068,7 +1293,7 @@
         </w:tc>
         <w:tc>
           <w:tcPr>
-            <w:tcW w:type="dxa" w:w="2220"/>
+            <w:tcW w:type="dxa" w:w="2560"/>
             <w:vAlign w:val="center"/>
             <w:tcMar>
               <w:top w:w="70" w:type="dxa"/>
@@ -1095,7 +1320,7 @@
         </w:tc>
         <w:tc>
           <w:tcPr>
-            <w:tcW w:type="dxa" w:w="1130"/>
+            <w:tcW w:type="dxa" w:w="1280"/>
             <w:vAlign w:val="center"/>
             <w:tcMar>
               <w:top w:w="70" w:type="dxa"/>
@@ -1123,7 +1348,7 @@
         </w:tc>
         <w:tc>
           <w:tcPr>
-            <w:tcW w:type="dxa" w:w="5590"/>
+            <w:tcW w:type="dxa" w:w="5300"/>
             <w:vAlign w:val="center"/>
             <w:tcMar>
               <w:top w:w="70" w:type="dxa"/>
@@ -1145,6 +1370,34 @@
                 <w:sz w:val="17"/>
               </w:rPr>
               <w:t>Заблокировать хранилище или перезапустить приложение → ввести корректный PIN → «Открыть». Должны отобразиться ранее сохранённые записи.</w:t>
+            </w:r>
+          </w:p>
+        </w:tc>
+        <w:tc>
+          <w:tcPr>
+            <w:tcW w:type="dxa" w:w="4920"/>
+            <w:vAlign w:val="center"/>
+            <w:tcMar>
+              <w:top w:w="70" w:type="dxa"/>
+              <w:start w:w="100" w:type="dxa"/>
+              <w:bottom w:w="70" w:type="dxa"/>
+              <w:end w:w="100" w:type="dxa"/>
+            </w:tcMar>
+          </w:tcPr>
+          <w:p>
+            <w:pPr>
+              <w:spacing w:before="0" w:after="0" w:line="252" w:lineRule="auto"/>
+              <w:jc w:val="left"/>
+            </w:pPr>
+            <w:r/>
+            <w:r>
+              <w:rPr>
+                <w:rFonts w:ascii="Arial" w:hAnsi="Arial"/>
+                <w:b w:val="0"/>
+                <w:color w:val="555555"/>
+                <w:sz w:val="16"/>
+              </w:rPr>
+              <w:t>—</w:t>
             </w:r>
           </w:p>
         </w:tc>
@@ -1155,7 +1408,7 @@
         </w:trPr>
         <w:tc>
           <w:tcPr>
-            <w:tcW w:type="dxa" w:w="420"/>
+            <w:tcW w:type="dxa" w:w="440"/>
             <w:vAlign w:val="center"/>
             <w:tcMar>
               <w:top w:w="70" w:type="dxa"/>
@@ -1182,7 +1435,7 @@
         </w:tc>
         <w:tc>
           <w:tcPr>
-            <w:tcW w:type="dxa" w:w="2220"/>
+            <w:tcW w:type="dxa" w:w="2560"/>
             <w:vAlign w:val="center"/>
             <w:tcMar>
               <w:top w:w="70" w:type="dxa"/>
@@ -1209,7 +1462,7 @@
         </w:tc>
         <w:tc>
           <w:tcPr>
-            <w:tcW w:type="dxa" w:w="1130"/>
+            <w:tcW w:type="dxa" w:w="1280"/>
             <w:vAlign w:val="center"/>
             <w:tcMar>
               <w:top w:w="70" w:type="dxa"/>
@@ -1237,7 +1490,7 @@
         </w:tc>
         <w:tc>
           <w:tcPr>
-            <w:tcW w:type="dxa" w:w="5590"/>
+            <w:tcW w:type="dxa" w:w="5300"/>
             <w:vAlign w:val="center"/>
             <w:tcMar>
               <w:top w:w="70" w:type="dxa"/>
@@ -1259,6 +1512,34 @@
                 <w:sz w:val="17"/>
               </w:rPr>
               <w:t>На экране разблокировки ввести неверный PIN → «Открыть». Должно появиться «Неверный PIN»; записи не отображаются.</w:t>
+            </w:r>
+          </w:p>
+        </w:tc>
+        <w:tc>
+          <w:tcPr>
+            <w:tcW w:type="dxa" w:w="4920"/>
+            <w:vAlign w:val="center"/>
+            <w:tcMar>
+              <w:top w:w="70" w:type="dxa"/>
+              <w:start w:w="100" w:type="dxa"/>
+              <w:bottom w:w="70" w:type="dxa"/>
+              <w:end w:w="100" w:type="dxa"/>
+            </w:tcMar>
+          </w:tcPr>
+          <w:p>
+            <w:pPr>
+              <w:spacing w:before="0" w:after="0" w:line="252" w:lineRule="auto"/>
+              <w:jc w:val="left"/>
+            </w:pPr>
+            <w:r/>
+            <w:r>
+              <w:rPr>
+                <w:rFonts w:ascii="Arial" w:hAnsi="Arial"/>
+                <w:b w:val="0"/>
+                <w:color w:val="555555"/>
+                <w:sz w:val="16"/>
+              </w:rPr>
+              <w:t>—</w:t>
             </w:r>
           </w:p>
         </w:tc>
@@ -1269,7 +1550,7 @@
         </w:trPr>
         <w:tc>
           <w:tcPr>
-            <w:tcW w:type="dxa" w:w="420"/>
+            <w:tcW w:type="dxa" w:w="440"/>
             <w:vAlign w:val="center"/>
             <w:tcMar>
               <w:top w:w="70" w:type="dxa"/>
@@ -1296,7 +1577,7 @@
         </w:tc>
         <w:tc>
           <w:tcPr>
-            <w:tcW w:type="dxa" w:w="2220"/>
+            <w:tcW w:type="dxa" w:w="2560"/>
             <w:vAlign w:val="center"/>
             <w:tcMar>
               <w:top w:w="70" w:type="dxa"/>
@@ -1323,7 +1604,7 @@
         </w:tc>
         <w:tc>
           <w:tcPr>
-            <w:tcW w:type="dxa" w:w="1130"/>
+            <w:tcW w:type="dxa" w:w="1280"/>
             <w:vAlign w:val="center"/>
             <w:tcMar>
               <w:top w:w="70" w:type="dxa"/>
@@ -1351,7 +1632,7 @@
         </w:tc>
         <w:tc>
           <w:tcPr>
-            <w:tcW w:type="dxa" w:w="5590"/>
+            <w:tcW w:type="dxa" w:w="5300"/>
             <w:vAlign w:val="center"/>
             <w:tcMar>
               <w:top w:w="70" w:type="dxa"/>
@@ -1373,6 +1654,33 @@
                 <w:sz w:val="17"/>
               </w:rPr>
               <w:t>После серии неверных PIN приложение не вводит задержку, блокировку по таймеру или иной rate limit. Проверить как известное ограничение.</w:t>
+            </w:r>
+          </w:p>
+        </w:tc>
+        <w:tc>
+          <w:tcPr>
+            <w:tcW w:type="dxa" w:w="4920"/>
+            <w:vAlign w:val="center"/>
+            <w:tcMar>
+              <w:top w:w="70" w:type="dxa"/>
+              <w:start w:w="100" w:type="dxa"/>
+              <w:bottom w:w="70" w:type="dxa"/>
+              <w:end w:w="100" w:type="dxa"/>
+            </w:tcMar>
+          </w:tcPr>
+          <w:p>
+            <w:pPr>
+              <w:spacing w:before="0" w:after="0" w:line="252" w:lineRule="auto"/>
+              <w:jc w:val="left"/>
+            </w:pPr>
+            <w:r/>
+            <w:r>
+              <w:rPr>
+                <w:rFonts w:ascii="Arial" w:hAnsi="Arial"/>
+                <w:b w:val="0"/>
+                <w:sz w:val="16"/>
+              </w:rPr>
+              <w:t>Добавить экспоненциальную задержку после неверных PIN без удаления базы. Счётчик хранить в secure storage.</w:t>
             </w:r>
           </w:p>
         </w:tc>
@@ -1383,7 +1691,7 @@
         </w:trPr>
         <w:tc>
           <w:tcPr>
-            <w:tcW w:type="dxa" w:w="420"/>
+            <w:tcW w:type="dxa" w:w="440"/>
             <w:vAlign w:val="center"/>
             <w:tcMar>
               <w:top w:w="70" w:type="dxa"/>
@@ -1410,7 +1718,7 @@
         </w:tc>
         <w:tc>
           <w:tcPr>
-            <w:tcW w:type="dxa" w:w="2220"/>
+            <w:tcW w:type="dxa" w:w="2560"/>
             <w:vAlign w:val="center"/>
             <w:tcMar>
               <w:top w:w="70" w:type="dxa"/>
@@ -1437,7 +1745,7 @@
         </w:tc>
         <w:tc>
           <w:tcPr>
-            <w:tcW w:type="dxa" w:w="1130"/>
+            <w:tcW w:type="dxa" w:w="1280"/>
             <w:vAlign w:val="center"/>
             <w:tcMar>
               <w:top w:w="70" w:type="dxa"/>
@@ -1465,7 +1773,7 @@
         </w:tc>
         <w:tc>
           <w:tcPr>
-            <w:tcW w:type="dxa" w:w="5590"/>
+            <w:tcW w:type="dxa" w:w="5300"/>
             <w:vAlign w:val="center"/>
             <w:tcMar>
               <w:top w:w="70" w:type="dxa"/>
@@ -1487,6 +1795,33 @@
                 <w:sz w:val="17"/>
               </w:rPr>
               <w:t>Функции смены/восстановления PIN без знания старого PIN нет. Проверить, что сценарий покрывается только предварительным экспортом KDBX.</w:t>
+            </w:r>
+          </w:p>
+        </w:tc>
+        <w:tc>
+          <w:tcPr>
+            <w:tcW w:type="dxa" w:w="4920"/>
+            <w:vAlign w:val="center"/>
+            <w:tcMar>
+              <w:top w:w="70" w:type="dxa"/>
+              <w:start w:w="100" w:type="dxa"/>
+              <w:bottom w:w="70" w:type="dxa"/>
+              <w:end w:w="100" w:type="dxa"/>
+            </w:tcMar>
+          </w:tcPr>
+          <w:p>
+            <w:pPr>
+              <w:spacing w:before="0" w:after="0" w:line="252" w:lineRule="auto"/>
+              <w:jc w:val="left"/>
+            </w:pPr>
+            <w:r/>
+            <w:r>
+              <w:rPr>
+                <w:rFonts w:ascii="Arial" w:hAnsi="Arial"/>
+                <w:b w:val="0"/>
+                <w:sz w:val="16"/>
+              </w:rPr>
+              <w:t>Не делать сброс PIN без знания старого. Добавить смену PIN после входа; для утраты PIN оставить только импорт резервной KDBX.</w:t>
             </w:r>
           </w:p>
         </w:tc>
@@ -1497,7 +1832,7 @@
         </w:trPr>
         <w:tc>
           <w:tcPr>
-            <w:tcW w:type="dxa" w:w="420"/>
+            <w:tcW w:type="dxa" w:w="440"/>
             <w:vAlign w:val="center"/>
             <w:tcMar>
               <w:top w:w="70" w:type="dxa"/>
@@ -1524,7 +1859,7 @@
         </w:tc>
         <w:tc>
           <w:tcPr>
-            <w:tcW w:type="dxa" w:w="2220"/>
+            <w:tcW w:type="dxa" w:w="2560"/>
             <w:vAlign w:val="center"/>
             <w:tcMar>
               <w:top w:w="70" w:type="dxa"/>
@@ -1551,7 +1886,7 @@
         </w:tc>
         <w:tc>
           <w:tcPr>
-            <w:tcW w:type="dxa" w:w="1130"/>
+            <w:tcW w:type="dxa" w:w="1280"/>
             <w:vAlign w:val="center"/>
             <w:tcMar>
               <w:top w:w="70" w:type="dxa"/>
@@ -1579,7 +1914,7 @@
         </w:tc>
         <w:tc>
           <w:tcPr>
-            <w:tcW w:type="dxa" w:w="5590"/>
+            <w:tcW w:type="dxa" w:w="5300"/>
             <w:vAlign w:val="center"/>
             <w:tcMar>
               <w:top w:w="70" w:type="dxa"/>
@@ -1601,6 +1936,34 @@
                 <w:sz w:val="17"/>
               </w:rPr>
               <w:t>В открытом хранилище нажать значок замка в верхней панели. Должен открыться экран разблокировки, MCP должен остановиться.</w:t>
+            </w:r>
+          </w:p>
+        </w:tc>
+        <w:tc>
+          <w:tcPr>
+            <w:tcW w:type="dxa" w:w="4920"/>
+            <w:vAlign w:val="center"/>
+            <w:tcMar>
+              <w:top w:w="70" w:type="dxa"/>
+              <w:start w:w="100" w:type="dxa"/>
+              <w:bottom w:w="70" w:type="dxa"/>
+              <w:end w:w="100" w:type="dxa"/>
+            </w:tcMar>
+          </w:tcPr>
+          <w:p>
+            <w:pPr>
+              <w:spacing w:before="0" w:after="0" w:line="252" w:lineRule="auto"/>
+              <w:jc w:val="left"/>
+            </w:pPr>
+            <w:r/>
+            <w:r>
+              <w:rPr>
+                <w:rFonts w:ascii="Arial" w:hAnsi="Arial"/>
+                <w:b w:val="0"/>
+                <w:color w:val="555555"/>
+                <w:sz w:val="16"/>
+              </w:rPr>
+              <w:t>—</w:t>
             </w:r>
           </w:p>
         </w:tc>
@@ -1611,7 +1974,7 @@
         </w:trPr>
         <w:tc>
           <w:tcPr>
-            <w:tcW w:type="dxa" w:w="420"/>
+            <w:tcW w:type="dxa" w:w="440"/>
             <w:vAlign w:val="center"/>
             <w:tcMar>
               <w:top w:w="70" w:type="dxa"/>
@@ -1638,7 +2001,7 @@
         </w:tc>
         <w:tc>
           <w:tcPr>
-            <w:tcW w:type="dxa" w:w="2220"/>
+            <w:tcW w:type="dxa" w:w="2560"/>
             <w:vAlign w:val="center"/>
             <w:tcMar>
               <w:top w:w="70" w:type="dxa"/>
@@ -1665,7 +2028,7 @@
         </w:tc>
         <w:tc>
           <w:tcPr>
-            <w:tcW w:type="dxa" w:w="1130"/>
+            <w:tcW w:type="dxa" w:w="1280"/>
             <w:vAlign w:val="center"/>
             <w:tcMar>
               <w:top w:w="70" w:type="dxa"/>
@@ -1693,7 +2056,7 @@
         </w:tc>
         <w:tc>
           <w:tcPr>
-            <w:tcW w:type="dxa" w:w="5590"/>
+            <w:tcW w:type="dxa" w:w="5300"/>
             <w:vAlign w:val="center"/>
             <w:tcMar>
               <w:top w:w="70" w:type="dxa"/>
@@ -1715,6 +2078,34 @@
                 <w:sz w:val="17"/>
               </w:rPr>
               <w:t>Открыть записи → свернуть приложение или переключиться на другое → вернуться. Должен появиться экран разблокировки.</w:t>
+            </w:r>
+          </w:p>
+        </w:tc>
+        <w:tc>
+          <w:tcPr>
+            <w:tcW w:type="dxa" w:w="4920"/>
+            <w:vAlign w:val="center"/>
+            <w:tcMar>
+              <w:top w:w="70" w:type="dxa"/>
+              <w:start w:w="100" w:type="dxa"/>
+              <w:bottom w:w="70" w:type="dxa"/>
+              <w:end w:w="100" w:type="dxa"/>
+            </w:tcMar>
+          </w:tcPr>
+          <w:p>
+            <w:pPr>
+              <w:spacing w:before="0" w:after="0" w:line="252" w:lineRule="auto"/>
+              <w:jc w:val="left"/>
+            </w:pPr>
+            <w:r/>
+            <w:r>
+              <w:rPr>
+                <w:rFonts w:ascii="Arial" w:hAnsi="Arial"/>
+                <w:b w:val="0"/>
+                <w:color w:val="555555"/>
+                <w:sz w:val="16"/>
+              </w:rPr>
+              <w:t>—</w:t>
             </w:r>
           </w:p>
         </w:tc>
@@ -1725,7 +2116,7 @@
         </w:trPr>
         <w:tc>
           <w:tcPr>
-            <w:tcW w:type="dxa" w:w="420"/>
+            <w:tcW w:type="dxa" w:w="440"/>
             <w:vAlign w:val="center"/>
             <w:tcMar>
               <w:top w:w="70" w:type="dxa"/>
@@ -1752,7 +2143,7 @@
         </w:tc>
         <w:tc>
           <w:tcPr>
-            <w:tcW w:type="dxa" w:w="2220"/>
+            <w:tcW w:type="dxa" w:w="2560"/>
             <w:vAlign w:val="center"/>
             <w:tcMar>
               <w:top w:w="70" w:type="dxa"/>
@@ -1779,7 +2170,7 @@
         </w:tc>
         <w:tc>
           <w:tcPr>
-            <w:tcW w:type="dxa" w:w="1130"/>
+            <w:tcW w:type="dxa" w:w="1280"/>
             <w:vAlign w:val="center"/>
             <w:tcMar>
               <w:top w:w="70" w:type="dxa"/>
@@ -1807,7 +2198,7 @@
         </w:tc>
         <w:tc>
           <w:tcPr>
-            <w:tcW w:type="dxa" w:w="5590"/>
+            <w:tcW w:type="dxa" w:w="5300"/>
             <w:vAlign w:val="center"/>
             <w:tcMar>
               <w:top w:w="70" w:type="dxa"/>
@@ -1829,6 +2220,34 @@
                 <w:sz w:val="17"/>
               </w:rPr>
               <w:t>Войти по PIN → Настройки → «Вход по биометрии» → подтвердить системную биометрию. Переключатель должен стать активным.</w:t>
+            </w:r>
+          </w:p>
+        </w:tc>
+        <w:tc>
+          <w:tcPr>
+            <w:tcW w:type="dxa" w:w="4920"/>
+            <w:vAlign w:val="center"/>
+            <w:tcMar>
+              <w:top w:w="70" w:type="dxa"/>
+              <w:start w:w="100" w:type="dxa"/>
+              <w:bottom w:w="70" w:type="dxa"/>
+              <w:end w:w="100" w:type="dxa"/>
+            </w:tcMar>
+          </w:tcPr>
+          <w:p>
+            <w:pPr>
+              <w:spacing w:before="0" w:after="0" w:line="252" w:lineRule="auto"/>
+              <w:jc w:val="left"/>
+            </w:pPr>
+            <w:r/>
+            <w:r>
+              <w:rPr>
+                <w:rFonts w:ascii="Arial" w:hAnsi="Arial"/>
+                <w:b w:val="0"/>
+                <w:color w:val="555555"/>
+                <w:sz w:val="16"/>
+              </w:rPr>
+              <w:t>—</w:t>
             </w:r>
           </w:p>
         </w:tc>
@@ -1839,7 +2258,7 @@
         </w:trPr>
         <w:tc>
           <w:tcPr>
-            <w:tcW w:type="dxa" w:w="420"/>
+            <w:tcW w:type="dxa" w:w="440"/>
             <w:vAlign w:val="center"/>
             <w:tcMar>
               <w:top w:w="70" w:type="dxa"/>
@@ -1866,7 +2285,7 @@
         </w:tc>
         <w:tc>
           <w:tcPr>
-            <w:tcW w:type="dxa" w:w="2220"/>
+            <w:tcW w:type="dxa" w:w="2560"/>
             <w:vAlign w:val="center"/>
             <w:tcMar>
               <w:top w:w="70" w:type="dxa"/>
@@ -1893,7 +2312,7 @@
         </w:tc>
         <w:tc>
           <w:tcPr>
-            <w:tcW w:type="dxa" w:w="1130"/>
+            <w:tcW w:type="dxa" w:w="1280"/>
             <w:vAlign w:val="center"/>
             <w:tcMar>
               <w:top w:w="70" w:type="dxa"/>
@@ -1921,7 +2340,7 @@
         </w:tc>
         <w:tc>
           <w:tcPr>
-            <w:tcW w:type="dxa" w:w="5590"/>
+            <w:tcW w:type="dxa" w:w="5300"/>
             <w:vAlign w:val="center"/>
             <w:tcMar>
               <w:top w:w="70" w:type="dxa"/>
@@ -1943,6 +2362,34 @@
                 <w:sz w:val="17"/>
               </w:rPr>
               <w:t>В Настройках включить «Запрашивать сразу при открытии» → заблокировать → открыть приложение. Должен открыться системный запрос биометрии.</w:t>
+            </w:r>
+          </w:p>
+        </w:tc>
+        <w:tc>
+          <w:tcPr>
+            <w:tcW w:type="dxa" w:w="4920"/>
+            <w:vAlign w:val="center"/>
+            <w:tcMar>
+              <w:top w:w="70" w:type="dxa"/>
+              <w:start w:w="100" w:type="dxa"/>
+              <w:bottom w:w="70" w:type="dxa"/>
+              <w:end w:w="100" w:type="dxa"/>
+            </w:tcMar>
+          </w:tcPr>
+          <w:p>
+            <w:pPr>
+              <w:spacing w:before="0" w:after="0" w:line="252" w:lineRule="auto"/>
+              <w:jc w:val="left"/>
+            </w:pPr>
+            <w:r/>
+            <w:r>
+              <w:rPr>
+                <w:rFonts w:ascii="Arial" w:hAnsi="Arial"/>
+                <w:b w:val="0"/>
+                <w:color w:val="555555"/>
+                <w:sz w:val="16"/>
+              </w:rPr>
+              <w:t>—</w:t>
             </w:r>
           </w:p>
         </w:tc>
@@ -1953,7 +2400,7 @@
         </w:trPr>
         <w:tc>
           <w:tcPr>
-            <w:tcW w:type="dxa" w:w="420"/>
+            <w:tcW w:type="dxa" w:w="440"/>
             <w:vAlign w:val="center"/>
             <w:tcMar>
               <w:top w:w="70" w:type="dxa"/>
@@ -1980,7 +2427,7 @@
         </w:tc>
         <w:tc>
           <w:tcPr>
-            <w:tcW w:type="dxa" w:w="2220"/>
+            <w:tcW w:type="dxa" w:w="2560"/>
             <w:vAlign w:val="center"/>
             <w:tcMar>
               <w:top w:w="70" w:type="dxa"/>
@@ -2007,7 +2454,7 @@
         </w:tc>
         <w:tc>
           <w:tcPr>
-            <w:tcW w:type="dxa" w:w="1130"/>
+            <w:tcW w:type="dxa" w:w="1280"/>
             <w:vAlign w:val="center"/>
             <w:tcMar>
               <w:top w:w="70" w:type="dxa"/>
@@ -2035,7 +2482,7 @@
         </w:tc>
         <w:tc>
           <w:tcPr>
-            <w:tcW w:type="dxa" w:w="5590"/>
+            <w:tcW w:type="dxa" w:w="5300"/>
             <w:vAlign w:val="center"/>
             <w:tcMar>
               <w:top w:w="70" w:type="dxa"/>
@@ -2057,6 +2504,34 @@
                 <w:sz w:val="17"/>
               </w:rPr>
               <w:t>Настройки → выключить «Вход по биометрии» → заблокировать приложение. На следующем входе доступен только PIN.</w:t>
+            </w:r>
+          </w:p>
+        </w:tc>
+        <w:tc>
+          <w:tcPr>
+            <w:tcW w:type="dxa" w:w="4920"/>
+            <w:vAlign w:val="center"/>
+            <w:tcMar>
+              <w:top w:w="70" w:type="dxa"/>
+              <w:start w:w="100" w:type="dxa"/>
+              <w:bottom w:w="70" w:type="dxa"/>
+              <w:end w:w="100" w:type="dxa"/>
+            </w:tcMar>
+          </w:tcPr>
+          <w:p>
+            <w:pPr>
+              <w:spacing w:before="0" w:after="0" w:line="252" w:lineRule="auto"/>
+              <w:jc w:val="left"/>
+            </w:pPr>
+            <w:r/>
+            <w:r>
+              <w:rPr>
+                <w:rFonts w:ascii="Arial" w:hAnsi="Arial"/>
+                <w:b w:val="0"/>
+                <w:color w:val="555555"/>
+                <w:sz w:val="16"/>
+              </w:rPr>
+              <w:t>—</w:t>
             </w:r>
           </w:p>
         </w:tc>
@@ -2067,7 +2542,7 @@
         </w:trPr>
         <w:tc>
           <w:tcPr>
-            <w:tcW w:type="dxa" w:w="420"/>
+            <w:tcW w:type="dxa" w:w="440"/>
             <w:vAlign w:val="center"/>
             <w:tcMar>
               <w:top w:w="70" w:type="dxa"/>
@@ -2094,7 +2569,7 @@
         </w:tc>
         <w:tc>
           <w:tcPr>
-            <w:tcW w:type="dxa" w:w="2220"/>
+            <w:tcW w:type="dxa" w:w="2560"/>
             <w:vAlign w:val="center"/>
             <w:tcMar>
               <w:top w:w="70" w:type="dxa"/>
@@ -2121,7 +2596,7 @@
         </w:tc>
         <w:tc>
           <w:tcPr>
-            <w:tcW w:type="dxa" w:w="1130"/>
+            <w:tcW w:type="dxa" w:w="1280"/>
             <w:vAlign w:val="center"/>
             <w:tcMar>
               <w:top w:w="70" w:type="dxa"/>
@@ -2149,7 +2624,7 @@
         </w:tc>
         <w:tc>
           <w:tcPr>
-            <w:tcW w:type="dxa" w:w="5590"/>
+            <w:tcW w:type="dxa" w:w="5300"/>
             <w:vAlign w:val="center"/>
             <w:tcMar>
               <w:top w:w="70" w:type="dxa"/>
@@ -2171,6 +2646,34 @@
                 <w:sz w:val="17"/>
               </w:rPr>
               <w:t>Проверить собранный AndroidManifest или выполнить Android backup inspection. У приложения должны быть allowBackup=false и fullBackupContent=false.</w:t>
+            </w:r>
+          </w:p>
+        </w:tc>
+        <w:tc>
+          <w:tcPr>
+            <w:tcW w:type="dxa" w:w="4920"/>
+            <w:vAlign w:val="center"/>
+            <w:tcMar>
+              <w:top w:w="70" w:type="dxa"/>
+              <w:start w:w="100" w:type="dxa"/>
+              <w:bottom w:w="70" w:type="dxa"/>
+              <w:end w:w="100" w:type="dxa"/>
+            </w:tcMar>
+          </w:tcPr>
+          <w:p>
+            <w:pPr>
+              <w:spacing w:before="0" w:after="0" w:line="252" w:lineRule="auto"/>
+              <w:jc w:val="left"/>
+            </w:pPr>
+            <w:r/>
+            <w:r>
+              <w:rPr>
+                <w:rFonts w:ascii="Arial" w:hAnsi="Arial"/>
+                <w:b w:val="0"/>
+                <w:color w:val="555555"/>
+                <w:sz w:val="16"/>
+              </w:rPr>
+              <w:t>—</w:t>
             </w:r>
           </w:p>
         </w:tc>
@@ -2181,7 +2684,7 @@
         </w:trPr>
         <w:tc>
           <w:tcPr>
-            <w:tcW w:type="dxa" w:w="420"/>
+            <w:tcW w:type="dxa" w:w="440"/>
             <w:vAlign w:val="center"/>
             <w:tcMar>
               <w:top w:w="70" w:type="dxa"/>
@@ -2208,7 +2711,7 @@
         </w:tc>
         <w:tc>
           <w:tcPr>
-            <w:tcW w:type="dxa" w:w="2220"/>
+            <w:tcW w:type="dxa" w:w="2560"/>
             <w:vAlign w:val="center"/>
             <w:tcMar>
               <w:top w:w="70" w:type="dxa"/>
@@ -2235,7 +2738,7 @@
         </w:tc>
         <w:tc>
           <w:tcPr>
-            <w:tcW w:type="dxa" w:w="1130"/>
+            <w:tcW w:type="dxa" w:w="1280"/>
             <w:vAlign w:val="center"/>
             <w:tcMar>
               <w:top w:w="70" w:type="dxa"/>
@@ -2263,7 +2766,7 @@
         </w:tc>
         <w:tc>
           <w:tcPr>
-            <w:tcW w:type="dxa" w:w="5590"/>
+            <w:tcW w:type="dxa" w:w="5300"/>
             <w:vAlign w:val="center"/>
             <w:tcMar>
               <w:top w:w="70" w:type="dxa"/>
@@ -2285,6 +2788,33 @@
                 <w:sz w:val="17"/>
               </w:rPr>
               <w:t>Настройки → «Удалить локальное хранилище» → подтвердить. KeyKeep удаляет ключи и записи из secure storage; физическое гарантированное стирание флеш-памяти ОС не контролируется приложением.</w:t>
+            </w:r>
+          </w:p>
+        </w:tc>
+        <w:tc>
+          <w:tcPr>
+            <w:tcW w:type="dxa" w:w="4920"/>
+            <w:vAlign w:val="center"/>
+            <w:tcMar>
+              <w:top w:w="70" w:type="dxa"/>
+              <w:start w:w="100" w:type="dxa"/>
+              <w:bottom w:w="70" w:type="dxa"/>
+              <w:end w:w="100" w:type="dxa"/>
+            </w:tcMar>
+          </w:tcPr>
+          <w:p>
+            <w:pPr>
+              <w:spacing w:before="0" w:after="0" w:line="252" w:lineRule="auto"/>
+              <w:jc w:val="left"/>
+            </w:pPr>
+            <w:r/>
+            <w:r>
+              <w:rPr>
+                <w:rFonts w:ascii="Arial" w:hAnsi="Arial"/>
+                <w:b w:val="0"/>
+                <w:sz w:val="16"/>
+              </w:rPr>
+              <w:t>Сохранять текущий подход: удаление ключа Android Keystore — практический максимум для приложения. Явно сообщать об ограничении ОС.</w:t>
             </w:r>
           </w:p>
         </w:tc>
@@ -2295,8 +2825,8 @@
         </w:trPr>
         <w:tc>
           <w:tcPr>
-            <w:tcW w:type="dxa" w:w="5590"/>
-            <w:gridSpan w:val="4"/>
+            <w:tcW w:type="dxa" w:w="4920"/>
+            <w:gridSpan w:val="5"/>
             <w:vAlign w:val="center"/>
             <w:tcMar>
               <w:top w:w="70" w:type="dxa"/>
@@ -2330,7 +2860,7 @@
         </w:trPr>
         <w:tc>
           <w:tcPr>
-            <w:tcW w:type="dxa" w:w="420"/>
+            <w:tcW w:type="dxa" w:w="440"/>
             <w:vAlign w:val="center"/>
             <w:tcMar>
               <w:top w:w="70" w:type="dxa"/>
@@ -2357,7 +2887,7 @@
         </w:tc>
         <w:tc>
           <w:tcPr>
-            <w:tcW w:type="dxa" w:w="2220"/>
+            <w:tcW w:type="dxa" w:w="2560"/>
             <w:vAlign w:val="center"/>
             <w:tcMar>
               <w:top w:w="70" w:type="dxa"/>
@@ -2384,7 +2914,7 @@
         </w:tc>
         <w:tc>
           <w:tcPr>
-            <w:tcW w:type="dxa" w:w="1130"/>
+            <w:tcW w:type="dxa" w:w="1280"/>
             <w:vAlign w:val="center"/>
             <w:tcMar>
               <w:top w:w="70" w:type="dxa"/>
@@ -2412,7 +2942,7 @@
         </w:tc>
         <w:tc>
           <w:tcPr>
-            <w:tcW w:type="dxa" w:w="5590"/>
+            <w:tcW w:type="dxa" w:w="5300"/>
             <w:vAlign w:val="center"/>
             <w:tcMar>
               <w:top w:w="70" w:type="dxa"/>
@@ -2434,6 +2964,34 @@
                 <w:sz w:val="17"/>
               </w:rPr>
               <w:t>Открыть хранилище → меню ⋮ → «Импорт KeePass (.kdbx)» либо Настройки → «Открыть другое хранилище KeePass» → выбрать файл и пароль. Локальные данные должны быть заменены импортом.</w:t>
+            </w:r>
+          </w:p>
+        </w:tc>
+        <w:tc>
+          <w:tcPr>
+            <w:tcW w:type="dxa" w:w="4920"/>
+            <w:vAlign w:val="center"/>
+            <w:tcMar>
+              <w:top w:w="70" w:type="dxa"/>
+              <w:start w:w="100" w:type="dxa"/>
+              <w:bottom w:w="70" w:type="dxa"/>
+              <w:end w:w="100" w:type="dxa"/>
+            </w:tcMar>
+          </w:tcPr>
+          <w:p>
+            <w:pPr>
+              <w:spacing w:before="0" w:after="0" w:line="252" w:lineRule="auto"/>
+              <w:jc w:val="left"/>
+            </w:pPr>
+            <w:r/>
+            <w:r>
+              <w:rPr>
+                <w:rFonts w:ascii="Arial" w:hAnsi="Arial"/>
+                <w:b w:val="0"/>
+                <w:color w:val="555555"/>
+                <w:sz w:val="16"/>
+              </w:rPr>
+              <w:t>—</w:t>
             </w:r>
           </w:p>
         </w:tc>
@@ -2444,7 +3002,7 @@
         </w:trPr>
         <w:tc>
           <w:tcPr>
-            <w:tcW w:type="dxa" w:w="420"/>
+            <w:tcW w:type="dxa" w:w="440"/>
             <w:vAlign w:val="center"/>
             <w:tcMar>
               <w:top w:w="70" w:type="dxa"/>
@@ -2471,7 +3029,7 @@
         </w:tc>
         <w:tc>
           <w:tcPr>
-            <w:tcW w:type="dxa" w:w="2220"/>
+            <w:tcW w:type="dxa" w:w="2560"/>
             <w:vAlign w:val="center"/>
             <w:tcMar>
               <w:top w:w="70" w:type="dxa"/>
@@ -2498,7 +3056,7 @@
         </w:tc>
         <w:tc>
           <w:tcPr>
-            <w:tcW w:type="dxa" w:w="1130"/>
+            <w:tcW w:type="dxa" w:w="1280"/>
             <w:vAlign w:val="center"/>
             <w:tcMar>
               <w:top w:w="70" w:type="dxa"/>
@@ -2526,7 +3084,7 @@
         </w:tc>
         <w:tc>
           <w:tcPr>
-            <w:tcW w:type="dxa" w:w="5590"/>
+            <w:tcW w:type="dxa" w:w="5300"/>
             <w:vAlign w:val="center"/>
             <w:tcMar>
               <w:top w:w="70" w:type="dxa"/>
@@ -2548,6 +3106,34 @@
                 <w:sz w:val="17"/>
               </w:rPr>
               <w:t>Подготовить тестовую KDBX с вложенными группами, логином, паролем и protected custom field → импортировать. Проверить все значения и структуру.</w:t>
+            </w:r>
+          </w:p>
+        </w:tc>
+        <w:tc>
+          <w:tcPr>
+            <w:tcW w:type="dxa" w:w="4920"/>
+            <w:vAlign w:val="center"/>
+            <w:tcMar>
+              <w:top w:w="70" w:type="dxa"/>
+              <w:start w:w="100" w:type="dxa"/>
+              <w:bottom w:w="70" w:type="dxa"/>
+              <w:end w:w="100" w:type="dxa"/>
+            </w:tcMar>
+          </w:tcPr>
+          <w:p>
+            <w:pPr>
+              <w:spacing w:before="0" w:after="0" w:line="252" w:lineRule="auto"/>
+              <w:jc w:val="left"/>
+            </w:pPr>
+            <w:r/>
+            <w:r>
+              <w:rPr>
+                <w:rFonts w:ascii="Arial" w:hAnsi="Arial"/>
+                <w:b w:val="0"/>
+                <w:color w:val="555555"/>
+                <w:sz w:val="16"/>
+              </w:rPr>
+              <w:t>—</w:t>
             </w:r>
           </w:p>
         </w:tc>
@@ -2558,7 +3144,7 @@
         </w:trPr>
         <w:tc>
           <w:tcPr>
-            <w:tcW w:type="dxa" w:w="420"/>
+            <w:tcW w:type="dxa" w:w="440"/>
             <w:vAlign w:val="center"/>
             <w:tcMar>
               <w:top w:w="70" w:type="dxa"/>
@@ -2585,7 +3171,7 @@
         </w:tc>
         <w:tc>
           <w:tcPr>
-            <w:tcW w:type="dxa" w:w="2220"/>
+            <w:tcW w:type="dxa" w:w="2560"/>
             <w:vAlign w:val="center"/>
             <w:tcMar>
               <w:top w:w="70" w:type="dxa"/>
@@ -2612,7 +3198,7 @@
         </w:tc>
         <w:tc>
           <w:tcPr>
-            <w:tcW w:type="dxa" w:w="1130"/>
+            <w:tcW w:type="dxa" w:w="1280"/>
             <w:vAlign w:val="center"/>
             <w:tcMar>
               <w:top w:w="70" w:type="dxa"/>
@@ -2640,7 +3226,7 @@
         </w:tc>
         <w:tc>
           <w:tcPr>
-            <w:tcW w:type="dxa" w:w="5590"/>
+            <w:tcW w:type="dxa" w:w="5300"/>
             <w:vAlign w:val="center"/>
             <w:tcMar>
               <w:top w:w="70" w:type="dxa"/>
@@ -2662,6 +3248,33 @@
                 <w:sz w:val="17"/>
               </w:rPr>
               <w:t>Поочерёдно импортировать эталонные файлы KeePass 3.x и 4.x с известным паролем. Формат заявлен как поддерживаемый; требуется регрессионная проверка на реальных файлах.</w:t>
+            </w:r>
+          </w:p>
+        </w:tc>
+        <w:tc>
+          <w:tcPr>
+            <w:tcW w:type="dxa" w:w="4920"/>
+            <w:vAlign w:val="center"/>
+            <w:tcMar>
+              <w:top w:w="70" w:type="dxa"/>
+              <w:start w:w="100" w:type="dxa"/>
+              <w:bottom w:w="70" w:type="dxa"/>
+              <w:end w:w="100" w:type="dxa"/>
+            </w:tcMar>
+          </w:tcPr>
+          <w:p>
+            <w:pPr>
+              <w:spacing w:before="0" w:after="0" w:line="252" w:lineRule="auto"/>
+              <w:jc w:val="left"/>
+            </w:pPr>
+            <w:r/>
+            <w:r>
+              <w:rPr>
+                <w:rFonts w:ascii="Arial" w:hAnsi="Arial"/>
+                <w:b w:val="0"/>
+                <w:sz w:val="16"/>
+              </w:rPr>
+              <w:t>Завести набор эталонных KDBX 3.x/4.x и автотест импорта/экспорта в CI.</w:t>
             </w:r>
           </w:p>
         </w:tc>
@@ -2672,7 +3285,7 @@
         </w:trPr>
         <w:tc>
           <w:tcPr>
-            <w:tcW w:type="dxa" w:w="420"/>
+            <w:tcW w:type="dxa" w:w="440"/>
             <w:vAlign w:val="center"/>
             <w:tcMar>
               <w:top w:w="70" w:type="dxa"/>
@@ -2699,7 +3312,7 @@
         </w:tc>
         <w:tc>
           <w:tcPr>
-            <w:tcW w:type="dxa" w:w="2220"/>
+            <w:tcW w:type="dxa" w:w="2560"/>
             <w:vAlign w:val="center"/>
             <w:tcMar>
               <w:top w:w="70" w:type="dxa"/>
@@ -2726,7 +3339,7 @@
         </w:tc>
         <w:tc>
           <w:tcPr>
-            <w:tcW w:type="dxa" w:w="1130"/>
+            <w:tcW w:type="dxa" w:w="1280"/>
             <w:vAlign w:val="center"/>
             <w:tcMar>
               <w:top w:w="70" w:type="dxa"/>
@@ -2754,7 +3367,7 @@
         </w:tc>
         <w:tc>
           <w:tcPr>
-            <w:tcW w:type="dxa" w:w="5590"/>
+            <w:tcW w:type="dxa" w:w="5300"/>
             <w:vAlign w:val="center"/>
             <w:tcMar>
               <w:top w:w="70" w:type="dxa"/>
@@ -2776,6 +3389,34 @@
                 <w:sz w:val="17"/>
               </w:rPr>
               <w:t>Выбрать повреждённый файл с расширением .kdbx. Должно отобразиться сообщение об ошибке без замены текущих записей.</w:t>
+            </w:r>
+          </w:p>
+        </w:tc>
+        <w:tc>
+          <w:tcPr>
+            <w:tcW w:type="dxa" w:w="4920"/>
+            <w:vAlign w:val="center"/>
+            <w:tcMar>
+              <w:top w:w="70" w:type="dxa"/>
+              <w:start w:w="100" w:type="dxa"/>
+              <w:bottom w:w="70" w:type="dxa"/>
+              <w:end w:w="100" w:type="dxa"/>
+            </w:tcMar>
+          </w:tcPr>
+          <w:p>
+            <w:pPr>
+              <w:spacing w:before="0" w:after="0" w:line="252" w:lineRule="auto"/>
+              <w:jc w:val="left"/>
+            </w:pPr>
+            <w:r/>
+            <w:r>
+              <w:rPr>
+                <w:rFonts w:ascii="Arial" w:hAnsi="Arial"/>
+                <w:b w:val="0"/>
+                <w:color w:val="555555"/>
+                <w:sz w:val="16"/>
+              </w:rPr>
+              <w:t>—</w:t>
             </w:r>
           </w:p>
         </w:tc>
@@ -2786,7 +3427,7 @@
         </w:trPr>
         <w:tc>
           <w:tcPr>
-            <w:tcW w:type="dxa" w:w="420"/>
+            <w:tcW w:type="dxa" w:w="440"/>
             <w:vAlign w:val="center"/>
             <w:tcMar>
               <w:top w:w="70" w:type="dxa"/>
@@ -2813,7 +3454,7 @@
         </w:tc>
         <w:tc>
           <w:tcPr>
-            <w:tcW w:type="dxa" w:w="2220"/>
+            <w:tcW w:type="dxa" w:w="2560"/>
             <w:vAlign w:val="center"/>
             <w:tcMar>
               <w:top w:w="70" w:type="dxa"/>
@@ -2840,7 +3481,7 @@
         </w:tc>
         <w:tc>
           <w:tcPr>
-            <w:tcW w:type="dxa" w:w="1130"/>
+            <w:tcW w:type="dxa" w:w="1280"/>
             <w:vAlign w:val="center"/>
             <w:tcMar>
               <w:top w:w="70" w:type="dxa"/>
@@ -2868,7 +3509,7 @@
         </w:tc>
         <w:tc>
           <w:tcPr>
-            <w:tcW w:type="dxa" w:w="5590"/>
+            <w:tcW w:type="dxa" w:w="5300"/>
             <w:vAlign w:val="center"/>
             <w:tcMar>
               <w:top w:w="70" w:type="dxa"/>
@@ -2890,6 +3531,34 @@
                 <w:sz w:val="17"/>
               </w:rPr>
               <w:t>Открыть хранилище → меню ⋮ → «Экспорт KeePass (.kdbx)» → задать пароль базы → выбрать место сохранения. Должен появиться файл .kdbx.</w:t>
+            </w:r>
+          </w:p>
+        </w:tc>
+        <w:tc>
+          <w:tcPr>
+            <w:tcW w:type="dxa" w:w="4920"/>
+            <w:vAlign w:val="center"/>
+            <w:tcMar>
+              <w:top w:w="70" w:type="dxa"/>
+              <w:start w:w="100" w:type="dxa"/>
+              <w:bottom w:w="70" w:type="dxa"/>
+              <w:end w:w="100" w:type="dxa"/>
+            </w:tcMar>
+          </w:tcPr>
+          <w:p>
+            <w:pPr>
+              <w:spacing w:before="0" w:after="0" w:line="252" w:lineRule="auto"/>
+              <w:jc w:val="left"/>
+            </w:pPr>
+            <w:r/>
+            <w:r>
+              <w:rPr>
+                <w:rFonts w:ascii="Arial" w:hAnsi="Arial"/>
+                <w:b w:val="0"/>
+                <w:color w:val="555555"/>
+                <w:sz w:val="16"/>
+              </w:rPr>
+              <w:t>—</w:t>
             </w:r>
           </w:p>
         </w:tc>
@@ -2900,7 +3569,7 @@
         </w:trPr>
         <w:tc>
           <w:tcPr>
-            <w:tcW w:type="dxa" w:w="420"/>
+            <w:tcW w:type="dxa" w:w="440"/>
             <w:vAlign w:val="center"/>
             <w:tcMar>
               <w:top w:w="70" w:type="dxa"/>
@@ -2927,7 +3596,7 @@
         </w:tc>
         <w:tc>
           <w:tcPr>
-            <w:tcW w:type="dxa" w:w="2220"/>
+            <w:tcW w:type="dxa" w:w="2560"/>
             <w:vAlign w:val="center"/>
             <w:tcMar>
               <w:top w:w="70" w:type="dxa"/>
@@ -2954,7 +3623,7 @@
         </w:tc>
         <w:tc>
           <w:tcPr>
-            <w:tcW w:type="dxa" w:w="1130"/>
+            <w:tcW w:type="dxa" w:w="1280"/>
             <w:vAlign w:val="center"/>
             <w:tcMar>
               <w:top w:w="70" w:type="dxa"/>
@@ -2982,7 +3651,7 @@
         </w:tc>
         <w:tc>
           <w:tcPr>
-            <w:tcW w:type="dxa" w:w="5590"/>
+            <w:tcW w:type="dxa" w:w="5300"/>
             <w:vAlign w:val="center"/>
             <w:tcMar>
               <w:top w:w="70" w:type="dxa"/>
@@ -3004,6 +3673,33 @@
                 <w:sz w:val="17"/>
               </w:rPr>
               <w:t>Экспортировать KDBX → открыть файл в KeePass или KeePassXC с заданным паролем. Проверить папки, записи, пароль и пользовательские поля.</w:t>
+            </w:r>
+          </w:p>
+        </w:tc>
+        <w:tc>
+          <w:tcPr>
+            <w:tcW w:type="dxa" w:w="4920"/>
+            <w:vAlign w:val="center"/>
+            <w:tcMar>
+              <w:top w:w="70" w:type="dxa"/>
+              <w:start w:w="100" w:type="dxa"/>
+              <w:bottom w:w="70" w:type="dxa"/>
+              <w:end w:w="100" w:type="dxa"/>
+            </w:tcMar>
+          </w:tcPr>
+          <w:p>
+            <w:pPr>
+              <w:spacing w:before="0" w:after="0" w:line="252" w:lineRule="auto"/>
+              <w:jc w:val="left"/>
+            </w:pPr>
+            <w:r/>
+            <w:r>
+              <w:rPr>
+                <w:rFonts w:ascii="Arial" w:hAnsi="Arial"/>
+                <w:b w:val="0"/>
+                <w:sz w:val="16"/>
+              </w:rPr>
+              <w:t>Добавить регрессионный тест экспорта: KeyKeep → KeePassXC и KeePassXC → KeyKeep.</w:t>
             </w:r>
           </w:p>
         </w:tc>
@@ -3014,7 +3710,7 @@
         </w:trPr>
         <w:tc>
           <w:tcPr>
-            <w:tcW w:type="dxa" w:w="420"/>
+            <w:tcW w:type="dxa" w:w="440"/>
             <w:vAlign w:val="center"/>
             <w:tcMar>
               <w:top w:w="70" w:type="dxa"/>
@@ -3041,7 +3737,7 @@
         </w:tc>
         <w:tc>
           <w:tcPr>
-            <w:tcW w:type="dxa" w:w="2220"/>
+            <w:tcW w:type="dxa" w:w="2560"/>
             <w:vAlign w:val="center"/>
             <w:tcMar>
               <w:top w:w="70" w:type="dxa"/>
@@ -3068,7 +3764,7 @@
         </w:tc>
         <w:tc>
           <w:tcPr>
-            <w:tcW w:type="dxa" w:w="1130"/>
+            <w:tcW w:type="dxa" w:w="1280"/>
             <w:vAlign w:val="center"/>
             <w:tcMar>
               <w:top w:w="70" w:type="dxa"/>
@@ -3096,7 +3792,7 @@
         </w:tc>
         <w:tc>
           <w:tcPr>
-            <w:tcW w:type="dxa" w:w="5590"/>
+            <w:tcW w:type="dxa" w:w="5300"/>
             <w:vAlign w:val="center"/>
             <w:tcMar>
               <w:top w:w="70" w:type="dxa"/>
@@ -3118,6 +3814,33 @@
                 <w:sz w:val="17"/>
               </w:rPr>
               <w:t>KeyKeep поддерживает пароль KDBX, но не предоставляет выбор key file или комбинированных ключей.</w:t>
+            </w:r>
+          </w:p>
+        </w:tc>
+        <w:tc>
+          <w:tcPr>
+            <w:tcW w:type="dxa" w:w="4920"/>
+            <w:vAlign w:val="center"/>
+            <w:tcMar>
+              <w:top w:w="70" w:type="dxa"/>
+              <w:start w:w="100" w:type="dxa"/>
+              <w:bottom w:w="70" w:type="dxa"/>
+              <w:end w:w="100" w:type="dxa"/>
+            </w:tcMar>
+          </w:tcPr>
+          <w:p>
+            <w:pPr>
+              <w:spacing w:before="0" w:after="0" w:line="252" w:lineRule="auto"/>
+              <w:jc w:val="left"/>
+            </w:pPr>
+            <w:r/>
+            <w:r>
+              <w:rPr>
+                <w:rFonts w:ascii="Arial" w:hAnsi="Arial"/>
+                <w:b w:val="0"/>
+                <w:sz w:val="16"/>
+              </w:rPr>
+              <w:t>В диалоге импорта показать необязательную строку «Ключевой файл» с File Picker; не добавлять отдельный экран.</w:t>
             </w:r>
           </w:p>
         </w:tc>
@@ -3128,7 +3851,7 @@
         </w:trPr>
         <w:tc>
           <w:tcPr>
-            <w:tcW w:type="dxa" w:w="420"/>
+            <w:tcW w:type="dxa" w:w="440"/>
             <w:vAlign w:val="center"/>
             <w:tcMar>
               <w:top w:w="70" w:type="dxa"/>
@@ -3155,7 +3878,7 @@
         </w:tc>
         <w:tc>
           <w:tcPr>
-            <w:tcW w:type="dxa" w:w="2220"/>
+            <w:tcW w:type="dxa" w:w="2560"/>
             <w:vAlign w:val="center"/>
             <w:tcMar>
               <w:top w:w="70" w:type="dxa"/>
@@ -3182,7 +3905,7 @@
         </w:tc>
         <w:tc>
           <w:tcPr>
-            <w:tcW w:type="dxa" w:w="1130"/>
+            <w:tcW w:type="dxa" w:w="1280"/>
             <w:vAlign w:val="center"/>
             <w:tcMar>
               <w:top w:w="70" w:type="dxa"/>
@@ -3210,7 +3933,7 @@
         </w:tc>
         <w:tc>
           <w:tcPr>
-            <w:tcW w:type="dxa" w:w="5590"/>
+            <w:tcW w:type="dxa" w:w="5300"/>
             <w:vAlign w:val="center"/>
             <w:tcMar>
               <w:top w:w="70" w:type="dxa"/>
@@ -3232,6 +3955,33 @@
                 <w:sz w:val="17"/>
               </w:rPr>
               <w:t>Перед импортом экспортировать текущую базу как резервную копию → выполнить импорт. Приложение заменяет локальные записи без отдельного диалога сравнения; сценарий требует ручного бэкапа.</w:t>
+            </w:r>
+          </w:p>
+        </w:tc>
+        <w:tc>
+          <w:tcPr>
+            <w:tcW w:type="dxa" w:w="4920"/>
+            <w:vAlign w:val="center"/>
+            <w:tcMar>
+              <w:top w:w="70" w:type="dxa"/>
+              <w:start w:w="100" w:type="dxa"/>
+              <w:bottom w:w="70" w:type="dxa"/>
+              <w:end w:w="100" w:type="dxa"/>
+            </w:tcMar>
+          </w:tcPr>
+          <w:p>
+            <w:pPr>
+              <w:spacing w:before="0" w:after="0" w:line="252" w:lineRule="auto"/>
+              <w:jc w:val="left"/>
+            </w:pPr>
+            <w:r/>
+            <w:r>
+              <w:rPr>
+                <w:rFonts w:ascii="Arial" w:hAnsi="Arial"/>
+                <w:b w:val="0"/>
+                <w:sz w:val="16"/>
+              </w:rPr>
+              <w:t>Перед заменой показать компактный диалог «Сохранить текущую KDBX?» с действием «Экспортировать и продолжить».</w:t>
             </w:r>
           </w:p>
         </w:tc>
@@ -3242,8 +3992,8 @@
         </w:trPr>
         <w:tc>
           <w:tcPr>
-            <w:tcW w:type="dxa" w:w="5590"/>
-            <w:gridSpan w:val="4"/>
+            <w:tcW w:type="dxa" w:w="4920"/>
+            <w:gridSpan w:val="5"/>
             <w:vAlign w:val="center"/>
             <w:tcMar>
               <w:top w:w="70" w:type="dxa"/>
@@ -3277,7 +4027,7 @@
         </w:trPr>
         <w:tc>
           <w:tcPr>
-            <w:tcW w:type="dxa" w:w="420"/>
+            <w:tcW w:type="dxa" w:w="440"/>
             <w:vAlign w:val="center"/>
             <w:tcMar>
               <w:top w:w="70" w:type="dxa"/>
@@ -3304,7 +4054,7 @@
         </w:tc>
         <w:tc>
           <w:tcPr>
-            <w:tcW w:type="dxa" w:w="2220"/>
+            <w:tcW w:type="dxa" w:w="2560"/>
             <w:vAlign w:val="center"/>
             <w:tcMar>
               <w:top w:w="70" w:type="dxa"/>
@@ -3331,7 +4081,7 @@
         </w:tc>
         <w:tc>
           <w:tcPr>
-            <w:tcW w:type="dxa" w:w="1130"/>
+            <w:tcW w:type="dxa" w:w="1280"/>
             <w:vAlign w:val="center"/>
             <w:tcMar>
               <w:top w:w="70" w:type="dxa"/>
@@ -3359,7 +4109,7 @@
         </w:tc>
         <w:tc>
           <w:tcPr>
-            <w:tcW w:type="dxa" w:w="5590"/>
+            <w:tcW w:type="dxa" w:w="5300"/>
             <w:vAlign w:val="center"/>
             <w:tcMar>
               <w:top w:w="70" w:type="dxa"/>
@@ -3381,6 +4131,34 @@
                 <w:sz w:val="17"/>
               </w:rPr>
               <w:t>В хранилище нажать значок папки → указать название → «Создать». Папка должна появиться в текущей папке.</w:t>
+            </w:r>
+          </w:p>
+        </w:tc>
+        <w:tc>
+          <w:tcPr>
+            <w:tcW w:type="dxa" w:w="4920"/>
+            <w:vAlign w:val="center"/>
+            <w:tcMar>
+              <w:top w:w="70" w:type="dxa"/>
+              <w:start w:w="100" w:type="dxa"/>
+              <w:bottom w:w="70" w:type="dxa"/>
+              <w:end w:w="100" w:type="dxa"/>
+            </w:tcMar>
+          </w:tcPr>
+          <w:p>
+            <w:pPr>
+              <w:spacing w:before="0" w:after="0" w:line="252" w:lineRule="auto"/>
+              <w:jc w:val="left"/>
+            </w:pPr>
+            <w:r/>
+            <w:r>
+              <w:rPr>
+                <w:rFonts w:ascii="Arial" w:hAnsi="Arial"/>
+                <w:b w:val="0"/>
+                <w:color w:val="555555"/>
+                <w:sz w:val="16"/>
+              </w:rPr>
+              <w:t>—</w:t>
             </w:r>
           </w:p>
         </w:tc>
@@ -3391,7 +4169,7 @@
         </w:trPr>
         <w:tc>
           <w:tcPr>
-            <w:tcW w:type="dxa" w:w="420"/>
+            <w:tcW w:type="dxa" w:w="440"/>
             <w:vAlign w:val="center"/>
             <w:tcMar>
               <w:top w:w="70" w:type="dxa"/>
@@ -3418,7 +4196,7 @@
         </w:tc>
         <w:tc>
           <w:tcPr>
-            <w:tcW w:type="dxa" w:w="2220"/>
+            <w:tcW w:type="dxa" w:w="2560"/>
             <w:vAlign w:val="center"/>
             <w:tcMar>
               <w:top w:w="70" w:type="dxa"/>
@@ -3445,7 +4223,7 @@
         </w:tc>
         <w:tc>
           <w:tcPr>
-            <w:tcW w:type="dxa" w:w="1130"/>
+            <w:tcW w:type="dxa" w:w="1280"/>
             <w:vAlign w:val="center"/>
             <w:tcMar>
               <w:top w:w="70" w:type="dxa"/>
@@ -3473,7 +4251,7 @@
         </w:tc>
         <w:tc>
           <w:tcPr>
-            <w:tcW w:type="dxa" w:w="5590"/>
+            <w:tcW w:type="dxa" w:w="5300"/>
             <w:vAlign w:val="center"/>
             <w:tcMar>
               <w:top w:w="70" w:type="dxa"/>
@@ -3495,6 +4273,34 @@
                 <w:sz w:val="17"/>
               </w:rPr>
               <w:t>Открыть папку → нажать значок новой папки → задать название. Новая папка должна стать дочерней для открытой папки.</w:t>
+            </w:r>
+          </w:p>
+        </w:tc>
+        <w:tc>
+          <w:tcPr>
+            <w:tcW w:type="dxa" w:w="4920"/>
+            <w:vAlign w:val="center"/>
+            <w:tcMar>
+              <w:top w:w="70" w:type="dxa"/>
+              <w:start w:w="100" w:type="dxa"/>
+              <w:bottom w:w="70" w:type="dxa"/>
+              <w:end w:w="100" w:type="dxa"/>
+            </w:tcMar>
+          </w:tcPr>
+          <w:p>
+            <w:pPr>
+              <w:spacing w:before="0" w:after="0" w:line="252" w:lineRule="auto"/>
+              <w:jc w:val="left"/>
+            </w:pPr>
+            <w:r/>
+            <w:r>
+              <w:rPr>
+                <w:rFonts w:ascii="Arial" w:hAnsi="Arial"/>
+                <w:b w:val="0"/>
+                <w:color w:val="555555"/>
+                <w:sz w:val="16"/>
+              </w:rPr>
+              <w:t>—</w:t>
             </w:r>
           </w:p>
         </w:tc>
@@ -3505,7 +4311,7 @@
         </w:trPr>
         <w:tc>
           <w:tcPr>
-            <w:tcW w:type="dxa" w:w="420"/>
+            <w:tcW w:type="dxa" w:w="440"/>
             <w:vAlign w:val="center"/>
             <w:tcMar>
               <w:top w:w="70" w:type="dxa"/>
@@ -3532,7 +4338,7 @@
         </w:tc>
         <w:tc>
           <w:tcPr>
-            <w:tcW w:type="dxa" w:w="2220"/>
+            <w:tcW w:type="dxa" w:w="2560"/>
             <w:vAlign w:val="center"/>
             <w:tcMar>
               <w:top w:w="70" w:type="dxa"/>
@@ -3559,7 +4365,7 @@
         </w:tc>
         <w:tc>
           <w:tcPr>
-            <w:tcW w:type="dxa" w:w="1130"/>
+            <w:tcW w:type="dxa" w:w="1280"/>
             <w:vAlign w:val="center"/>
             <w:tcMar>
               <w:top w:w="70" w:type="dxa"/>
@@ -3587,7 +4393,7 @@
         </w:tc>
         <w:tc>
           <w:tcPr>
-            <w:tcW w:type="dxa" w:w="5590"/>
+            <w:tcW w:type="dxa" w:w="5300"/>
             <w:vAlign w:val="center"/>
             <w:tcMar>
               <w:top w:w="70" w:type="dxa"/>
@@ -3609,6 +4415,34 @@
                 <w:sz w:val="17"/>
               </w:rPr>
               <w:t>Открыть две вложенные папки → нажать нужный элемент в хлебных крошках. Должен открыться выбранный уровень.</w:t>
+            </w:r>
+          </w:p>
+        </w:tc>
+        <w:tc>
+          <w:tcPr>
+            <w:tcW w:type="dxa" w:w="4920"/>
+            <w:vAlign w:val="center"/>
+            <w:tcMar>
+              <w:top w:w="70" w:type="dxa"/>
+              <w:start w:w="100" w:type="dxa"/>
+              <w:bottom w:w="70" w:type="dxa"/>
+              <w:end w:w="100" w:type="dxa"/>
+            </w:tcMar>
+          </w:tcPr>
+          <w:p>
+            <w:pPr>
+              <w:spacing w:before="0" w:after="0" w:line="252" w:lineRule="auto"/>
+              <w:jc w:val="left"/>
+            </w:pPr>
+            <w:r/>
+            <w:r>
+              <w:rPr>
+                <w:rFonts w:ascii="Arial" w:hAnsi="Arial"/>
+                <w:b w:val="0"/>
+                <w:color w:val="555555"/>
+                <w:sz w:val="16"/>
+              </w:rPr>
+              <w:t>—</w:t>
             </w:r>
           </w:p>
         </w:tc>
@@ -3619,7 +4453,7 @@
         </w:trPr>
         <w:tc>
           <w:tcPr>
-            <w:tcW w:type="dxa" w:w="420"/>
+            <w:tcW w:type="dxa" w:w="440"/>
             <w:vAlign w:val="center"/>
             <w:tcMar>
               <w:top w:w="70" w:type="dxa"/>
@@ -3646,7 +4480,7 @@
         </w:tc>
         <w:tc>
           <w:tcPr>
-            <w:tcW w:type="dxa" w:w="2220"/>
+            <w:tcW w:type="dxa" w:w="2560"/>
             <w:vAlign w:val="center"/>
             <w:tcMar>
               <w:top w:w="70" w:type="dxa"/>
@@ -3673,7 +4507,7 @@
         </w:tc>
         <w:tc>
           <w:tcPr>
-            <w:tcW w:type="dxa" w:w="1130"/>
+            <w:tcW w:type="dxa" w:w="1280"/>
             <w:vAlign w:val="center"/>
             <w:tcMar>
               <w:top w:w="70" w:type="dxa"/>
@@ -3701,7 +4535,7 @@
         </w:tc>
         <w:tc>
           <w:tcPr>
-            <w:tcW w:type="dxa" w:w="5590"/>
+            <w:tcW w:type="dxa" w:w="5300"/>
             <w:vAlign w:val="center"/>
             <w:tcMar>
               <w:top w:w="70" w:type="dxa"/>
@@ -3723,6 +4557,34 @@
                 <w:sz w:val="17"/>
               </w:rPr>
               <w:t>Создать в папке подпапку и запись. В списке папок должны отображаться количества папок и записей.</w:t>
+            </w:r>
+          </w:p>
+        </w:tc>
+        <w:tc>
+          <w:tcPr>
+            <w:tcW w:type="dxa" w:w="4920"/>
+            <w:vAlign w:val="center"/>
+            <w:tcMar>
+              <w:top w:w="70" w:type="dxa"/>
+              <w:start w:w="100" w:type="dxa"/>
+              <w:bottom w:w="70" w:type="dxa"/>
+              <w:end w:w="100" w:type="dxa"/>
+            </w:tcMar>
+          </w:tcPr>
+          <w:p>
+            <w:pPr>
+              <w:spacing w:before="0" w:after="0" w:line="252" w:lineRule="auto"/>
+              <w:jc w:val="left"/>
+            </w:pPr>
+            <w:r/>
+            <w:r>
+              <w:rPr>
+                <w:rFonts w:ascii="Arial" w:hAnsi="Arial"/>
+                <w:b w:val="0"/>
+                <w:color w:val="555555"/>
+                <w:sz w:val="16"/>
+              </w:rPr>
+              <w:t>—</w:t>
             </w:r>
           </w:p>
         </w:tc>
@@ -3733,7 +4595,7 @@
         </w:trPr>
         <w:tc>
           <w:tcPr>
-            <w:tcW w:type="dxa" w:w="420"/>
+            <w:tcW w:type="dxa" w:w="440"/>
             <w:vAlign w:val="center"/>
             <w:tcMar>
               <w:top w:w="70" w:type="dxa"/>
@@ -3760,7 +4622,7 @@
         </w:tc>
         <w:tc>
           <w:tcPr>
-            <w:tcW w:type="dxa" w:w="2220"/>
+            <w:tcW w:type="dxa" w:w="2560"/>
             <w:vAlign w:val="center"/>
             <w:tcMar>
               <w:top w:w="70" w:type="dxa"/>
@@ -3787,7 +4649,7 @@
         </w:tc>
         <w:tc>
           <w:tcPr>
-            <w:tcW w:type="dxa" w:w="1130"/>
+            <w:tcW w:type="dxa" w:w="1280"/>
             <w:vAlign w:val="center"/>
             <w:tcMar>
               <w:top w:w="70" w:type="dxa"/>
@@ -3815,7 +4677,7 @@
         </w:tc>
         <w:tc>
           <w:tcPr>
-            <w:tcW w:type="dxa" w:w="5590"/>
+            <w:tcW w:type="dxa" w:w="5300"/>
             <w:vAlign w:val="center"/>
             <w:tcMar>
               <w:top w:w="70" w:type="dxa"/>
@@ -3837,6 +4699,33 @@
                 <w:sz w:val="17"/>
               </w:rPr>
               <w:t>В интерфейсе нет управления существующими папками. Проверить как функциональный разрыв.</w:t>
+            </w:r>
+          </w:p>
+        </w:tc>
+        <w:tc>
+          <w:tcPr>
+            <w:tcW w:type="dxa" w:w="4920"/>
+            <w:vAlign w:val="center"/>
+            <w:tcMar>
+              <w:top w:w="70" w:type="dxa"/>
+              <w:start w:w="100" w:type="dxa"/>
+              <w:bottom w:w="70" w:type="dxa"/>
+              <w:end w:w="100" w:type="dxa"/>
+            </w:tcMar>
+          </w:tcPr>
+          <w:p>
+            <w:pPr>
+              <w:spacing w:before="0" w:after="0" w:line="252" w:lineRule="auto"/>
+              <w:jc w:val="left"/>
+            </w:pPr>
+            <w:r/>
+            <w:r>
+              <w:rPr>
+                <w:rFonts w:ascii="Arial" w:hAnsi="Arial"/>
+                <w:b w:val="0"/>
+                <w:sz w:val="16"/>
+              </w:rPr>
+              <w:t>Long press на папке → компактный bottom sheet «Переименовать / Переместить / Удалить». Обычное нажатие оставить для открытия; двойное нажатие не нужно.</w:t>
             </w:r>
           </w:p>
         </w:tc>
@@ -3847,7 +4736,7 @@
         </w:trPr>
         <w:tc>
           <w:tcPr>
-            <w:tcW w:type="dxa" w:w="420"/>
+            <w:tcW w:type="dxa" w:w="440"/>
             <w:vAlign w:val="center"/>
             <w:tcMar>
               <w:top w:w="70" w:type="dxa"/>
@@ -3874,7 +4763,7 @@
         </w:tc>
         <w:tc>
           <w:tcPr>
-            <w:tcW w:type="dxa" w:w="2220"/>
+            <w:tcW w:type="dxa" w:w="2560"/>
             <w:vAlign w:val="center"/>
             <w:tcMar>
               <w:top w:w="70" w:type="dxa"/>
@@ -3901,7 +4790,7 @@
         </w:tc>
         <w:tc>
           <w:tcPr>
-            <w:tcW w:type="dxa" w:w="1130"/>
+            <w:tcW w:type="dxa" w:w="1280"/>
             <w:vAlign w:val="center"/>
             <w:tcMar>
               <w:top w:w="70" w:type="dxa"/>
@@ -3929,7 +4818,7 @@
         </w:tc>
         <w:tc>
           <w:tcPr>
-            <w:tcW w:type="dxa" w:w="5590"/>
+            <w:tcW w:type="dxa" w:w="5300"/>
             <w:vAlign w:val="center"/>
             <w:tcMar>
               <w:top w:w="70" w:type="dxa"/>
@@ -3951,6 +4840,34 @@
                 <w:sz w:val="17"/>
               </w:rPr>
               <w:t>Нажать «+ Запись» → выбрать папку → заполнить название, логин и пароль → «Сохранить». Запись должна появиться в выбранной папке.</w:t>
+            </w:r>
+          </w:p>
+        </w:tc>
+        <w:tc>
+          <w:tcPr>
+            <w:tcW w:type="dxa" w:w="4920"/>
+            <w:vAlign w:val="center"/>
+            <w:tcMar>
+              <w:top w:w="70" w:type="dxa"/>
+              <w:start w:w="100" w:type="dxa"/>
+              <w:bottom w:w="70" w:type="dxa"/>
+              <w:end w:w="100" w:type="dxa"/>
+            </w:tcMar>
+          </w:tcPr>
+          <w:p>
+            <w:pPr>
+              <w:spacing w:before="0" w:after="0" w:line="252" w:lineRule="auto"/>
+              <w:jc w:val="left"/>
+            </w:pPr>
+            <w:r/>
+            <w:r>
+              <w:rPr>
+                <w:rFonts w:ascii="Arial" w:hAnsi="Arial"/>
+                <w:b w:val="0"/>
+                <w:color w:val="555555"/>
+                <w:sz w:val="16"/>
+              </w:rPr>
+              <w:t>—</w:t>
             </w:r>
           </w:p>
         </w:tc>
@@ -3961,7 +4878,7 @@
         </w:trPr>
         <w:tc>
           <w:tcPr>
-            <w:tcW w:type="dxa" w:w="420"/>
+            <w:tcW w:type="dxa" w:w="440"/>
             <w:vAlign w:val="center"/>
             <w:tcMar>
               <w:top w:w="70" w:type="dxa"/>
@@ -3988,7 +4905,7 @@
         </w:tc>
         <w:tc>
           <w:tcPr>
-            <w:tcW w:type="dxa" w:w="2220"/>
+            <w:tcW w:type="dxa" w:w="2560"/>
             <w:vAlign w:val="center"/>
             <w:tcMar>
               <w:top w:w="70" w:type="dxa"/>
@@ -4015,7 +4932,7 @@
         </w:tc>
         <w:tc>
           <w:tcPr>
-            <w:tcW w:type="dxa" w:w="1130"/>
+            <w:tcW w:type="dxa" w:w="1280"/>
             <w:vAlign w:val="center"/>
             <w:tcMar>
               <w:top w:w="70" w:type="dxa"/>
@@ -4043,7 +4960,7 @@
         </w:tc>
         <w:tc>
           <w:tcPr>
-            <w:tcW w:type="dxa" w:w="5590"/>
+            <w:tcW w:type="dxa" w:w="5300"/>
             <w:vAlign w:val="center"/>
             <w:tcMar>
               <w:top w:w="70" w:type="dxa"/>
@@ -4065,6 +4982,34 @@
                 <w:sz w:val="17"/>
               </w:rPr>
               <w:t>В новой записи оставить пустым название, логин или пароль → «Сохранить». Должны отобразиться подсказки валидации, запись не создаётся.</w:t>
+            </w:r>
+          </w:p>
+        </w:tc>
+        <w:tc>
+          <w:tcPr>
+            <w:tcW w:type="dxa" w:w="4920"/>
+            <w:vAlign w:val="center"/>
+            <w:tcMar>
+              <w:top w:w="70" w:type="dxa"/>
+              <w:start w:w="100" w:type="dxa"/>
+              <w:bottom w:w="70" w:type="dxa"/>
+              <w:end w:w="100" w:type="dxa"/>
+            </w:tcMar>
+          </w:tcPr>
+          <w:p>
+            <w:pPr>
+              <w:spacing w:before="0" w:after="0" w:line="252" w:lineRule="auto"/>
+              <w:jc w:val="left"/>
+            </w:pPr>
+            <w:r/>
+            <w:r>
+              <w:rPr>
+                <w:rFonts w:ascii="Arial" w:hAnsi="Arial"/>
+                <w:b w:val="0"/>
+                <w:color w:val="555555"/>
+                <w:sz w:val="16"/>
+              </w:rPr>
+              <w:t>—</w:t>
             </w:r>
           </w:p>
         </w:tc>
@@ -4075,7 +5020,7 @@
         </w:trPr>
         <w:tc>
           <w:tcPr>
-            <w:tcW w:type="dxa" w:w="420"/>
+            <w:tcW w:type="dxa" w:w="440"/>
             <w:vAlign w:val="center"/>
             <w:tcMar>
               <w:top w:w="70" w:type="dxa"/>
@@ -4102,7 +5047,7 @@
         </w:tc>
         <w:tc>
           <w:tcPr>
-            <w:tcW w:type="dxa" w:w="2220"/>
+            <w:tcW w:type="dxa" w:w="2560"/>
             <w:vAlign w:val="center"/>
             <w:tcMar>
               <w:top w:w="70" w:type="dxa"/>
@@ -4129,7 +5074,7 @@
         </w:tc>
         <w:tc>
           <w:tcPr>
-            <w:tcW w:type="dxa" w:w="1130"/>
+            <w:tcW w:type="dxa" w:w="1280"/>
             <w:vAlign w:val="center"/>
             <w:tcMar>
               <w:top w:w="70" w:type="dxa"/>
@@ -4157,7 +5102,7 @@
         </w:tc>
         <w:tc>
           <w:tcPr>
-            <w:tcW w:type="dxa" w:w="5590"/>
+            <w:tcW w:type="dxa" w:w="5300"/>
             <w:vAlign w:val="center"/>
             <w:tcMar>
               <w:top w:w="70" w:type="dxa"/>
@@ -4179,6 +5124,34 @@
                 <w:sz w:val="17"/>
               </w:rPr>
               <w:t>Нажать на существующую запись → изменить поле → «Сохранить». Новые данные должны отображаться в списке и после перезапуска.</w:t>
+            </w:r>
+          </w:p>
+        </w:tc>
+        <w:tc>
+          <w:tcPr>
+            <w:tcW w:type="dxa" w:w="4920"/>
+            <w:vAlign w:val="center"/>
+            <w:tcMar>
+              <w:top w:w="70" w:type="dxa"/>
+              <w:start w:w="100" w:type="dxa"/>
+              <w:bottom w:w="70" w:type="dxa"/>
+              <w:end w:w="100" w:type="dxa"/>
+            </w:tcMar>
+          </w:tcPr>
+          <w:p>
+            <w:pPr>
+              <w:spacing w:before="0" w:after="0" w:line="252" w:lineRule="auto"/>
+              <w:jc w:val="left"/>
+            </w:pPr>
+            <w:r/>
+            <w:r>
+              <w:rPr>
+                <w:rFonts w:ascii="Arial" w:hAnsi="Arial"/>
+                <w:b w:val="0"/>
+                <w:color w:val="555555"/>
+                <w:sz w:val="16"/>
+              </w:rPr>
+              <w:t>—</w:t>
             </w:r>
           </w:p>
         </w:tc>
@@ -4189,7 +5162,7 @@
         </w:trPr>
         <w:tc>
           <w:tcPr>
-            <w:tcW w:type="dxa" w:w="420"/>
+            <w:tcW w:type="dxa" w:w="440"/>
             <w:vAlign w:val="center"/>
             <w:tcMar>
               <w:top w:w="70" w:type="dxa"/>
@@ -4216,7 +5189,7 @@
         </w:tc>
         <w:tc>
           <w:tcPr>
-            <w:tcW w:type="dxa" w:w="2220"/>
+            <w:tcW w:type="dxa" w:w="2560"/>
             <w:vAlign w:val="center"/>
             <w:tcMar>
               <w:top w:w="70" w:type="dxa"/>
@@ -4243,7 +5216,7 @@
         </w:tc>
         <w:tc>
           <w:tcPr>
-            <w:tcW w:type="dxa" w:w="1130"/>
+            <w:tcW w:type="dxa" w:w="1280"/>
             <w:vAlign w:val="center"/>
             <w:tcMar>
               <w:top w:w="70" w:type="dxa"/>
@@ -4271,7 +5244,7 @@
         </w:tc>
         <w:tc>
           <w:tcPr>
-            <w:tcW w:type="dxa" w:w="5590"/>
+            <w:tcW w:type="dxa" w:w="5300"/>
             <w:vAlign w:val="center"/>
             <w:tcMar>
               <w:top w:w="70" w:type="dxa"/>
@@ -4293,6 +5266,33 @@
                 <w:sz w:val="17"/>
               </w:rPr>
               <w:t>В строке записи открыть ⋮ → «Удалить». Запись удаляется сразу; отдельного подтверждения и корзины нет.</w:t>
+            </w:r>
+          </w:p>
+        </w:tc>
+        <w:tc>
+          <w:tcPr>
+            <w:tcW w:type="dxa" w:w="4920"/>
+            <w:vAlign w:val="center"/>
+            <w:tcMar>
+              <w:top w:w="70" w:type="dxa"/>
+              <w:start w:w="100" w:type="dxa"/>
+              <w:bottom w:w="70" w:type="dxa"/>
+              <w:end w:w="100" w:type="dxa"/>
+            </w:tcMar>
+          </w:tcPr>
+          <w:p>
+            <w:pPr>
+              <w:spacing w:before="0" w:after="0" w:line="252" w:lineRule="auto"/>
+              <w:jc w:val="left"/>
+            </w:pPr>
+            <w:r/>
+            <w:r>
+              <w:rPr>
+                <w:rFonts w:ascii="Arial" w:hAnsi="Arial"/>
+                <w:b w:val="0"/>
+                <w:sz w:val="16"/>
+              </w:rPr>
+              <w:t>Swipe влево по записи → удалить → SnackBar «Отменить». Long press может открыть тот же компактный список действий.</w:t>
             </w:r>
           </w:p>
         </w:tc>
@@ -4303,7 +5303,7 @@
         </w:trPr>
         <w:tc>
           <w:tcPr>
-            <w:tcW w:type="dxa" w:w="420"/>
+            <w:tcW w:type="dxa" w:w="440"/>
             <w:vAlign w:val="center"/>
             <w:tcMar>
               <w:top w:w="70" w:type="dxa"/>
@@ -4330,7 +5330,7 @@
         </w:tc>
         <w:tc>
           <w:tcPr>
-            <w:tcW w:type="dxa" w:w="2220"/>
+            <w:tcW w:type="dxa" w:w="2560"/>
             <w:vAlign w:val="center"/>
             <w:tcMar>
               <w:top w:w="70" w:type="dxa"/>
@@ -4357,7 +5357,7 @@
         </w:tc>
         <w:tc>
           <w:tcPr>
-            <w:tcW w:type="dxa" w:w="1130"/>
+            <w:tcW w:type="dxa" w:w="1280"/>
             <w:vAlign w:val="center"/>
             <w:tcMar>
               <w:top w:w="70" w:type="dxa"/>
@@ -4385,7 +5385,7 @@
         </w:tc>
         <w:tc>
           <w:tcPr>
-            <w:tcW w:type="dxa" w:w="5590"/>
+            <w:tcW w:type="dxa" w:w="5300"/>
             <w:vAlign w:val="center"/>
             <w:tcMar>
               <w:top w:w="70" w:type="dxa"/>
@@ -4407,6 +5407,34 @@
                 <w:sz w:val="17"/>
               </w:rPr>
               <w:t>Открыть редактор записи → заполнить «Сайт» и «Заметка» → сохранить → повторно открыть. Значения должны сохраниться.</w:t>
+            </w:r>
+          </w:p>
+        </w:tc>
+        <w:tc>
+          <w:tcPr>
+            <w:tcW w:type="dxa" w:w="4920"/>
+            <w:vAlign w:val="center"/>
+            <w:tcMar>
+              <w:top w:w="70" w:type="dxa"/>
+              <w:start w:w="100" w:type="dxa"/>
+              <w:bottom w:w="70" w:type="dxa"/>
+              <w:end w:w="100" w:type="dxa"/>
+            </w:tcMar>
+          </w:tcPr>
+          <w:p>
+            <w:pPr>
+              <w:spacing w:before="0" w:after="0" w:line="252" w:lineRule="auto"/>
+              <w:jc w:val="left"/>
+            </w:pPr>
+            <w:r/>
+            <w:r>
+              <w:rPr>
+                <w:rFonts w:ascii="Arial" w:hAnsi="Arial"/>
+                <w:b w:val="0"/>
+                <w:color w:val="555555"/>
+                <w:sz w:val="16"/>
+              </w:rPr>
+              <w:t>—</w:t>
             </w:r>
           </w:p>
         </w:tc>
@@ -4417,7 +5445,7 @@
         </w:trPr>
         <w:tc>
           <w:tcPr>
-            <w:tcW w:type="dxa" w:w="420"/>
+            <w:tcW w:type="dxa" w:w="440"/>
             <w:vAlign w:val="center"/>
             <w:tcMar>
               <w:top w:w="70" w:type="dxa"/>
@@ -4444,7 +5472,7 @@
         </w:tc>
         <w:tc>
           <w:tcPr>
-            <w:tcW w:type="dxa" w:w="2220"/>
+            <w:tcW w:type="dxa" w:w="2560"/>
             <w:vAlign w:val="center"/>
             <w:tcMar>
               <w:top w:w="70" w:type="dxa"/>
@@ -4471,7 +5499,7 @@
         </w:tc>
         <w:tc>
           <w:tcPr>
-            <w:tcW w:type="dxa" w:w="1130"/>
+            <w:tcW w:type="dxa" w:w="1280"/>
             <w:vAlign w:val="center"/>
             <w:tcMar>
               <w:top w:w="70" w:type="dxa"/>
@@ -4499,7 +5527,7 @@
         </w:tc>
         <w:tc>
           <w:tcPr>
-            <w:tcW w:type="dxa" w:w="5590"/>
+            <w:tcW w:type="dxa" w:w="5300"/>
             <w:vAlign w:val="center"/>
             <w:tcMar>
               <w:top w:w="70" w:type="dxa"/>
@@ -4521,6 +5549,34 @@
                 <w:sz w:val="17"/>
               </w:rPr>
               <w:t>Редактор записи → «Пользовательские поля» → «Добавить» → тип «Текстовое» → заполнить и сохранить. Поле должно быть в записи и KDBX-экспорте.</w:t>
+            </w:r>
+          </w:p>
+        </w:tc>
+        <w:tc>
+          <w:tcPr>
+            <w:tcW w:type="dxa" w:w="4920"/>
+            <w:vAlign w:val="center"/>
+            <w:tcMar>
+              <w:top w:w="70" w:type="dxa"/>
+              <w:start w:w="100" w:type="dxa"/>
+              <w:bottom w:w="70" w:type="dxa"/>
+              <w:end w:w="100" w:type="dxa"/>
+            </w:tcMar>
+          </w:tcPr>
+          <w:p>
+            <w:pPr>
+              <w:spacing w:before="0" w:after="0" w:line="252" w:lineRule="auto"/>
+              <w:jc w:val="left"/>
+            </w:pPr>
+            <w:r/>
+            <w:r>
+              <w:rPr>
+                <w:rFonts w:ascii="Arial" w:hAnsi="Arial"/>
+                <w:b w:val="0"/>
+                <w:color w:val="555555"/>
+                <w:sz w:val="16"/>
+              </w:rPr>
+              <w:t>—</w:t>
             </w:r>
           </w:p>
         </w:tc>
@@ -4531,7 +5587,7 @@
         </w:trPr>
         <w:tc>
           <w:tcPr>
-            <w:tcW w:type="dxa" w:w="420"/>
+            <w:tcW w:type="dxa" w:w="440"/>
             <w:vAlign w:val="center"/>
             <w:tcMar>
               <w:top w:w="70" w:type="dxa"/>
@@ -4558,7 +5614,7 @@
         </w:tc>
         <w:tc>
           <w:tcPr>
-            <w:tcW w:type="dxa" w:w="2220"/>
+            <w:tcW w:type="dxa" w:w="2560"/>
             <w:vAlign w:val="center"/>
             <w:tcMar>
               <w:top w:w="70" w:type="dxa"/>
@@ -4585,7 +5641,7 @@
         </w:tc>
         <w:tc>
           <w:tcPr>
-            <w:tcW w:type="dxa" w:w="1130"/>
+            <w:tcW w:type="dxa" w:w="1280"/>
             <w:vAlign w:val="center"/>
             <w:tcMar>
               <w:top w:w="70" w:type="dxa"/>
@@ -4613,7 +5669,7 @@
         </w:tc>
         <w:tc>
           <w:tcPr>
-            <w:tcW w:type="dxa" w:w="5590"/>
+            <w:tcW w:type="dxa" w:w="5300"/>
             <w:vAlign w:val="center"/>
             <w:tcMar>
               <w:top w:w="70" w:type="dxa"/>
@@ -4635,6 +5691,34 @@
                 <w:sz w:val="17"/>
               </w:rPr>
               <w:t>Редактор записи → «Добавить» → тип «Защищённое» → заполнить и сохранить. Поле должно сохраняться как protected в KDBX.</w:t>
+            </w:r>
+          </w:p>
+        </w:tc>
+        <w:tc>
+          <w:tcPr>
+            <w:tcW w:type="dxa" w:w="4920"/>
+            <w:vAlign w:val="center"/>
+            <w:tcMar>
+              <w:top w:w="70" w:type="dxa"/>
+              <w:start w:w="100" w:type="dxa"/>
+              <w:bottom w:w="70" w:type="dxa"/>
+              <w:end w:w="100" w:type="dxa"/>
+            </w:tcMar>
+          </w:tcPr>
+          <w:p>
+            <w:pPr>
+              <w:spacing w:before="0" w:after="0" w:line="252" w:lineRule="auto"/>
+              <w:jc w:val="left"/>
+            </w:pPr>
+            <w:r/>
+            <w:r>
+              <w:rPr>
+                <w:rFonts w:ascii="Arial" w:hAnsi="Arial"/>
+                <w:b w:val="0"/>
+                <w:color w:val="555555"/>
+                <w:sz w:val="16"/>
+              </w:rPr>
+              <w:t>—</w:t>
             </w:r>
           </w:p>
         </w:tc>
@@ -4645,7 +5729,7 @@
         </w:trPr>
         <w:tc>
           <w:tcPr>
-            <w:tcW w:type="dxa" w:w="420"/>
+            <w:tcW w:type="dxa" w:w="440"/>
             <w:vAlign w:val="center"/>
             <w:tcMar>
               <w:top w:w="70" w:type="dxa"/>
@@ -4672,7 +5756,7 @@
         </w:tc>
         <w:tc>
           <w:tcPr>
-            <w:tcW w:type="dxa" w:w="2220"/>
+            <w:tcW w:type="dxa" w:w="2560"/>
             <w:vAlign w:val="center"/>
             <w:tcMar>
               <w:top w:w="70" w:type="dxa"/>
@@ -4699,7 +5783,7 @@
         </w:tc>
         <w:tc>
           <w:tcPr>
-            <w:tcW w:type="dxa" w:w="1130"/>
+            <w:tcW w:type="dxa" w:w="1280"/>
             <w:vAlign w:val="center"/>
             <w:tcMar>
               <w:top w:w="70" w:type="dxa"/>
@@ -4727,7 +5811,7 @@
         </w:tc>
         <w:tc>
           <w:tcPr>
-            <w:tcW w:type="dxa" w:w="5590"/>
+            <w:tcW w:type="dxa" w:w="5300"/>
             <w:vAlign w:val="center"/>
             <w:tcMar>
               <w:top w:w="70" w:type="dxa"/>
@@ -4749,6 +5833,33 @@
                 <w:sz w:val="17"/>
               </w:rPr>
               <w:t>Ввести запрос в «Поиск в хранилище». Проверить поиск по названию, логину и сайту; заметки и пользовательские поля не индексируются.</w:t>
+            </w:r>
+          </w:p>
+        </w:tc>
+        <w:tc>
+          <w:tcPr>
+            <w:tcW w:type="dxa" w:w="4920"/>
+            <w:vAlign w:val="center"/>
+            <w:tcMar>
+              <w:top w:w="70" w:type="dxa"/>
+              <w:start w:w="100" w:type="dxa"/>
+              <w:bottom w:w="70" w:type="dxa"/>
+              <w:end w:w="100" w:type="dxa"/>
+            </w:tcMar>
+          </w:tcPr>
+          <w:p>
+            <w:pPr>
+              <w:spacing w:before="0" w:after="0" w:line="252" w:lineRule="auto"/>
+              <w:jc w:val="left"/>
+            </w:pPr>
+            <w:r/>
+            <w:r>
+              <w:rPr>
+                <w:rFonts w:ascii="Arial" w:hAnsi="Arial"/>
+                <w:b w:val="0"/>
+                <w:sz w:val="16"/>
+              </w:rPr>
+              <w:t>Индексировать заметки и названия текстовых полей локально. Protected-поля искать только после разблокировки, не показывая значение в выдаче.</w:t>
             </w:r>
           </w:p>
         </w:tc>
@@ -4759,7 +5870,7 @@
         </w:trPr>
         <w:tc>
           <w:tcPr>
-            <w:tcW w:type="dxa" w:w="420"/>
+            <w:tcW w:type="dxa" w:w="440"/>
             <w:vAlign w:val="center"/>
             <w:tcMar>
               <w:top w:w="70" w:type="dxa"/>
@@ -4786,7 +5897,7 @@
         </w:tc>
         <w:tc>
           <w:tcPr>
-            <w:tcW w:type="dxa" w:w="2220"/>
+            <w:tcW w:type="dxa" w:w="2560"/>
             <w:vAlign w:val="center"/>
             <w:tcMar>
               <w:top w:w="70" w:type="dxa"/>
@@ -4813,7 +5924,7 @@
         </w:tc>
         <w:tc>
           <w:tcPr>
-            <w:tcW w:type="dxa" w:w="1130"/>
+            <w:tcW w:type="dxa" w:w="1280"/>
             <w:vAlign w:val="center"/>
             <w:tcMar>
               <w:top w:w="70" w:type="dxa"/>
@@ -4841,7 +5952,7 @@
         </w:tc>
         <w:tc>
           <w:tcPr>
-            <w:tcW w:type="dxa" w:w="5590"/>
+            <w:tcW w:type="dxa" w:w="5300"/>
             <w:vAlign w:val="center"/>
             <w:tcMar>
               <w:top w:w="70" w:type="dxa"/>
@@ -4863,6 +5974,34 @@
                 <w:sz w:val="17"/>
               </w:rPr>
               <w:t>Создать записи с разными названиями в одной папке. Они должны отображаться по названию без учёта регистра.</w:t>
+            </w:r>
+          </w:p>
+        </w:tc>
+        <w:tc>
+          <w:tcPr>
+            <w:tcW w:type="dxa" w:w="4920"/>
+            <w:vAlign w:val="center"/>
+            <w:tcMar>
+              <w:top w:w="70" w:type="dxa"/>
+              <w:start w:w="100" w:type="dxa"/>
+              <w:bottom w:w="70" w:type="dxa"/>
+              <w:end w:w="100" w:type="dxa"/>
+            </w:tcMar>
+          </w:tcPr>
+          <w:p>
+            <w:pPr>
+              <w:spacing w:before="0" w:after="0" w:line="252" w:lineRule="auto"/>
+              <w:jc w:val="left"/>
+            </w:pPr>
+            <w:r/>
+            <w:r>
+              <w:rPr>
+                <w:rFonts w:ascii="Arial" w:hAnsi="Arial"/>
+                <w:b w:val="0"/>
+                <w:color w:val="555555"/>
+                <w:sz w:val="16"/>
+              </w:rPr>
+              <w:t>—</w:t>
             </w:r>
           </w:p>
         </w:tc>
@@ -4873,8 +6012,8 @@
         </w:trPr>
         <w:tc>
           <w:tcPr>
-            <w:tcW w:type="dxa" w:w="5590"/>
-            <w:gridSpan w:val="4"/>
+            <w:tcW w:type="dxa" w:w="4920"/>
+            <w:gridSpan w:val="5"/>
             <w:vAlign w:val="center"/>
             <w:tcMar>
               <w:top w:w="70" w:type="dxa"/>
@@ -4908,7 +6047,7 @@
         </w:trPr>
         <w:tc>
           <w:tcPr>
-            <w:tcW w:type="dxa" w:w="420"/>
+            <w:tcW w:type="dxa" w:w="440"/>
             <w:vAlign w:val="center"/>
             <w:tcMar>
               <w:top w:w="70" w:type="dxa"/>
@@ -4935,7 +6074,7 @@
         </w:tc>
         <w:tc>
           <w:tcPr>
-            <w:tcW w:type="dxa" w:w="2220"/>
+            <w:tcW w:type="dxa" w:w="2560"/>
             <w:vAlign w:val="center"/>
             <w:tcMar>
               <w:top w:w="70" w:type="dxa"/>
@@ -4962,7 +6101,7 @@
         </w:tc>
         <w:tc>
           <w:tcPr>
-            <w:tcW w:type="dxa" w:w="1130"/>
+            <w:tcW w:type="dxa" w:w="1280"/>
             <w:vAlign w:val="center"/>
             <w:tcMar>
               <w:top w:w="70" w:type="dxa"/>
@@ -4990,7 +6129,7 @@
         </w:tc>
         <w:tc>
           <w:tcPr>
-            <w:tcW w:type="dxa" w:w="5590"/>
+            <w:tcW w:type="dxa" w:w="5300"/>
             <w:vAlign w:val="center"/>
             <w:tcMar>
               <w:top w:w="70" w:type="dxa"/>
@@ -5012,6 +6151,34 @@
                 <w:sz w:val="17"/>
               </w:rPr>
               <w:t>В редакторе записи нажать значок кубика у поля «Пароль». Должен появиться новый случайный пароль длиной 18 символов с буквами, цифрами и символами.</w:t>
+            </w:r>
+          </w:p>
+        </w:tc>
+        <w:tc>
+          <w:tcPr>
+            <w:tcW w:type="dxa" w:w="4920"/>
+            <w:vAlign w:val="center"/>
+            <w:tcMar>
+              <w:top w:w="70" w:type="dxa"/>
+              <w:start w:w="100" w:type="dxa"/>
+              <w:bottom w:w="70" w:type="dxa"/>
+              <w:end w:w="100" w:type="dxa"/>
+            </w:tcMar>
+          </w:tcPr>
+          <w:p>
+            <w:pPr>
+              <w:spacing w:before="0" w:after="0" w:line="252" w:lineRule="auto"/>
+              <w:jc w:val="left"/>
+            </w:pPr>
+            <w:r/>
+            <w:r>
+              <w:rPr>
+                <w:rFonts w:ascii="Arial" w:hAnsi="Arial"/>
+                <w:b w:val="0"/>
+                <w:color w:val="555555"/>
+                <w:sz w:val="16"/>
+              </w:rPr>
+              <w:t>—</w:t>
             </w:r>
           </w:p>
         </w:tc>
@@ -5022,7 +6189,7 @@
         </w:trPr>
         <w:tc>
           <w:tcPr>
-            <w:tcW w:type="dxa" w:w="420"/>
+            <w:tcW w:type="dxa" w:w="440"/>
             <w:vAlign w:val="center"/>
             <w:tcMar>
               <w:top w:w="70" w:type="dxa"/>
@@ -5049,7 +6216,7 @@
         </w:tc>
         <w:tc>
           <w:tcPr>
-            <w:tcW w:type="dxa" w:w="2220"/>
+            <w:tcW w:type="dxa" w:w="2560"/>
             <w:vAlign w:val="center"/>
             <w:tcMar>
               <w:top w:w="70" w:type="dxa"/>
@@ -5076,7 +6243,7 @@
         </w:tc>
         <w:tc>
           <w:tcPr>
-            <w:tcW w:type="dxa" w:w="1130"/>
+            <w:tcW w:type="dxa" w:w="1280"/>
             <w:vAlign w:val="center"/>
             <w:tcMar>
               <w:top w:w="70" w:type="dxa"/>
@@ -5104,7 +6271,7 @@
         </w:tc>
         <w:tc>
           <w:tcPr>
-            <w:tcW w:type="dxa" w:w="5590"/>
+            <w:tcW w:type="dxa" w:w="5300"/>
             <w:vAlign w:val="center"/>
             <w:tcMar>
               <w:top w:w="70" w:type="dxa"/>
@@ -5126,6 +6293,34 @@
                 <w:sz w:val="17"/>
               </w:rPr>
               <w:t>В строке записи нажать значок глаза. Пароль должен показываться/скрываться без изменения записи.</w:t>
+            </w:r>
+          </w:p>
+        </w:tc>
+        <w:tc>
+          <w:tcPr>
+            <w:tcW w:type="dxa" w:w="4920"/>
+            <w:vAlign w:val="center"/>
+            <w:tcMar>
+              <w:top w:w="70" w:type="dxa"/>
+              <w:start w:w="100" w:type="dxa"/>
+              <w:bottom w:w="70" w:type="dxa"/>
+              <w:end w:w="100" w:type="dxa"/>
+            </w:tcMar>
+          </w:tcPr>
+          <w:p>
+            <w:pPr>
+              <w:spacing w:before="0" w:after="0" w:line="252" w:lineRule="auto"/>
+              <w:jc w:val="left"/>
+            </w:pPr>
+            <w:r/>
+            <w:r>
+              <w:rPr>
+                <w:rFonts w:ascii="Arial" w:hAnsi="Arial"/>
+                <w:b w:val="0"/>
+                <w:color w:val="555555"/>
+                <w:sz w:val="16"/>
+              </w:rPr>
+              <w:t>—</w:t>
             </w:r>
           </w:p>
         </w:tc>
@@ -5136,7 +6331,7 @@
         </w:trPr>
         <w:tc>
           <w:tcPr>
-            <w:tcW w:type="dxa" w:w="420"/>
+            <w:tcW w:type="dxa" w:w="440"/>
             <w:vAlign w:val="center"/>
             <w:tcMar>
               <w:top w:w="70" w:type="dxa"/>
@@ -5163,7 +6358,7 @@
         </w:tc>
         <w:tc>
           <w:tcPr>
-            <w:tcW w:type="dxa" w:w="2220"/>
+            <w:tcW w:type="dxa" w:w="2560"/>
             <w:vAlign w:val="center"/>
             <w:tcMar>
               <w:top w:w="70" w:type="dxa"/>
@@ -5190,7 +6385,7 @@
         </w:tc>
         <w:tc>
           <w:tcPr>
-            <w:tcW w:type="dxa" w:w="1130"/>
+            <w:tcW w:type="dxa" w:w="1280"/>
             <w:vAlign w:val="center"/>
             <w:tcMar>
               <w:top w:w="70" w:type="dxa"/>
@@ -5218,7 +6413,7 @@
         </w:tc>
         <w:tc>
           <w:tcPr>
-            <w:tcW w:type="dxa" w:w="5590"/>
+            <w:tcW w:type="dxa" w:w="5300"/>
             <w:vAlign w:val="center"/>
             <w:tcMar>
               <w:top w:w="70" w:type="dxa"/>
@@ -5240,6 +6435,34 @@
                 <w:sz w:val="17"/>
               </w:rPr>
               <w:t>В строке записи нажать значок копирования → вставить значение в тестовое поле. Должен вставиться пароль и появиться уведомление.</w:t>
+            </w:r>
+          </w:p>
+        </w:tc>
+        <w:tc>
+          <w:tcPr>
+            <w:tcW w:type="dxa" w:w="4920"/>
+            <w:vAlign w:val="center"/>
+            <w:tcMar>
+              <w:top w:w="70" w:type="dxa"/>
+              <w:start w:w="100" w:type="dxa"/>
+              <w:bottom w:w="70" w:type="dxa"/>
+              <w:end w:w="100" w:type="dxa"/>
+            </w:tcMar>
+          </w:tcPr>
+          <w:p>
+            <w:pPr>
+              <w:spacing w:before="0" w:after="0" w:line="252" w:lineRule="auto"/>
+              <w:jc w:val="left"/>
+            </w:pPr>
+            <w:r/>
+            <w:r>
+              <w:rPr>
+                <w:rFonts w:ascii="Arial" w:hAnsi="Arial"/>
+                <w:b w:val="0"/>
+                <w:color w:val="555555"/>
+                <w:sz w:val="16"/>
+              </w:rPr>
+              <w:t>—</w:t>
             </w:r>
           </w:p>
         </w:tc>
@@ -5250,7 +6473,7 @@
         </w:trPr>
         <w:tc>
           <w:tcPr>
-            <w:tcW w:type="dxa" w:w="420"/>
+            <w:tcW w:type="dxa" w:w="440"/>
             <w:vAlign w:val="center"/>
             <w:tcMar>
               <w:top w:w="70" w:type="dxa"/>
@@ -5277,7 +6500,7 @@
         </w:tc>
         <w:tc>
           <w:tcPr>
-            <w:tcW w:type="dxa" w:w="2220"/>
+            <w:tcW w:type="dxa" w:w="2560"/>
             <w:vAlign w:val="center"/>
             <w:tcMar>
               <w:top w:w="70" w:type="dxa"/>
@@ -5304,7 +6527,7 @@
         </w:tc>
         <w:tc>
           <w:tcPr>
-            <w:tcW w:type="dxa" w:w="1130"/>
+            <w:tcW w:type="dxa" w:w="1280"/>
             <w:vAlign w:val="center"/>
             <w:tcMar>
               <w:top w:w="70" w:type="dxa"/>
@@ -5332,7 +6555,7 @@
         </w:tc>
         <w:tc>
           <w:tcPr>
-            <w:tcW w:type="dxa" w:w="5590"/>
+            <w:tcW w:type="dxa" w:w="5300"/>
             <w:vAlign w:val="center"/>
             <w:tcMar>
               <w:top w:w="70" w:type="dxa"/>
@@ -5354,6 +6577,33 @@
                 <w:sz w:val="17"/>
               </w:rPr>
               <w:t>После копирования KeyKeep не очищает буфер по таймеру. Проверить как риск для публичного релиза.</w:t>
+            </w:r>
+          </w:p>
+        </w:tc>
+        <w:tc>
+          <w:tcPr>
+            <w:tcW w:type="dxa" w:w="4920"/>
+            <w:vAlign w:val="center"/>
+            <w:tcMar>
+              <w:top w:w="70" w:type="dxa"/>
+              <w:start w:w="100" w:type="dxa"/>
+              <w:bottom w:w="70" w:type="dxa"/>
+              <w:end w:w="100" w:type="dxa"/>
+            </w:tcMar>
+          </w:tcPr>
+          <w:p>
+            <w:pPr>
+              <w:spacing w:before="0" w:after="0" w:line="252" w:lineRule="auto"/>
+              <w:jc w:val="left"/>
+            </w:pPr>
+            <w:r/>
+            <w:r>
+              <w:rPr>
+                <w:rFonts w:ascii="Arial" w:hAnsi="Arial"/>
+                <w:b w:val="0"/>
+                <w:sz w:val="16"/>
+              </w:rPr>
+              <w:t>После копирования запускать таймер 30 секунд и очищать буфер, только если он всё ещё содержит скопированный пароль. Без новой кнопки.</w:t>
             </w:r>
           </w:p>
         </w:tc>
@@ -5364,7 +6614,7 @@
         </w:trPr>
         <w:tc>
           <w:tcPr>
-            <w:tcW w:type="dxa" w:w="420"/>
+            <w:tcW w:type="dxa" w:w="440"/>
             <w:vAlign w:val="center"/>
             <w:tcMar>
               <w:top w:w="70" w:type="dxa"/>
@@ -5391,7 +6641,7 @@
         </w:tc>
         <w:tc>
           <w:tcPr>
-            <w:tcW w:type="dxa" w:w="2220"/>
+            <w:tcW w:type="dxa" w:w="2560"/>
             <w:vAlign w:val="center"/>
             <w:tcMar>
               <w:top w:w="70" w:type="dxa"/>
@@ -5418,7 +6668,7 @@
         </w:tc>
         <w:tc>
           <w:tcPr>
-            <w:tcW w:type="dxa" w:w="1130"/>
+            <w:tcW w:type="dxa" w:w="1280"/>
             <w:vAlign w:val="center"/>
             <w:tcMar>
               <w:top w:w="70" w:type="dxa"/>
@@ -5446,7 +6696,7 @@
         </w:tc>
         <w:tc>
           <w:tcPr>
-            <w:tcW w:type="dxa" w:w="5590"/>
+            <w:tcW w:type="dxa" w:w="5300"/>
             <w:vAlign w:val="center"/>
             <w:tcMar>
               <w:top w:w="70" w:type="dxa"/>
@@ -5468,6 +6718,34 @@
                 <w:sz w:val="17"/>
               </w:rPr>
               <w:t>В редакторе добавить поле типа «TOTP (одноразовые коды)» с тестовым Base32-секретом → сохранить. В строке должен отображаться текущий шестизначный код.</w:t>
+            </w:r>
+          </w:p>
+        </w:tc>
+        <w:tc>
+          <w:tcPr>
+            <w:tcW w:type="dxa" w:w="4920"/>
+            <w:vAlign w:val="center"/>
+            <w:tcMar>
+              <w:top w:w="70" w:type="dxa"/>
+              <w:start w:w="100" w:type="dxa"/>
+              <w:bottom w:w="70" w:type="dxa"/>
+              <w:end w:w="100" w:type="dxa"/>
+            </w:tcMar>
+          </w:tcPr>
+          <w:p>
+            <w:pPr>
+              <w:spacing w:before="0" w:after="0" w:line="252" w:lineRule="auto"/>
+              <w:jc w:val="left"/>
+            </w:pPr>
+            <w:r/>
+            <w:r>
+              <w:rPr>
+                <w:rFonts w:ascii="Arial" w:hAnsi="Arial"/>
+                <w:b w:val="0"/>
+                <w:color w:val="555555"/>
+                <w:sz w:val="16"/>
+              </w:rPr>
+              <w:t>—</w:t>
             </w:r>
           </w:p>
         </w:tc>
@@ -5478,7 +6756,7 @@
         </w:trPr>
         <w:tc>
           <w:tcPr>
-            <w:tcW w:type="dxa" w:w="420"/>
+            <w:tcW w:type="dxa" w:w="440"/>
             <w:vAlign w:val="center"/>
             <w:tcMar>
               <w:top w:w="70" w:type="dxa"/>
@@ -5505,7 +6783,7 @@
         </w:tc>
         <w:tc>
           <w:tcPr>
-            <w:tcW w:type="dxa" w:w="2220"/>
+            <w:tcW w:type="dxa" w:w="2560"/>
             <w:vAlign w:val="center"/>
             <w:tcMar>
               <w:top w:w="70" w:type="dxa"/>
@@ -5532,7 +6810,7 @@
         </w:tc>
         <w:tc>
           <w:tcPr>
-            <w:tcW w:type="dxa" w:w="1130"/>
+            <w:tcW w:type="dxa" w:w="1280"/>
             <w:vAlign w:val="center"/>
             <w:tcMar>
               <w:top w:w="70" w:type="dxa"/>
@@ -5560,7 +6838,7 @@
         </w:tc>
         <w:tc>
           <w:tcPr>
-            <w:tcW w:type="dxa" w:w="5590"/>
+            <w:tcW w:type="dxa" w:w="5300"/>
             <w:vAlign w:val="center"/>
             <w:tcMar>
               <w:top w:w="70" w:type="dxa"/>
@@ -5582,6 +6860,34 @@
                 <w:sz w:val="17"/>
               </w:rPr>
               <w:t>Добавить TOTP с некорректным секретом → сохранить. В строке вместо кода должна отображаться «ошибка»; приложение не завершается.</w:t>
+            </w:r>
+          </w:p>
+        </w:tc>
+        <w:tc>
+          <w:tcPr>
+            <w:tcW w:type="dxa" w:w="4920"/>
+            <w:vAlign w:val="center"/>
+            <w:tcMar>
+              <w:top w:w="70" w:type="dxa"/>
+              <w:start w:w="100" w:type="dxa"/>
+              <w:bottom w:w="70" w:type="dxa"/>
+              <w:end w:w="100" w:type="dxa"/>
+            </w:tcMar>
+          </w:tcPr>
+          <w:p>
+            <w:pPr>
+              <w:spacing w:before="0" w:after="0" w:line="252" w:lineRule="auto"/>
+              <w:jc w:val="left"/>
+            </w:pPr>
+            <w:r/>
+            <w:r>
+              <w:rPr>
+                <w:rFonts w:ascii="Arial" w:hAnsi="Arial"/>
+                <w:b w:val="0"/>
+                <w:color w:val="555555"/>
+                <w:sz w:val="16"/>
+              </w:rPr>
+              <w:t>—</w:t>
             </w:r>
           </w:p>
         </w:tc>
@@ -5592,7 +6898,7 @@
         </w:trPr>
         <w:tc>
           <w:tcPr>
-            <w:tcW w:type="dxa" w:w="420"/>
+            <w:tcW w:type="dxa" w:w="440"/>
             <w:vAlign w:val="center"/>
             <w:tcMar>
               <w:top w:w="70" w:type="dxa"/>
@@ -5619,7 +6925,7 @@
         </w:tc>
         <w:tc>
           <w:tcPr>
-            <w:tcW w:type="dxa" w:w="2220"/>
+            <w:tcW w:type="dxa" w:w="2560"/>
             <w:vAlign w:val="center"/>
             <w:tcMar>
               <w:top w:w="70" w:type="dxa"/>
@@ -5646,7 +6952,7 @@
         </w:tc>
         <w:tc>
           <w:tcPr>
-            <w:tcW w:type="dxa" w:w="1130"/>
+            <w:tcW w:type="dxa" w:w="1280"/>
             <w:vAlign w:val="center"/>
             <w:tcMar>
               <w:top w:w="70" w:type="dxa"/>
@@ -5674,7 +6980,7 @@
         </w:tc>
         <w:tc>
           <w:tcPr>
-            <w:tcW w:type="dxa" w:w="5590"/>
+            <w:tcW w:type="dxa" w:w="5300"/>
             <w:vAlign w:val="center"/>
             <w:tcMar>
               <w:top w:w="70" w:type="dxa"/>
@@ -5696,6 +7002,34 @@
                 <w:sz w:val="17"/>
               </w:rPr>
               <w:t>Создать запись → изменить пароль → сохранить → в строке открыть ⋮ → «История пароля». Должны быть прежний пароль и время изменения.</w:t>
+            </w:r>
+          </w:p>
+        </w:tc>
+        <w:tc>
+          <w:tcPr>
+            <w:tcW w:type="dxa" w:w="4920"/>
+            <w:vAlign w:val="center"/>
+            <w:tcMar>
+              <w:top w:w="70" w:type="dxa"/>
+              <w:start w:w="100" w:type="dxa"/>
+              <w:bottom w:w="70" w:type="dxa"/>
+              <w:end w:w="100" w:type="dxa"/>
+            </w:tcMar>
+          </w:tcPr>
+          <w:p>
+            <w:pPr>
+              <w:spacing w:before="0" w:after="0" w:line="252" w:lineRule="auto"/>
+              <w:jc w:val="left"/>
+            </w:pPr>
+            <w:r/>
+            <w:r>
+              <w:rPr>
+                <w:rFonts w:ascii="Arial" w:hAnsi="Arial"/>
+                <w:b w:val="0"/>
+                <w:color w:val="555555"/>
+                <w:sz w:val="16"/>
+              </w:rPr>
+              <w:t>—</w:t>
             </w:r>
           </w:p>
         </w:tc>
@@ -5706,7 +7040,7 @@
         </w:trPr>
         <w:tc>
           <w:tcPr>
-            <w:tcW w:type="dxa" w:w="420"/>
+            <w:tcW w:type="dxa" w:w="440"/>
             <w:vAlign w:val="center"/>
             <w:tcMar>
               <w:top w:w="70" w:type="dxa"/>
@@ -5733,7 +7067,7 @@
         </w:tc>
         <w:tc>
           <w:tcPr>
-            <w:tcW w:type="dxa" w:w="2220"/>
+            <w:tcW w:type="dxa" w:w="2560"/>
             <w:vAlign w:val="center"/>
             <w:tcMar>
               <w:top w:w="70" w:type="dxa"/>
@@ -5760,7 +7094,7 @@
         </w:tc>
         <w:tc>
           <w:tcPr>
-            <w:tcW w:type="dxa" w:w="1130"/>
+            <w:tcW w:type="dxa" w:w="1280"/>
             <w:vAlign w:val="center"/>
             <w:tcMar>
               <w:top w:w="70" w:type="dxa"/>
@@ -5788,7 +7122,7 @@
         </w:tc>
         <w:tc>
           <w:tcPr>
-            <w:tcW w:type="dxa" w:w="5590"/>
+            <w:tcW w:type="dxa" w:w="5300"/>
             <w:vAlign w:val="center"/>
             <w:tcMar>
               <w:top w:w="70" w:type="dxa"/>
@@ -5810,6 +7144,33 @@
                 <w:sz w:val="17"/>
               </w:rPr>
               <w:t>Ведётся только история прежних паролей, а не версионирование логина, заметки, папки и пользовательских полей.</w:t>
+            </w:r>
+          </w:p>
+        </w:tc>
+        <w:tc>
+          <w:tcPr>
+            <w:tcW w:type="dxa" w:w="4920"/>
+            <w:vAlign w:val="center"/>
+            <w:tcMar>
+              <w:top w:w="70" w:type="dxa"/>
+              <w:start w:w="100" w:type="dxa"/>
+              <w:bottom w:w="70" w:type="dxa"/>
+              <w:end w:w="100" w:type="dxa"/>
+            </w:tcMar>
+          </w:tcPr>
+          <w:p>
+            <w:pPr>
+              <w:spacing w:before="0" w:after="0" w:line="252" w:lineRule="auto"/>
+              <w:jc w:val="left"/>
+            </w:pPr>
+            <w:r/>
+            <w:r>
+              <w:rPr>
+                <w:rFonts w:ascii="Arial" w:hAnsi="Arial"/>
+                <w:b w:val="0"/>
+                <w:sz w:val="16"/>
+              </w:rPr>
+              <w:t>Хранить неизменяемые ревизии всех полей записи. Открывать их через существующее ⋮ → «История», без отдельной кнопки на карточке.</w:t>
             </w:r>
           </w:p>
         </w:tc>
@@ -5820,8 +7181,8 @@
         </w:trPr>
         <w:tc>
           <w:tcPr>
-            <w:tcW w:type="dxa" w:w="5590"/>
-            <w:gridSpan w:val="4"/>
+            <w:tcW w:type="dxa" w:w="4920"/>
+            <w:gridSpan w:val="5"/>
             <w:vAlign w:val="center"/>
             <w:tcMar>
               <w:top w:w="70" w:type="dxa"/>
@@ -5855,7 +7216,7 @@
         </w:trPr>
         <w:tc>
           <w:tcPr>
-            <w:tcW w:type="dxa" w:w="420"/>
+            <w:tcW w:type="dxa" w:w="440"/>
             <w:vAlign w:val="center"/>
             <w:tcMar>
               <w:top w:w="70" w:type="dxa"/>
@@ -5882,7 +7243,7 @@
         </w:tc>
         <w:tc>
           <w:tcPr>
-            <w:tcW w:type="dxa" w:w="2220"/>
+            <w:tcW w:type="dxa" w:w="2560"/>
             <w:vAlign w:val="center"/>
             <w:tcMar>
               <w:top w:w="70" w:type="dxa"/>
@@ -5909,7 +7270,7 @@
         </w:tc>
         <w:tc>
           <w:tcPr>
-            <w:tcW w:type="dxa" w:w="1130"/>
+            <w:tcW w:type="dxa" w:w="1280"/>
             <w:vAlign w:val="center"/>
             <w:tcMar>
               <w:top w:w="70" w:type="dxa"/>
@@ -5937,7 +7298,7 @@
         </w:tc>
         <w:tc>
           <w:tcPr>
-            <w:tcW w:type="dxa" w:w="5590"/>
+            <w:tcW w:type="dxa" w:w="5300"/>
             <w:vAlign w:val="center"/>
             <w:tcMar>
               <w:top w:w="70" w:type="dxa"/>
@@ -5959,6 +7320,34 @@
                 <w:sz w:val="17"/>
               </w:rPr>
               <w:t>Настройки → Интеграции → «Яндекс Диск» → «Подключить Яндекс Диск» → подтвердить вход в браузере → вернуться в KeyKeep. Статус должен стать «подключён».</w:t>
+            </w:r>
+          </w:p>
+        </w:tc>
+        <w:tc>
+          <w:tcPr>
+            <w:tcW w:type="dxa" w:w="4920"/>
+            <w:vAlign w:val="center"/>
+            <w:tcMar>
+              <w:top w:w="70" w:type="dxa"/>
+              <w:start w:w="100" w:type="dxa"/>
+              <w:bottom w:w="70" w:type="dxa"/>
+              <w:end w:w="100" w:type="dxa"/>
+            </w:tcMar>
+          </w:tcPr>
+          <w:p>
+            <w:pPr>
+              <w:spacing w:before="0" w:after="0" w:line="252" w:lineRule="auto"/>
+              <w:jc w:val="left"/>
+            </w:pPr>
+            <w:r/>
+            <w:r>
+              <w:rPr>
+                <w:rFonts w:ascii="Arial" w:hAnsi="Arial"/>
+                <w:b w:val="0"/>
+                <w:color w:val="555555"/>
+                <w:sz w:val="16"/>
+              </w:rPr>
+              <w:t>—</w:t>
             </w:r>
           </w:p>
         </w:tc>
@@ -5969,7 +7358,7 @@
         </w:trPr>
         <w:tc>
           <w:tcPr>
-            <w:tcW w:type="dxa" w:w="420"/>
+            <w:tcW w:type="dxa" w:w="440"/>
             <w:vAlign w:val="center"/>
             <w:tcMar>
               <w:top w:w="70" w:type="dxa"/>
@@ -5996,7 +7385,7 @@
         </w:tc>
         <w:tc>
           <w:tcPr>
-            <w:tcW w:type="dxa" w:w="2220"/>
+            <w:tcW w:type="dxa" w:w="2560"/>
             <w:vAlign w:val="center"/>
             <w:tcMar>
               <w:top w:w="70" w:type="dxa"/>
@@ -6023,7 +7412,7 @@
         </w:tc>
         <w:tc>
           <w:tcPr>
-            <w:tcW w:type="dxa" w:w="1130"/>
+            <w:tcW w:type="dxa" w:w="1280"/>
             <w:vAlign w:val="center"/>
             <w:tcMar>
               <w:top w:w="70" w:type="dxa"/>
@@ -6051,7 +7440,7 @@
         </w:tc>
         <w:tc>
           <w:tcPr>
-            <w:tcW w:type="dxa" w:w="5590"/>
+            <w:tcW w:type="dxa" w:w="5300"/>
             <w:vAlign w:val="center"/>
             <w:tcMar>
               <w:top w:w="70" w:type="dxa"/>
@@ -6073,6 +7462,34 @@
                 <w:sz w:val="17"/>
               </w:rPr>
               <w:t>Настройки → Яндекс Диск → «Папка синхронизации» → выбрать существующую или указать новую папку → «Выбрать». Должен отображаться путь к keykeep-vault.kdbx.</w:t>
+            </w:r>
+          </w:p>
+        </w:tc>
+        <w:tc>
+          <w:tcPr>
+            <w:tcW w:type="dxa" w:w="4920"/>
+            <w:vAlign w:val="center"/>
+            <w:tcMar>
+              <w:top w:w="70" w:type="dxa"/>
+              <w:start w:w="100" w:type="dxa"/>
+              <w:bottom w:w="70" w:type="dxa"/>
+              <w:end w:w="100" w:type="dxa"/>
+            </w:tcMar>
+          </w:tcPr>
+          <w:p>
+            <w:pPr>
+              <w:spacing w:before="0" w:after="0" w:line="252" w:lineRule="auto"/>
+              <w:jc w:val="left"/>
+            </w:pPr>
+            <w:r/>
+            <w:r>
+              <w:rPr>
+                <w:rFonts w:ascii="Arial" w:hAnsi="Arial"/>
+                <w:b w:val="0"/>
+                <w:color w:val="555555"/>
+                <w:sz w:val="16"/>
+              </w:rPr>
+              <w:t>—</w:t>
             </w:r>
           </w:p>
         </w:tc>
@@ -6083,7 +7500,7 @@
         </w:trPr>
         <w:tc>
           <w:tcPr>
-            <w:tcW w:type="dxa" w:w="420"/>
+            <w:tcW w:type="dxa" w:w="440"/>
             <w:vAlign w:val="center"/>
             <w:tcMar>
               <w:top w:w="70" w:type="dxa"/>
@@ -6110,7 +7527,7 @@
         </w:tc>
         <w:tc>
           <w:tcPr>
-            <w:tcW w:type="dxa" w:w="2220"/>
+            <w:tcW w:type="dxa" w:w="2560"/>
             <w:vAlign w:val="center"/>
             <w:tcMar>
               <w:top w:w="70" w:type="dxa"/>
@@ -6137,7 +7554,7 @@
         </w:tc>
         <w:tc>
           <w:tcPr>
-            <w:tcW w:type="dxa" w:w="1130"/>
+            <w:tcW w:type="dxa" w:w="1280"/>
             <w:vAlign w:val="center"/>
             <w:tcMar>
               <w:top w:w="70" w:type="dxa"/>
@@ -6165,7 +7582,7 @@
         </w:tc>
         <w:tc>
           <w:tcPr>
-            <w:tcW w:type="dxa" w:w="5590"/>
+            <w:tcW w:type="dxa" w:w="5300"/>
             <w:vAlign w:val="center"/>
             <w:tcMar>
               <w:top w:w="70" w:type="dxa"/>
@@ -6187,6 +7604,34 @@
                 <w:sz w:val="17"/>
               </w:rPr>
               <w:t>После подключения открыть Яндекс Диск → «Загрузить локальное хранилище». В выбранной папке должен появиться/обновиться keykeep-vault.kdbx и снимок истории.</w:t>
+            </w:r>
+          </w:p>
+        </w:tc>
+        <w:tc>
+          <w:tcPr>
+            <w:tcW w:type="dxa" w:w="4920"/>
+            <w:vAlign w:val="center"/>
+            <w:tcMar>
+              <w:top w:w="70" w:type="dxa"/>
+              <w:start w:w="100" w:type="dxa"/>
+              <w:bottom w:w="70" w:type="dxa"/>
+              <w:end w:w="100" w:type="dxa"/>
+            </w:tcMar>
+          </w:tcPr>
+          <w:p>
+            <w:pPr>
+              <w:spacing w:before="0" w:after="0" w:line="252" w:lineRule="auto"/>
+              <w:jc w:val="left"/>
+            </w:pPr>
+            <w:r/>
+            <w:r>
+              <w:rPr>
+                <w:rFonts w:ascii="Arial" w:hAnsi="Arial"/>
+                <w:b w:val="0"/>
+                <w:color w:val="555555"/>
+                <w:sz w:val="16"/>
+              </w:rPr>
+              <w:t>—</w:t>
             </w:r>
           </w:p>
         </w:tc>
@@ -6197,7 +7642,7 @@
         </w:trPr>
         <w:tc>
           <w:tcPr>
-            <w:tcW w:type="dxa" w:w="420"/>
+            <w:tcW w:type="dxa" w:w="440"/>
             <w:vAlign w:val="center"/>
             <w:tcMar>
               <w:top w:w="70" w:type="dxa"/>
@@ -6224,7 +7669,7 @@
         </w:tc>
         <w:tc>
           <w:tcPr>
-            <w:tcW w:type="dxa" w:w="2220"/>
+            <w:tcW w:type="dxa" w:w="2560"/>
             <w:vAlign w:val="center"/>
             <w:tcMar>
               <w:top w:w="70" w:type="dxa"/>
@@ -6251,7 +7696,7 @@
         </w:tc>
         <w:tc>
           <w:tcPr>
-            <w:tcW w:type="dxa" w:w="1130"/>
+            <w:tcW w:type="dxa" w:w="1280"/>
             <w:vAlign w:val="center"/>
             <w:tcMar>
               <w:top w:w="70" w:type="dxa"/>
@@ -6279,7 +7724,7 @@
         </w:tc>
         <w:tc>
           <w:tcPr>
-            <w:tcW w:type="dxa" w:w="5590"/>
+            <w:tcW w:type="dxa" w:w="5300"/>
             <w:vAlign w:val="center"/>
             <w:tcMar>
               <w:top w:w="70" w:type="dxa"/>
@@ -6301,6 +7746,34 @@
                 <w:sz w:val="17"/>
               </w:rPr>
               <w:t>Подготовить облачную версию → «Восстановить хранилище с Диска» → сверить даты локальной и облачной версий → подтвердить. Данные должны быть заменены облачной версией.</w:t>
+            </w:r>
+          </w:p>
+        </w:tc>
+        <w:tc>
+          <w:tcPr>
+            <w:tcW w:type="dxa" w:w="4920"/>
+            <w:vAlign w:val="center"/>
+            <w:tcMar>
+              <w:top w:w="70" w:type="dxa"/>
+              <w:start w:w="100" w:type="dxa"/>
+              <w:bottom w:w="70" w:type="dxa"/>
+              <w:end w:w="100" w:type="dxa"/>
+            </w:tcMar>
+          </w:tcPr>
+          <w:p>
+            <w:pPr>
+              <w:spacing w:before="0" w:after="0" w:line="252" w:lineRule="auto"/>
+              <w:jc w:val="left"/>
+            </w:pPr>
+            <w:r/>
+            <w:r>
+              <w:rPr>
+                <w:rFonts w:ascii="Arial" w:hAnsi="Arial"/>
+                <w:b w:val="0"/>
+                <w:color w:val="555555"/>
+                <w:sz w:val="16"/>
+              </w:rPr>
+              <w:t>—</w:t>
             </w:r>
           </w:p>
         </w:tc>
@@ -6311,7 +7784,7 @@
         </w:trPr>
         <w:tc>
           <w:tcPr>
-            <w:tcW w:type="dxa" w:w="420"/>
+            <w:tcW w:type="dxa" w:w="440"/>
             <w:vAlign w:val="center"/>
             <w:tcMar>
               <w:top w:w="70" w:type="dxa"/>
@@ -6338,7 +7811,7 @@
         </w:tc>
         <w:tc>
           <w:tcPr>
-            <w:tcW w:type="dxa" w:w="2220"/>
+            <w:tcW w:type="dxa" w:w="2560"/>
             <w:vAlign w:val="center"/>
             <w:tcMar>
               <w:top w:w="70" w:type="dxa"/>
@@ -6365,7 +7838,7 @@
         </w:tc>
         <w:tc>
           <w:tcPr>
-            <w:tcW w:type="dxa" w:w="1130"/>
+            <w:tcW w:type="dxa" w:w="1280"/>
             <w:vAlign w:val="center"/>
             <w:tcMar>
               <w:top w:w="70" w:type="dxa"/>
@@ -6393,7 +7866,7 @@
         </w:tc>
         <w:tc>
           <w:tcPr>
-            <w:tcW w:type="dxa" w:w="5590"/>
+            <w:tcW w:type="dxa" w:w="5300"/>
             <w:vAlign w:val="center"/>
             <w:tcMar>
               <w:top w:w="70" w:type="dxa"/>
@@ -6415,6 +7888,34 @@
                 <w:sz w:val="17"/>
               </w:rPr>
               <w:t>Перед восстановлением убедиться, что есть локальное изменение → подтвердить замену. В истории Диска должен появиться снимок локальной базы до восстановления.</w:t>
+            </w:r>
+          </w:p>
+        </w:tc>
+        <w:tc>
+          <w:tcPr>
+            <w:tcW w:type="dxa" w:w="4920"/>
+            <w:vAlign w:val="center"/>
+            <w:tcMar>
+              <w:top w:w="70" w:type="dxa"/>
+              <w:start w:w="100" w:type="dxa"/>
+              <w:bottom w:w="70" w:type="dxa"/>
+              <w:end w:w="100" w:type="dxa"/>
+            </w:tcMar>
+          </w:tcPr>
+          <w:p>
+            <w:pPr>
+              <w:spacing w:before="0" w:after="0" w:line="252" w:lineRule="auto"/>
+              <w:jc w:val="left"/>
+            </w:pPr>
+            <w:r/>
+            <w:r>
+              <w:rPr>
+                <w:rFonts w:ascii="Arial" w:hAnsi="Arial"/>
+                <w:b w:val="0"/>
+                <w:color w:val="555555"/>
+                <w:sz w:val="16"/>
+              </w:rPr>
+              <w:t>—</w:t>
             </w:r>
           </w:p>
         </w:tc>
@@ -6425,7 +7926,7 @@
         </w:trPr>
         <w:tc>
           <w:tcPr>
-            <w:tcW w:type="dxa" w:w="420"/>
+            <w:tcW w:type="dxa" w:w="440"/>
             <w:vAlign w:val="center"/>
             <w:tcMar>
               <w:top w:w="70" w:type="dxa"/>
@@ -6452,7 +7953,7 @@
         </w:tc>
         <w:tc>
           <w:tcPr>
-            <w:tcW w:type="dxa" w:w="2220"/>
+            <w:tcW w:type="dxa" w:w="2560"/>
             <w:vAlign w:val="center"/>
             <w:tcMar>
               <w:top w:w="70" w:type="dxa"/>
@@ -6479,7 +7980,7 @@
         </w:tc>
         <w:tc>
           <w:tcPr>
-            <w:tcW w:type="dxa" w:w="1130"/>
+            <w:tcW w:type="dxa" w:w="1280"/>
             <w:vAlign w:val="center"/>
             <w:tcMar>
               <w:top w:w="70" w:type="dxa"/>
@@ -6507,7 +8008,7 @@
         </w:tc>
         <w:tc>
           <w:tcPr>
-            <w:tcW w:type="dxa" w:w="5590"/>
+            <w:tcW w:type="dxa" w:w="5300"/>
             <w:vAlign w:val="center"/>
             <w:tcMar>
               <w:top w:w="70" w:type="dxa"/>
@@ -6529,6 +8030,34 @@
                 <w:sz w:val="17"/>
               </w:rPr>
               <w:t>Настройки → Яндекс Диск → «История версий». Должны быть видны до пяти последних снимков с датой и размером.</w:t>
+            </w:r>
+          </w:p>
+        </w:tc>
+        <w:tc>
+          <w:tcPr>
+            <w:tcW w:type="dxa" w:w="4920"/>
+            <w:vAlign w:val="center"/>
+            <w:tcMar>
+              <w:top w:w="70" w:type="dxa"/>
+              <w:start w:w="100" w:type="dxa"/>
+              <w:bottom w:w="70" w:type="dxa"/>
+              <w:end w:w="100" w:type="dxa"/>
+            </w:tcMar>
+          </w:tcPr>
+          <w:p>
+            <w:pPr>
+              <w:spacing w:before="0" w:after="0" w:line="252" w:lineRule="auto"/>
+              <w:jc w:val="left"/>
+            </w:pPr>
+            <w:r/>
+            <w:r>
+              <w:rPr>
+                <w:rFonts w:ascii="Arial" w:hAnsi="Arial"/>
+                <w:b w:val="0"/>
+                <w:color w:val="555555"/>
+                <w:sz w:val="16"/>
+              </w:rPr>
+              <w:t>—</w:t>
             </w:r>
           </w:p>
         </w:tc>
@@ -6539,7 +8068,7 @@
         </w:trPr>
         <w:tc>
           <w:tcPr>
-            <w:tcW w:type="dxa" w:w="420"/>
+            <w:tcW w:type="dxa" w:w="440"/>
             <w:vAlign w:val="center"/>
             <w:tcMar>
               <w:top w:w="70" w:type="dxa"/>
@@ -6566,7 +8095,7 @@
         </w:tc>
         <w:tc>
           <w:tcPr>
-            <w:tcW w:type="dxa" w:w="2220"/>
+            <w:tcW w:type="dxa" w:w="2560"/>
             <w:vAlign w:val="center"/>
             <w:tcMar>
               <w:top w:w="70" w:type="dxa"/>
@@ -6593,7 +8122,7 @@
         </w:tc>
         <w:tc>
           <w:tcPr>
-            <w:tcW w:type="dxa" w:w="1130"/>
+            <w:tcW w:type="dxa" w:w="1280"/>
             <w:vAlign w:val="center"/>
             <w:tcMar>
               <w:top w:w="70" w:type="dxa"/>
@@ -6621,7 +8150,7 @@
         </w:tc>
         <w:tc>
           <w:tcPr>
-            <w:tcW w:type="dxa" w:w="5590"/>
+            <w:tcW w:type="dxa" w:w="5300"/>
             <w:vAlign w:val="center"/>
             <w:tcMar>
               <w:top w:w="70" w:type="dxa"/>
@@ -6643,6 +8172,33 @@
                 <w:sz w:val="17"/>
               </w:rPr>
               <w:t>Выбрать общую папку → загрузить KDBX → открыть keykeep-vault.kdbx в KeePass на ПК с тем же паролем. Обмен файлом возможен, но автоматической фоновой синхронизации нет.</w:t>
+            </w:r>
+          </w:p>
+        </w:tc>
+        <w:tc>
+          <w:tcPr>
+            <w:tcW w:type="dxa" w:w="4920"/>
+            <w:vAlign w:val="center"/>
+            <w:tcMar>
+              <w:top w:w="70" w:type="dxa"/>
+              <w:start w:w="100" w:type="dxa"/>
+              <w:bottom w:w="70" w:type="dxa"/>
+              <w:end w:w="100" w:type="dxa"/>
+            </w:tcMar>
+          </w:tcPr>
+          <w:p>
+            <w:pPr>
+              <w:spacing w:before="0" w:after="0" w:line="252" w:lineRule="auto"/>
+              <w:jc w:val="left"/>
+            </w:pPr>
+            <w:r/>
+            <w:r>
+              <w:rPr>
+                <w:rFonts w:ascii="Arial" w:hAnsi="Arial"/>
+                <w:b w:val="0"/>
+                <w:sz w:val="16"/>
+              </w:rPr>
+              <w:t>Добавить опциональную фоновую синхронизацию через WorkManager. Один переключатель «Автосинхронизация» — на уже существующем экране Яндекс Диска.</w:t>
             </w:r>
           </w:p>
         </w:tc>
@@ -6653,7 +8209,7 @@
         </w:trPr>
         <w:tc>
           <w:tcPr>
-            <w:tcW w:type="dxa" w:w="420"/>
+            <w:tcW w:type="dxa" w:w="440"/>
             <w:vAlign w:val="center"/>
             <w:tcMar>
               <w:top w:w="70" w:type="dxa"/>
@@ -6680,7 +8236,7 @@
         </w:tc>
         <w:tc>
           <w:tcPr>
-            <w:tcW w:type="dxa" w:w="2220"/>
+            <w:tcW w:type="dxa" w:w="2560"/>
             <w:vAlign w:val="center"/>
             <w:tcMar>
               <w:top w:w="70" w:type="dxa"/>
@@ -6707,7 +8263,7 @@
         </w:tc>
         <w:tc>
           <w:tcPr>
-            <w:tcW w:type="dxa" w:w="1130"/>
+            <w:tcW w:type="dxa" w:w="1280"/>
             <w:vAlign w:val="center"/>
             <w:tcMar>
               <w:top w:w="70" w:type="dxa"/>
@@ -6735,7 +8291,7 @@
         </w:tc>
         <w:tc>
           <w:tcPr>
-            <w:tcW w:type="dxa" w:w="5590"/>
+            <w:tcW w:type="dxa" w:w="5300"/>
             <w:vAlign w:val="center"/>
             <w:tcMar>
               <w:top w:w="70" w:type="dxa"/>
@@ -6757,6 +8313,33 @@
                 <w:sz w:val="17"/>
               </w:rPr>
               <w:t>Автоматического трёхстороннего merge по записям нет. При конкурирующих изменениях нужно выбрать версию из истории и перенести конфликт вручную.</w:t>
+            </w:r>
+          </w:p>
+        </w:tc>
+        <w:tc>
+          <w:tcPr>
+            <w:tcW w:type="dxa" w:w="4920"/>
+            <w:vAlign w:val="center"/>
+            <w:tcMar>
+              <w:top w:w="70" w:type="dxa"/>
+              <w:start w:w="100" w:type="dxa"/>
+              <w:bottom w:w="70" w:type="dxa"/>
+              <w:end w:w="100" w:type="dxa"/>
+            </w:tcMar>
+          </w:tcPr>
+          <w:p>
+            <w:pPr>
+              <w:spacing w:before="0" w:after="0" w:line="252" w:lineRule="auto"/>
+              <w:jc w:val="left"/>
+            </w:pPr>
+            <w:r/>
+            <w:r>
+              <w:rPr>
+                <w:rFonts w:ascii="Arial" w:hAnsi="Arial"/>
+                <w:b w:val="0"/>
+                <w:sz w:val="16"/>
+              </w:rPr>
+              <w:t>Ввести revision ID и время изменения на уровне полей; при конфликте показать один экран сравнения «Оставить локальное / облачное / объединить».</w:t>
             </w:r>
           </w:p>
         </w:tc>
@@ -6767,7 +8350,7 @@
         </w:trPr>
         <w:tc>
           <w:tcPr>
-            <w:tcW w:type="dxa" w:w="420"/>
+            <w:tcW w:type="dxa" w:w="440"/>
             <w:vAlign w:val="center"/>
             <w:tcMar>
               <w:top w:w="70" w:type="dxa"/>
@@ -6794,7 +8377,7 @@
         </w:tc>
         <w:tc>
           <w:tcPr>
-            <w:tcW w:type="dxa" w:w="2220"/>
+            <w:tcW w:type="dxa" w:w="2560"/>
             <w:vAlign w:val="center"/>
             <w:tcMar>
               <w:top w:w="70" w:type="dxa"/>
@@ -6821,7 +8404,7 @@
         </w:tc>
         <w:tc>
           <w:tcPr>
-            <w:tcW w:type="dxa" w:w="1130"/>
+            <w:tcW w:type="dxa" w:w="1280"/>
             <w:vAlign w:val="center"/>
             <w:tcMar>
               <w:top w:w="70" w:type="dxa"/>
@@ -6849,7 +8432,7 @@
         </w:tc>
         <w:tc>
           <w:tcPr>
-            <w:tcW w:type="dxa" w:w="5590"/>
+            <w:tcW w:type="dxa" w:w="5300"/>
             <w:vAlign w:val="center"/>
             <w:tcMar>
               <w:top w:w="70" w:type="dxa"/>
@@ -6871,6 +8454,34 @@
                 <w:sz w:val="17"/>
               </w:rPr>
               <w:t>Настройки → Яндекс Диск → «Отключить». Вернуться на экран; статус должен стать «не подключён».</w:t>
+            </w:r>
+          </w:p>
+        </w:tc>
+        <w:tc>
+          <w:tcPr>
+            <w:tcW w:type="dxa" w:w="4920"/>
+            <w:vAlign w:val="center"/>
+            <w:tcMar>
+              <w:top w:w="70" w:type="dxa"/>
+              <w:start w:w="100" w:type="dxa"/>
+              <w:bottom w:w="70" w:type="dxa"/>
+              <w:end w:w="100" w:type="dxa"/>
+            </w:tcMar>
+          </w:tcPr>
+          <w:p>
+            <w:pPr>
+              <w:spacing w:before="0" w:after="0" w:line="252" w:lineRule="auto"/>
+              <w:jc w:val="left"/>
+            </w:pPr>
+            <w:r/>
+            <w:r>
+              <w:rPr>
+                <w:rFonts w:ascii="Arial" w:hAnsi="Arial"/>
+                <w:b w:val="0"/>
+                <w:color w:val="555555"/>
+                <w:sz w:val="16"/>
+              </w:rPr>
+              <w:t>—</w:t>
             </w:r>
           </w:p>
         </w:tc>
@@ -6881,7 +8492,7 @@
         </w:trPr>
         <w:tc>
           <w:tcPr>
-            <w:tcW w:type="dxa" w:w="420"/>
+            <w:tcW w:type="dxa" w:w="440"/>
             <w:vAlign w:val="center"/>
             <w:tcMar>
               <w:top w:w="70" w:type="dxa"/>
@@ -6908,7 +8519,7 @@
         </w:tc>
         <w:tc>
           <w:tcPr>
-            <w:tcW w:type="dxa" w:w="2220"/>
+            <w:tcW w:type="dxa" w:w="2560"/>
             <w:vAlign w:val="center"/>
             <w:tcMar>
               <w:top w:w="70" w:type="dxa"/>
@@ -6935,7 +8546,7 @@
         </w:tc>
         <w:tc>
           <w:tcPr>
-            <w:tcW w:type="dxa" w:w="1130"/>
+            <w:tcW w:type="dxa" w:w="1280"/>
             <w:vAlign w:val="center"/>
             <w:tcMar>
               <w:top w:w="70" w:type="dxa"/>
@@ -6963,7 +8574,7 @@
         </w:tc>
         <w:tc>
           <w:tcPr>
-            <w:tcW w:type="dxa" w:w="5590"/>
+            <w:tcW w:type="dxa" w:w="5300"/>
             <w:vAlign w:val="center"/>
             <w:tcMar>
               <w:top w:w="70" w:type="dxa"/>
@@ -6985,6 +8596,33 @@
                 <w:sz w:val="17"/>
               </w:rPr>
               <w:t>Отключить сеть → выполнить загрузку/восстановление. Операция должна показать ошибку и не удалить локальные записи; повторить с сетью.</w:t>
+            </w:r>
+          </w:p>
+        </w:tc>
+        <w:tc>
+          <w:tcPr>
+            <w:tcW w:type="dxa" w:w="4920"/>
+            <w:vAlign w:val="center"/>
+            <w:tcMar>
+              <w:top w:w="70" w:type="dxa"/>
+              <w:start w:w="100" w:type="dxa"/>
+              <w:bottom w:w="70" w:type="dxa"/>
+              <w:end w:w="100" w:type="dxa"/>
+            </w:tcMar>
+          </w:tcPr>
+          <w:p>
+            <w:pPr>
+              <w:spacing w:before="0" w:after="0" w:line="252" w:lineRule="auto"/>
+              <w:jc w:val="left"/>
+            </w:pPr>
+            <w:r/>
+            <w:r>
+              <w:rPr>
+                <w:rFonts w:ascii="Arial" w:hAnsi="Arial"/>
+                <w:b w:val="0"/>
+                <w:sz w:val="16"/>
+              </w:rPr>
+              <w:t>Сохранять очередь синхронизации локально и повторять через WorkManager при появлении сети; показывать только ненавязчивый статус.</w:t>
             </w:r>
           </w:p>
         </w:tc>
@@ -6995,8 +8633,8 @@
         </w:trPr>
         <w:tc>
           <w:tcPr>
-            <w:tcW w:type="dxa" w:w="5590"/>
-            <w:gridSpan w:val="4"/>
+            <w:tcW w:type="dxa" w:w="4920"/>
+            <w:gridSpan w:val="5"/>
             <w:vAlign w:val="center"/>
             <w:tcMar>
               <w:top w:w="70" w:type="dxa"/>
@@ -7030,7 +8668,7 @@
         </w:trPr>
         <w:tc>
           <w:tcPr>
-            <w:tcW w:type="dxa" w:w="420"/>
+            <w:tcW w:type="dxa" w:w="440"/>
             <w:vAlign w:val="center"/>
             <w:tcMar>
               <w:top w:w="70" w:type="dxa"/>
@@ -7057,7 +8695,7 @@
         </w:tc>
         <w:tc>
           <w:tcPr>
-            <w:tcW w:type="dxa" w:w="2220"/>
+            <w:tcW w:type="dxa" w:w="2560"/>
             <w:vAlign w:val="center"/>
             <w:tcMar>
               <w:top w:w="70" w:type="dxa"/>
@@ -7084,7 +8722,7 @@
         </w:tc>
         <w:tc>
           <w:tcPr>
-            <w:tcW w:type="dxa" w:w="1130"/>
+            <w:tcW w:type="dxa" w:w="1280"/>
             <w:vAlign w:val="center"/>
             <w:tcMar>
               <w:top w:w="70" w:type="dxa"/>
@@ -7112,7 +8750,7 @@
         </w:tc>
         <w:tc>
           <w:tcPr>
-            <w:tcW w:type="dxa" w:w="5590"/>
+            <w:tcW w:type="dxa" w:w="5300"/>
             <w:vAlign w:val="center"/>
             <w:tcMar>
               <w:top w:w="70" w:type="dxa"/>
@@ -7134,6 +8772,34 @@
                 <w:sz w:val="17"/>
               </w:rPr>
               <w:t>Открыть Настройки → Интеграции → «MCP для ИИ». Переключатель «Локальный MCP-сервер» должен быть выключен.</w:t>
+            </w:r>
+          </w:p>
+        </w:tc>
+        <w:tc>
+          <w:tcPr>
+            <w:tcW w:type="dxa" w:w="4920"/>
+            <w:vAlign w:val="center"/>
+            <w:tcMar>
+              <w:top w:w="70" w:type="dxa"/>
+              <w:start w:w="100" w:type="dxa"/>
+              <w:bottom w:w="70" w:type="dxa"/>
+              <w:end w:w="100" w:type="dxa"/>
+            </w:tcMar>
+          </w:tcPr>
+          <w:p>
+            <w:pPr>
+              <w:spacing w:before="0" w:after="0" w:line="252" w:lineRule="auto"/>
+              <w:jc w:val="left"/>
+            </w:pPr>
+            <w:r/>
+            <w:r>
+              <w:rPr>
+                <w:rFonts w:ascii="Arial" w:hAnsi="Arial"/>
+                <w:b w:val="0"/>
+                <w:color w:val="555555"/>
+                <w:sz w:val="16"/>
+              </w:rPr>
+              <w:t>—</w:t>
             </w:r>
           </w:p>
         </w:tc>
@@ -7144,7 +8810,7 @@
         </w:trPr>
         <w:tc>
           <w:tcPr>
-            <w:tcW w:type="dxa" w:w="420"/>
+            <w:tcW w:type="dxa" w:w="440"/>
             <w:vAlign w:val="center"/>
             <w:tcMar>
               <w:top w:w="70" w:type="dxa"/>
@@ -7171,7 +8837,7 @@
         </w:tc>
         <w:tc>
           <w:tcPr>
-            <w:tcW w:type="dxa" w:w="2220"/>
+            <w:tcW w:type="dxa" w:w="2560"/>
             <w:vAlign w:val="center"/>
             <w:tcMar>
               <w:top w:w="70" w:type="dxa"/>
@@ -7198,7 +8864,7 @@
         </w:tc>
         <w:tc>
           <w:tcPr>
-            <w:tcW w:type="dxa" w:w="1130"/>
+            <w:tcW w:type="dxa" w:w="1280"/>
             <w:vAlign w:val="center"/>
             <w:tcMar>
               <w:top w:w="70" w:type="dxa"/>
@@ -7226,7 +8892,7 @@
         </w:tc>
         <w:tc>
           <w:tcPr>
-            <w:tcW w:type="dxa" w:w="5590"/>
+            <w:tcW w:type="dxa" w:w="5300"/>
             <w:vAlign w:val="center"/>
             <w:tcMar>
               <w:top w:w="70" w:type="dxa"/>
@@ -7248,6 +8914,34 @@
                 <w:sz w:val="17"/>
               </w:rPr>
               <w:t>Разблокировать хранилище → Настройки → MCP для ИИ → включить сервер → «Скопировать команду для Codex». Должны отобразиться endpoint и команда.</w:t>
+            </w:r>
+          </w:p>
+        </w:tc>
+        <w:tc>
+          <w:tcPr>
+            <w:tcW w:type="dxa" w:w="4920"/>
+            <w:vAlign w:val="center"/>
+            <w:tcMar>
+              <w:top w:w="70" w:type="dxa"/>
+              <w:start w:w="100" w:type="dxa"/>
+              <w:bottom w:w="70" w:type="dxa"/>
+              <w:end w:w="100" w:type="dxa"/>
+            </w:tcMar>
+          </w:tcPr>
+          <w:p>
+            <w:pPr>
+              <w:spacing w:before="0" w:after="0" w:line="252" w:lineRule="auto"/>
+              <w:jc w:val="left"/>
+            </w:pPr>
+            <w:r/>
+            <w:r>
+              <w:rPr>
+                <w:rFonts w:ascii="Arial" w:hAnsi="Arial"/>
+                <w:b w:val="0"/>
+                <w:color w:val="555555"/>
+                <w:sz w:val="16"/>
+              </w:rPr>
+              <w:t>—</w:t>
             </w:r>
           </w:p>
         </w:tc>
@@ -7258,7 +8952,7 @@
         </w:trPr>
         <w:tc>
           <w:tcPr>
-            <w:tcW w:type="dxa" w:w="420"/>
+            <w:tcW w:type="dxa" w:w="440"/>
             <w:vAlign w:val="center"/>
             <w:tcMar>
               <w:top w:w="70" w:type="dxa"/>
@@ -7285,7 +8979,7 @@
         </w:tc>
         <w:tc>
           <w:tcPr>
-            <w:tcW w:type="dxa" w:w="2220"/>
+            <w:tcW w:type="dxa" w:w="2560"/>
             <w:vAlign w:val="center"/>
             <w:tcMar>
               <w:top w:w="70" w:type="dxa"/>
@@ -7312,7 +9006,7 @@
         </w:tc>
         <w:tc>
           <w:tcPr>
-            <w:tcW w:type="dxa" w:w="1130"/>
+            <w:tcW w:type="dxa" w:w="1280"/>
             <w:vAlign w:val="center"/>
             <w:tcMar>
               <w:top w:w="70" w:type="dxa"/>
@@ -7340,7 +9034,7 @@
         </w:tc>
         <w:tc>
           <w:tcPr>
-            <w:tcW w:type="dxa" w:w="5590"/>
+            <w:tcW w:type="dxa" w:w="5300"/>
             <w:vAlign w:val="center"/>
             <w:tcMar>
               <w:top w:w="70" w:type="dxa"/>
@@ -7362,6 +9056,34 @@
                 <w:sz w:val="17"/>
               </w:rPr>
               <w:t>Подключить тестовый MCP-клиент → запросить пароль или protected field. На телефоне должно появиться подтверждение; без него значение не выдаётся.</w:t>
+            </w:r>
+          </w:p>
+        </w:tc>
+        <w:tc>
+          <w:tcPr>
+            <w:tcW w:type="dxa" w:w="4920"/>
+            <w:vAlign w:val="center"/>
+            <w:tcMar>
+              <w:top w:w="70" w:type="dxa"/>
+              <w:start w:w="100" w:type="dxa"/>
+              <w:bottom w:w="70" w:type="dxa"/>
+              <w:end w:w="100" w:type="dxa"/>
+            </w:tcMar>
+          </w:tcPr>
+          <w:p>
+            <w:pPr>
+              <w:spacing w:before="0" w:after="0" w:line="252" w:lineRule="auto"/>
+              <w:jc w:val="left"/>
+            </w:pPr>
+            <w:r/>
+            <w:r>
+              <w:rPr>
+                <w:rFonts w:ascii="Arial" w:hAnsi="Arial"/>
+                <w:b w:val="0"/>
+                <w:color w:val="555555"/>
+                <w:sz w:val="16"/>
+              </w:rPr>
+              <w:t>—</w:t>
             </w:r>
           </w:p>
         </w:tc>
@@ -7372,7 +9094,7 @@
         </w:trPr>
         <w:tc>
           <w:tcPr>
-            <w:tcW w:type="dxa" w:w="420"/>
+            <w:tcW w:type="dxa" w:w="440"/>
             <w:vAlign w:val="center"/>
             <w:tcMar>
               <w:top w:w="70" w:type="dxa"/>
@@ -7399,7 +9121,7 @@
         </w:tc>
         <w:tc>
           <w:tcPr>
-            <w:tcW w:type="dxa" w:w="2220"/>
+            <w:tcW w:type="dxa" w:w="2560"/>
             <w:vAlign w:val="center"/>
             <w:tcMar>
               <w:top w:w="70" w:type="dxa"/>
@@ -7426,7 +9148,7 @@
         </w:tc>
         <w:tc>
           <w:tcPr>
-            <w:tcW w:type="dxa" w:w="1130"/>
+            <w:tcW w:type="dxa" w:w="1280"/>
             <w:vAlign w:val="center"/>
             <w:tcMar>
               <w:top w:w="70" w:type="dxa"/>
@@ -7454,7 +9176,7 @@
         </w:tc>
         <w:tc>
           <w:tcPr>
-            <w:tcW w:type="dxa" w:w="5590"/>
+            <w:tcW w:type="dxa" w:w="5300"/>
             <w:vAlign w:val="center"/>
             <w:tcMar>
               <w:top w:w="70" w:type="dxa"/>
@@ -7476,6 +9198,34 @@
                 <w:sz w:val="17"/>
               </w:rPr>
               <w:t>В MCP включить «Разрешить редактирование» → выполнить upsert записи из клиента. На телефоне требуется подтверждение каждой операции.</w:t>
+            </w:r>
+          </w:p>
+        </w:tc>
+        <w:tc>
+          <w:tcPr>
+            <w:tcW w:type="dxa" w:w="4920"/>
+            <w:vAlign w:val="center"/>
+            <w:tcMar>
+              <w:top w:w="70" w:type="dxa"/>
+              <w:start w:w="100" w:type="dxa"/>
+              <w:bottom w:w="70" w:type="dxa"/>
+              <w:end w:w="100" w:type="dxa"/>
+            </w:tcMar>
+          </w:tcPr>
+          <w:p>
+            <w:pPr>
+              <w:spacing w:before="0" w:after="0" w:line="252" w:lineRule="auto"/>
+              <w:jc w:val="left"/>
+            </w:pPr>
+            <w:r/>
+            <w:r>
+              <w:rPr>
+                <w:rFonts w:ascii="Arial" w:hAnsi="Arial"/>
+                <w:b w:val="0"/>
+                <w:color w:val="555555"/>
+                <w:sz w:val="16"/>
+              </w:rPr>
+              <w:t>—</w:t>
             </w:r>
           </w:p>
         </w:tc>
@@ -7486,7 +9236,7 @@
         </w:trPr>
         <w:tc>
           <w:tcPr>
-            <w:tcW w:type="dxa" w:w="420"/>
+            <w:tcW w:type="dxa" w:w="440"/>
             <w:vAlign w:val="center"/>
             <w:tcMar>
               <w:top w:w="70" w:type="dxa"/>
@@ -7513,7 +9263,7 @@
         </w:tc>
         <w:tc>
           <w:tcPr>
-            <w:tcW w:type="dxa" w:w="2220"/>
+            <w:tcW w:type="dxa" w:w="2560"/>
             <w:vAlign w:val="center"/>
             <w:tcMar>
               <w:top w:w="70" w:type="dxa"/>
@@ -7540,7 +9290,7 @@
         </w:tc>
         <w:tc>
           <w:tcPr>
-            <w:tcW w:type="dxa" w:w="1130"/>
+            <w:tcW w:type="dxa" w:w="1280"/>
             <w:vAlign w:val="center"/>
             <w:tcMar>
               <w:top w:w="70" w:type="dxa"/>
@@ -7568,7 +9318,7 @@
         </w:tc>
         <w:tc>
           <w:tcPr>
-            <w:tcW w:type="dxa" w:w="5590"/>
+            <w:tcW w:type="dxa" w:w="5300"/>
             <w:vAlign w:val="center"/>
             <w:tcMar>
               <w:top w:w="70" w:type="dxa"/>
@@ -7590,6 +9340,34 @@
                 <w:sz w:val="17"/>
               </w:rPr>
               <w:t>Включить MCP → заблокировать KeyKeep или свернуть приложение → попытаться обратиться к endpoint. Сервер должен быть недоступен.</w:t>
+            </w:r>
+          </w:p>
+        </w:tc>
+        <w:tc>
+          <w:tcPr>
+            <w:tcW w:type="dxa" w:w="4920"/>
+            <w:vAlign w:val="center"/>
+            <w:tcMar>
+              <w:top w:w="70" w:type="dxa"/>
+              <w:start w:w="100" w:type="dxa"/>
+              <w:bottom w:w="70" w:type="dxa"/>
+              <w:end w:w="100" w:type="dxa"/>
+            </w:tcMar>
+          </w:tcPr>
+          <w:p>
+            <w:pPr>
+              <w:spacing w:before="0" w:after="0" w:line="252" w:lineRule="auto"/>
+              <w:jc w:val="left"/>
+            </w:pPr>
+            <w:r/>
+            <w:r>
+              <w:rPr>
+                <w:rFonts w:ascii="Arial" w:hAnsi="Arial"/>
+                <w:b w:val="0"/>
+                <w:color w:val="555555"/>
+                <w:sz w:val="16"/>
+              </w:rPr>
+              <w:t>—</w:t>
             </w:r>
           </w:p>
         </w:tc>
@@ -7600,7 +9378,7 @@
         </w:trPr>
         <w:tc>
           <w:tcPr>
-            <w:tcW w:type="dxa" w:w="420"/>
+            <w:tcW w:type="dxa" w:w="440"/>
             <w:vAlign w:val="center"/>
             <w:tcMar>
               <w:top w:w="70" w:type="dxa"/>
@@ -7627,7 +9405,7 @@
         </w:tc>
         <w:tc>
           <w:tcPr>
-            <w:tcW w:type="dxa" w:w="2220"/>
+            <w:tcW w:type="dxa" w:w="2560"/>
             <w:vAlign w:val="center"/>
             <w:tcMar>
               <w:top w:w="70" w:type="dxa"/>
@@ -7654,7 +9432,7 @@
         </w:tc>
         <w:tc>
           <w:tcPr>
-            <w:tcW w:type="dxa" w:w="1130"/>
+            <w:tcW w:type="dxa" w:w="1280"/>
             <w:vAlign w:val="center"/>
             <w:tcMar>
               <w:top w:w="70" w:type="dxa"/>
@@ -7682,7 +9460,7 @@
         </w:tc>
         <w:tc>
           <w:tcPr>
-            <w:tcW w:type="dxa" w:w="5590"/>
+            <w:tcW w:type="dxa" w:w="5300"/>
             <w:vAlign w:val="center"/>
             <w:tcMar>
               <w:top w:w="70" w:type="dxa"/>
@@ -7704,6 +9482,34 @@
                 <w:sz w:val="17"/>
               </w:rPr>
               <w:t>Настройки → MCP для ИИ → «Обновить ключ доступа» → подтвердить. Старая команда должна перестать работать; скопировать новую.</w:t>
+            </w:r>
+          </w:p>
+        </w:tc>
+        <w:tc>
+          <w:tcPr>
+            <w:tcW w:type="dxa" w:w="4920"/>
+            <w:vAlign w:val="center"/>
+            <w:tcMar>
+              <w:top w:w="70" w:type="dxa"/>
+              <w:start w:w="100" w:type="dxa"/>
+              <w:bottom w:w="70" w:type="dxa"/>
+              <w:end w:w="100" w:type="dxa"/>
+            </w:tcMar>
+          </w:tcPr>
+          <w:p>
+            <w:pPr>
+              <w:spacing w:before="0" w:after="0" w:line="252" w:lineRule="auto"/>
+              <w:jc w:val="left"/>
+            </w:pPr>
+            <w:r/>
+            <w:r>
+              <w:rPr>
+                <w:rFonts w:ascii="Arial" w:hAnsi="Arial"/>
+                <w:b w:val="0"/>
+                <w:color w:val="555555"/>
+                <w:sz w:val="16"/>
+              </w:rPr>
+              <w:t>—</w:t>
             </w:r>
           </w:p>
         </w:tc>
@@ -7714,8 +9520,8 @@
         </w:trPr>
         <w:tc>
           <w:tcPr>
-            <w:tcW w:type="dxa" w:w="5590"/>
-            <w:gridSpan w:val="4"/>
+            <w:tcW w:type="dxa" w:w="4920"/>
+            <w:gridSpan w:val="5"/>
             <w:vAlign w:val="center"/>
             <w:tcMar>
               <w:top w:w="70" w:type="dxa"/>
@@ -7749,7 +9555,7 @@
         </w:trPr>
         <w:tc>
           <w:tcPr>
-            <w:tcW w:type="dxa" w:w="420"/>
+            <w:tcW w:type="dxa" w:w="440"/>
             <w:vAlign w:val="center"/>
             <w:tcMar>
               <w:top w:w="70" w:type="dxa"/>
@@ -7776,7 +9582,7 @@
         </w:tc>
         <w:tc>
           <w:tcPr>
-            <w:tcW w:type="dxa" w:w="2220"/>
+            <w:tcW w:type="dxa" w:w="2560"/>
             <w:vAlign w:val="center"/>
             <w:tcMar>
               <w:top w:w="70" w:type="dxa"/>
@@ -7803,7 +9609,7 @@
         </w:tc>
         <w:tc>
           <w:tcPr>
-            <w:tcW w:type="dxa" w:w="1130"/>
+            <w:tcW w:type="dxa" w:w="1280"/>
             <w:vAlign w:val="center"/>
             <w:tcMar>
               <w:top w:w="70" w:type="dxa"/>
@@ -7831,7 +9637,7 @@
         </w:tc>
         <w:tc>
           <w:tcPr>
-            <w:tcW w:type="dxa" w:w="5590"/>
+            <w:tcW w:type="dxa" w:w="5300"/>
             <w:vAlign w:val="center"/>
             <w:tcMar>
               <w:top w:w="70" w:type="dxa"/>
@@ -7853,6 +9659,34 @@
                 <w:sz w:val="17"/>
               </w:rPr>
               <w:t>Создать запись → полностью закрыть приложение → открыть и разблокировать. Запись, папка и пользовательские поля должны сохраниться.</w:t>
+            </w:r>
+          </w:p>
+        </w:tc>
+        <w:tc>
+          <w:tcPr>
+            <w:tcW w:type="dxa" w:w="4920"/>
+            <w:vAlign w:val="center"/>
+            <w:tcMar>
+              <w:top w:w="70" w:type="dxa"/>
+              <w:start w:w="100" w:type="dxa"/>
+              <w:bottom w:w="70" w:type="dxa"/>
+              <w:end w:w="100" w:type="dxa"/>
+            </w:tcMar>
+          </w:tcPr>
+          <w:p>
+            <w:pPr>
+              <w:spacing w:before="0" w:after="0" w:line="252" w:lineRule="auto"/>
+              <w:jc w:val="left"/>
+            </w:pPr>
+            <w:r/>
+            <w:r>
+              <w:rPr>
+                <w:rFonts w:ascii="Arial" w:hAnsi="Arial"/>
+                <w:b w:val="0"/>
+                <w:color w:val="555555"/>
+                <w:sz w:val="16"/>
+              </w:rPr>
+              <w:t>—</w:t>
             </w:r>
           </w:p>
         </w:tc>
@@ -7863,7 +9697,7 @@
         </w:trPr>
         <w:tc>
           <w:tcPr>
-            <w:tcW w:type="dxa" w:w="420"/>
+            <w:tcW w:type="dxa" w:w="440"/>
             <w:vAlign w:val="center"/>
             <w:tcMar>
               <w:top w:w="70" w:type="dxa"/>
@@ -7890,7 +9724,7 @@
         </w:tc>
         <w:tc>
           <w:tcPr>
-            <w:tcW w:type="dxa" w:w="2220"/>
+            <w:tcW w:type="dxa" w:w="2560"/>
             <w:vAlign w:val="center"/>
             <w:tcMar>
               <w:top w:w="70" w:type="dxa"/>
@@ -7917,7 +9751,7 @@
         </w:tc>
         <w:tc>
           <w:tcPr>
-            <w:tcW w:type="dxa" w:w="1130"/>
+            <w:tcW w:type="dxa" w:w="1280"/>
             <w:vAlign w:val="center"/>
             <w:tcMar>
               <w:top w:w="70" w:type="dxa"/>
@@ -7945,7 +9779,7 @@
         </w:tc>
         <w:tc>
           <w:tcPr>
-            <w:tcW w:type="dxa" w:w="5590"/>
+            <w:tcW w:type="dxa" w:w="5300"/>
             <w:vAlign w:val="center"/>
             <w:tcMar>
               <w:top w:w="70" w:type="dxa"/>
@@ -7967,6 +9801,33 @@
                 <w:sz w:val="17"/>
               </w:rPr>
               <w:t>На новом устройстве установить KeyKeep → импортировать ранее экспортированный KDBX либо восстановить KDBX с Диска. Автоматического восстановления без файла/Диска нет.</w:t>
+            </w:r>
+          </w:p>
+        </w:tc>
+        <w:tc>
+          <w:tcPr>
+            <w:tcW w:type="dxa" w:w="4920"/>
+            <w:vAlign w:val="center"/>
+            <w:tcMar>
+              <w:top w:w="70" w:type="dxa"/>
+              <w:start w:w="100" w:type="dxa"/>
+              <w:bottom w:w="70" w:type="dxa"/>
+              <w:end w:w="100" w:type="dxa"/>
+            </w:tcMar>
+          </w:tcPr>
+          <w:p>
+            <w:pPr>
+              <w:spacing w:before="0" w:after="0" w:line="252" w:lineRule="auto"/>
+              <w:jc w:val="left"/>
+            </w:pPr>
+            <w:r/>
+            <w:r>
+              <w:rPr>
+                <w:rFonts w:ascii="Arial" w:hAnsi="Arial"/>
+                <w:b w:val="0"/>
+                <w:sz w:val="16"/>
+              </w:rPr>
+              <w:t>В onboarding дать действия «Импортировать KDBX» и «Подключить Яндекс Диск». Не создавать серверный recovery-ключ.</w:t>
             </w:r>
           </w:p>
         </w:tc>
@@ -7977,7 +9838,7 @@
         </w:trPr>
         <w:tc>
           <w:tcPr>
-            <w:tcW w:type="dxa" w:w="420"/>
+            <w:tcW w:type="dxa" w:w="440"/>
             <w:vAlign w:val="center"/>
             <w:tcMar>
               <w:top w:w="70" w:type="dxa"/>
@@ -8004,7 +9865,7 @@
         </w:tc>
         <w:tc>
           <w:tcPr>
-            <w:tcW w:type="dxa" w:w="2220"/>
+            <w:tcW w:type="dxa" w:w="2560"/>
             <w:vAlign w:val="center"/>
             <w:tcMar>
               <w:top w:w="70" w:type="dxa"/>
@@ -8031,7 +9892,7 @@
         </w:tc>
         <w:tc>
           <w:tcPr>
-            <w:tcW w:type="dxa" w:w="1130"/>
+            <w:tcW w:type="dxa" w:w="1280"/>
             <w:vAlign w:val="center"/>
             <w:tcMar>
               <w:top w:w="70" w:type="dxa"/>
@@ -8059,7 +9920,7 @@
         </w:tc>
         <w:tc>
           <w:tcPr>
-            <w:tcW w:type="dxa" w:w="5590"/>
+            <w:tcW w:type="dxa" w:w="5300"/>
             <w:vAlign w:val="center"/>
             <w:tcMar>
               <w:top w:w="70" w:type="dxa"/>
@@ -8081,6 +9942,33 @@
                 <w:sz w:val="17"/>
               </w:rPr>
               <w:t>KeyKeep не регистрируется как Android Autofill Service и не подставляет логины/пароли в другие приложения.</w:t>
+            </w:r>
+          </w:p>
+        </w:tc>
+        <w:tc>
+          <w:tcPr>
+            <w:tcW w:type="dxa" w:w="4920"/>
+            <w:vAlign w:val="center"/>
+            <w:tcMar>
+              <w:top w:w="70" w:type="dxa"/>
+              <w:start w:w="100" w:type="dxa"/>
+              <w:bottom w:w="70" w:type="dxa"/>
+              <w:end w:w="100" w:type="dxa"/>
+            </w:tcMar>
+          </w:tcPr>
+          <w:p>
+            <w:pPr>
+              <w:spacing w:before="0" w:after="0" w:line="252" w:lineRule="auto"/>
+              <w:jc w:val="left"/>
+            </w:pPr>
+            <w:r/>
+            <w:r>
+              <w:rPr>
+                <w:rFonts w:ascii="Arial" w:hAnsi="Arial"/>
+                <w:b w:val="0"/>
+                <w:sz w:val="16"/>
+              </w:rPr>
+              <w:t>Реализовать Android AutofillService. В Настройках добавить один пункт «Автозаполнение», ведущий к системному разрешению.</w:t>
             </w:r>
           </w:p>
         </w:tc>
@@ -8091,7 +9979,7 @@
         </w:trPr>
         <w:tc>
           <w:tcPr>
-            <w:tcW w:type="dxa" w:w="420"/>
+            <w:tcW w:type="dxa" w:w="440"/>
             <w:vAlign w:val="center"/>
             <w:tcMar>
               <w:top w:w="70" w:type="dxa"/>
@@ -8118,7 +10006,7 @@
         </w:tc>
         <w:tc>
           <w:tcPr>
-            <w:tcW w:type="dxa" w:w="2220"/>
+            <w:tcW w:type="dxa" w:w="2560"/>
             <w:vAlign w:val="center"/>
             <w:tcMar>
               <w:top w:w="70" w:type="dxa"/>
@@ -8145,7 +10033,7 @@
         </w:tc>
         <w:tc>
           <w:tcPr>
-            <w:tcW w:type="dxa" w:w="1130"/>
+            <w:tcW w:type="dxa" w:w="1280"/>
             <w:vAlign w:val="center"/>
             <w:tcMar>
               <w:top w:w="70" w:type="dxa"/>
@@ -8173,7 +10061,7 @@
         </w:tc>
         <w:tc>
           <w:tcPr>
-            <w:tcW w:type="dxa" w:w="5590"/>
+            <w:tcW w:type="dxa" w:w="5300"/>
             <w:vAlign w:val="center"/>
             <w:tcMar>
               <w:top w:w="70" w:type="dxa"/>
@@ -8195,6 +10083,33 @@
                 <w:sz w:val="17"/>
               </w:rPr>
               <w:t>В записи сохраняется сайт, но нет запуска URL и интеграции с браузерным автозаполнением.</w:t>
+            </w:r>
+          </w:p>
+        </w:tc>
+        <w:tc>
+          <w:tcPr>
+            <w:tcW w:type="dxa" w:w="4920"/>
+            <w:vAlign w:val="center"/>
+            <w:tcMar>
+              <w:top w:w="70" w:type="dxa"/>
+              <w:start w:w="100" w:type="dxa"/>
+              <w:bottom w:w="70" w:type="dxa"/>
+              <w:end w:w="100" w:type="dxa"/>
+            </w:tcMar>
+          </w:tcPr>
+          <w:p>
+            <w:pPr>
+              <w:spacing w:before="0" w:after="0" w:line="252" w:lineRule="auto"/>
+              <w:jc w:val="left"/>
+            </w:pPr>
+            <w:r/>
+            <w:r>
+              <w:rPr>
+                <w:rFonts w:ascii="Arial" w:hAnsi="Arial"/>
+                <w:b w:val="0"/>
+                <w:sz w:val="16"/>
+              </w:rPr>
+              <w:t>Сделать сайт кликабельным и открыть Custom Tab. Автозаполнение закрывает ввод логина/пароля; новых кнопок на карточке не требуется.</w:t>
             </w:r>
           </w:p>
         </w:tc>
@@ -8205,7 +10120,7 @@
         </w:trPr>
         <w:tc>
           <w:tcPr>
-            <w:tcW w:type="dxa" w:w="420"/>
+            <w:tcW w:type="dxa" w:w="440"/>
             <w:vAlign w:val="center"/>
             <w:tcMar>
               <w:top w:w="70" w:type="dxa"/>
@@ -8232,7 +10147,7 @@
         </w:tc>
         <w:tc>
           <w:tcPr>
-            <w:tcW w:type="dxa" w:w="2220"/>
+            <w:tcW w:type="dxa" w:w="2560"/>
             <w:vAlign w:val="center"/>
             <w:tcMar>
               <w:top w:w="70" w:type="dxa"/>
@@ -8259,7 +10174,7 @@
         </w:tc>
         <w:tc>
           <w:tcPr>
-            <w:tcW w:type="dxa" w:w="1130"/>
+            <w:tcW w:type="dxa" w:w="1280"/>
             <w:vAlign w:val="center"/>
             <w:tcMar>
               <w:top w:w="70" w:type="dxa"/>
@@ -8287,7 +10202,7 @@
         </w:tc>
         <w:tc>
           <w:tcPr>
-            <w:tcW w:type="dxa" w:w="5590"/>
+            <w:tcW w:type="dxa" w:w="5300"/>
             <w:vAlign w:val="center"/>
             <w:tcMar>
               <w:top w:w="70" w:type="dxa"/>
@@ -8309,6 +10224,33 @@
                 <w:sz w:val="17"/>
               </w:rPr>
               <w:t>Нет заданного нормативного объёма, профилирования и нагрузочных тестов. Требуется отдельный тест, например 10 000 записей и 100 папок.</w:t>
+            </w:r>
+          </w:p>
+        </w:tc>
+        <w:tc>
+          <w:tcPr>
+            <w:tcW w:type="dxa" w:w="4920"/>
+            <w:vAlign w:val="center"/>
+            <w:tcMar>
+              <w:top w:w="70" w:type="dxa"/>
+              <w:start w:w="100" w:type="dxa"/>
+              <w:bottom w:w="70" w:type="dxa"/>
+              <w:end w:w="100" w:type="dxa"/>
+            </w:tcMar>
+          </w:tcPr>
+          <w:p>
+            <w:pPr>
+              <w:spacing w:before="0" w:after="0" w:line="252" w:lineRule="auto"/>
+              <w:jc w:val="left"/>
+            </w:pPr>
+            <w:r/>
+            <w:r>
+              <w:rPr>
+                <w:rFonts w:ascii="Arial" w:hAnsi="Arial"/>
+                <w:b w:val="0"/>
+                <w:sz w:val="16"/>
+              </w:rPr>
+              <w:t>Задать SLA: открытие 10 000 записей ≤2 с. Добавить нагрузочные тесты, lazy-list и профилирование памяти.</w:t>
             </w:r>
           </w:p>
         </w:tc>
@@ -8319,7 +10261,7 @@
         </w:trPr>
         <w:tc>
           <w:tcPr>
-            <w:tcW w:type="dxa" w:w="420"/>
+            <w:tcW w:type="dxa" w:w="440"/>
             <w:vAlign w:val="center"/>
             <w:tcMar>
               <w:top w:w="70" w:type="dxa"/>
@@ -8346,7 +10288,7 @@
         </w:tc>
         <w:tc>
           <w:tcPr>
-            <w:tcW w:type="dxa" w:w="2220"/>
+            <w:tcW w:type="dxa" w:w="2560"/>
             <w:vAlign w:val="center"/>
             <w:tcMar>
               <w:top w:w="70" w:type="dxa"/>
@@ -8373,7 +10315,7 @@
         </w:tc>
         <w:tc>
           <w:tcPr>
-            <w:tcW w:type="dxa" w:w="1130"/>
+            <w:tcW w:type="dxa" w:w="1280"/>
             <w:vAlign w:val="center"/>
             <w:tcMar>
               <w:top w:w="70" w:type="dxa"/>
@@ -8401,7 +10343,7 @@
         </w:tc>
         <w:tc>
           <w:tcPr>
-            <w:tcW w:type="dxa" w:w="5590"/>
+            <w:tcW w:type="dxa" w:w="5300"/>
             <w:vAlign w:val="center"/>
             <w:tcMar>
               <w:top w:w="70" w:type="dxa"/>
@@ -8423,6 +10365,33 @@
                 <w:sz w:val="17"/>
               </w:rPr>
               <w:t>Проверить TalkBack, порядок фокуса, масштаб шрифта 200% и контраст на реальном Android-устройстве. Специальных accessibility-тестов в проекте нет.</w:t>
+            </w:r>
+          </w:p>
+        </w:tc>
+        <w:tc>
+          <w:tcPr>
+            <w:tcW w:type="dxa" w:w="4920"/>
+            <w:vAlign w:val="center"/>
+            <w:tcMar>
+              <w:top w:w="70" w:type="dxa"/>
+              <w:start w:w="100" w:type="dxa"/>
+              <w:bottom w:w="70" w:type="dxa"/>
+              <w:end w:w="100" w:type="dxa"/>
+            </w:tcMar>
+          </w:tcPr>
+          <w:p>
+            <w:pPr>
+              <w:spacing w:before="0" w:after="0" w:line="252" w:lineRule="auto"/>
+              <w:jc w:val="left"/>
+            </w:pPr>
+            <w:r/>
+            <w:r>
+              <w:rPr>
+                <w:rFonts w:ascii="Arial" w:hAnsi="Arial"/>
+                <w:b w:val="0"/>
+                <w:sz w:val="16"/>
+              </w:rPr>
+              <w:t>Добавить Semantics/labels, проверку TalkBack и тесты на крупный шрифт; не менять плотность интерфейса.</w:t>
             </w:r>
           </w:p>
         </w:tc>
@@ -8433,7 +10402,7 @@
         </w:trPr>
         <w:tc>
           <w:tcPr>
-            <w:tcW w:type="dxa" w:w="420"/>
+            <w:tcW w:type="dxa" w:w="440"/>
             <w:vAlign w:val="center"/>
             <w:tcMar>
               <w:top w:w="70" w:type="dxa"/>
@@ -8460,7 +10429,7 @@
         </w:tc>
         <w:tc>
           <w:tcPr>
-            <w:tcW w:type="dxa" w:w="2220"/>
+            <w:tcW w:type="dxa" w:w="2560"/>
             <w:vAlign w:val="center"/>
             <w:tcMar>
               <w:top w:w="70" w:type="dxa"/>
@@ -8487,7 +10456,7 @@
         </w:tc>
         <w:tc>
           <w:tcPr>
-            <w:tcW w:type="dxa" w:w="1130"/>
+            <w:tcW w:type="dxa" w:w="1280"/>
             <w:vAlign w:val="center"/>
             <w:tcMar>
               <w:top w:w="70" w:type="dxa"/>
@@ -8515,7 +10484,7 @@
         </w:tc>
         <w:tc>
           <w:tcPr>
-            <w:tcW w:type="dxa" w:w="5590"/>
+            <w:tcW w:type="dxa" w:w="5300"/>
             <w:vAlign w:val="center"/>
             <w:tcMar>
               <w:top w:w="70" w:type="dxa"/>
@@ -8537,6 +10506,33 @@
                 <w:sz w:val="17"/>
               </w:rPr>
               <w:t>Приложение ориентировано на русский язык. Проверить на устройстве с русской и иной локалью; выбора языка и полной локализации нет.</w:t>
+            </w:r>
+          </w:p>
+        </w:tc>
+        <w:tc>
+          <w:tcPr>
+            <w:tcW w:type="dxa" w:w="4920"/>
+            <w:vAlign w:val="center"/>
+            <w:tcMar>
+              <w:top w:w="70" w:type="dxa"/>
+              <w:start w:w="100" w:type="dxa"/>
+              <w:bottom w:w="70" w:type="dxa"/>
+              <w:end w:w="100" w:type="dxa"/>
+            </w:tcMar>
+          </w:tcPr>
+          <w:p>
+            <w:pPr>
+              <w:spacing w:before="0" w:after="0" w:line="252" w:lineRule="auto"/>
+              <w:jc w:val="left"/>
+            </w:pPr>
+            <w:r/>
+            <w:r>
+              <w:rPr>
+                <w:rFonts w:ascii="Arial" w:hAnsi="Arial"/>
+                <w:b w:val="0"/>
+                <w:sz w:val="16"/>
+              </w:rPr>
+              <w:t>Перейти на Flutter gen-l10n; оставить русский первым языком, выбирать язык по системной локали.</w:t>
             </w:r>
           </w:p>
         </w:tc>
@@ -8547,7 +10543,7 @@
         </w:trPr>
         <w:tc>
           <w:tcPr>
-            <w:tcW w:type="dxa" w:w="420"/>
+            <w:tcW w:type="dxa" w:w="440"/>
             <w:vAlign w:val="center"/>
             <w:tcMar>
               <w:top w:w="70" w:type="dxa"/>
@@ -8574,7 +10570,7 @@
         </w:tc>
         <w:tc>
           <w:tcPr>
-            <w:tcW w:type="dxa" w:w="2220"/>
+            <w:tcW w:type="dxa" w:w="2560"/>
             <w:vAlign w:val="center"/>
             <w:tcMar>
               <w:top w:w="70" w:type="dxa"/>
@@ -8601,7 +10597,7 @@
         </w:tc>
         <w:tc>
           <w:tcPr>
-            <w:tcW w:type="dxa" w:w="1130"/>
+            <w:tcW w:type="dxa" w:w="1280"/>
             <w:vAlign w:val="center"/>
             <w:tcMar>
               <w:top w:w="70" w:type="dxa"/>
@@ -8629,7 +10625,7 @@
         </w:tc>
         <w:tc>
           <w:tcPr>
-            <w:tcW w:type="dxa" w:w="5590"/>
+            <w:tcW w:type="dxa" w:w="5300"/>
             <w:vAlign w:val="center"/>
             <w:tcMar>
               <w:top w:w="70" w:type="dxa"/>
@@ -8651,6 +10647,33 @@
                 <w:sz w:val="17"/>
               </w:rPr>
               <w:t>Текущий pipeline подписывает APK debug-ключом. Перед внешней публикацией нужен стабильный production-ключ и тест обновления поверх предыдущей production-версии.</w:t>
+            </w:r>
+          </w:p>
+        </w:tc>
+        <w:tc>
+          <w:tcPr>
+            <w:tcW w:type="dxa" w:w="4920"/>
+            <w:vAlign w:val="center"/>
+            <w:tcMar>
+              <w:top w:w="70" w:type="dxa"/>
+              <w:start w:w="100" w:type="dxa"/>
+              <w:bottom w:w="70" w:type="dxa"/>
+              <w:end w:w="100" w:type="dxa"/>
+            </w:tcMar>
+          </w:tcPr>
+          <w:p>
+            <w:pPr>
+              <w:spacing w:before="0" w:after="0" w:line="252" w:lineRule="auto"/>
+              <w:jc w:val="left"/>
+            </w:pPr>
+            <w:r/>
+            <w:r>
+              <w:rPr>
+                <w:rFonts w:ascii="Arial" w:hAnsi="Arial"/>
+                <w:b w:val="0"/>
+                <w:sz w:val="16"/>
+              </w:rPr>
+              <w:t>После production-подписи провести тест обновления поверх предыдущей версии на чистом устройстве и ввести его в release gate.</w:t>
             </w:r>
           </w:p>
         </w:tc>
@@ -8659,8 +10682,8 @@
     <w:sectPr>
       <w:headerReference w:type="default" r:id="rId9"/>
       <w:footerReference w:type="default" r:id="rId10"/>
-      <w:pgSz w:w="12240" w:h="15840"/>
-      <w:pgMar w:top="792" w:right="792" w:bottom="792" w:left="792" w:header="432" w:footer="432" w:gutter="0"/>
+      <w:pgSz w:w="15840" w:h="12240" w:orient="landscape"/>
+      <w:pgMar w:top="648" w:right="648" w:bottom="648" w:left="648" w:header="432" w:footer="432" w:gutter="0"/>
       <w:cols w:space="720"/>
       <w:docGrid w:linePitch="360"/>
     </w:sectPr>
